--- a/lessons/3-2/downloads/3-2-notes.docx
+++ b/lessons/3-2/downloads/3-2-notes.docx
@@ -363,6 +363,610 @@
         <w:rPr>
           <w:b/>
           <w:bCs/>
+          <w:color w:val="1FA6A2"/>
+          <w:sz w:val="26"/>
+          <w:szCs w:val="26"/>
+        </w:rPr>
+        <w:t xml:space="preserve">Turn &amp; Talk — Discussion Points  (Level 1 support · Level 2)</w:t>
+      </w:r>
+    </w:p>
+    <w:p>
+      <w:pPr>
+        <w:spacing w:after="60"/>
+      </w:pPr>
+      <w:r>
+        <w:rPr>
+          <w:i/>
+          <w:iCs/>
+          <w:color w:val="5F6F80"/>
+          <w:sz w:val="19"/>
+          <w:szCs w:val="19"/>
+        </w:rPr>
+        <w:t xml:space="preserve">Talk with a partner. Use the Level 1 stems if you need help getting started; try the Level 2 question when you are ready for more.</w:t>
+      </w:r>
+    </w:p>
+    <w:p>
+      <w:pPr>
+        <w:spacing w:after="60"/>
+      </w:pPr>
+      <w:r>
+        <w:rPr>
+          <w:b/>
+          <w:bCs/>
+          <w:color w:val="12355B"/>
+          <w:sz w:val="21"/>
+          <w:szCs w:val="21"/>
+        </w:rPr>
+        <w:t xml:space="preserve">1. [Launch] </w:t>
+      </w:r>
+      <w:r>
+        <w:rPr>
+          <w:b/>
+          <w:bCs/>
+          <w:sz w:val="21"/>
+          <w:szCs w:val="21"/>
+        </w:rPr>
+        <w:t xml:space="preserve">Chef Reyes's pancake batter uses 2 cups of mix for every 3 cups of milk. To feed 4 times as many people, what happens to BOTH ingredient amounts?</w:t>
+      </w:r>
+    </w:p>
+    <w:p>
+      <w:pPr>
+        <w:spacing w:after="60"/>
+      </w:pPr>
+      <w:r>
+        <w:rPr>
+          <w:b/>
+          <w:bCs/>
+          <w:color w:val="1FA6A2"/>
+          <w:sz w:val="20"/>
+          <w:szCs w:val="20"/>
+        </w:rPr>
+        <w:t xml:space="preserve">Level 1 — Start here: </w:t>
+      </w:r>
+      <w:r>
+        <w:rPr>
+          <w:sz w:val="20"/>
+          <w:szCs w:val="20"/>
+        </w:rPr>
+        <w:t xml:space="preserve">When the recipe gets 4 times bigger, both the mix and the milk get 4 times bigger.</w:t>
+      </w:r>
+    </w:p>
+    <w:p>
+      <w:pPr>
+        <w:spacing w:after="60"/>
+      </w:pPr>
+      <w:r>
+        <w:rPr>
+          <w:sz w:val="21"/>
+          <w:szCs w:val="21"/>
+        </w:rPr>
+        <w:t xml:space="preserve">When I make 4 batches, I multiply both ___ and ___ by ___.</w:t>
+      </w:r>
+      <w:r>
+        <w:rPr>
+          <w:i/>
+          <w:iCs/>
+          <w:color w:val="5F6F80"/>
+          <w:sz w:val="19"/>
+          <w:szCs w:val="19"/>
+        </w:rPr>
+        <w:br/>
+        <w:t xml:space="preserve">
+Cuando hago 4 tandas, multiplico tanto ___ como ___ por ___.</w:t>
+      </w:r>
+    </w:p>
+    <w:p>
+      <w:pPr>
+        <w:spacing w:after="60"/>
+      </w:pPr>
+      <w:r>
+        <w:rPr>
+          <w:sz w:val="21"/>
+          <w:szCs w:val="21"/>
+        </w:rPr>
+        <w:t xml:space="preserve">The ratio stays the same because ___.</w:t>
+      </w:r>
+      <w:r>
+        <w:rPr>
+          <w:i/>
+          <w:iCs/>
+          <w:color w:val="5F6F80"/>
+          <w:sz w:val="19"/>
+          <w:szCs w:val="19"/>
+        </w:rPr>
+        <w:br/>
+        <w:t xml:space="preserve">
+La razón se mantiene igual porque ___.</w:t>
+      </w:r>
+    </w:p>
+    <w:p>
+      <w:pPr>
+        <w:spacing w:after="60"/>
+      </w:pPr>
+      <w:r>
+        <w:rPr>
+          <w:b/>
+          <w:bCs/>
+          <w:color w:val="12355B"/>
+          <w:sz w:val="20"/>
+          <w:szCs w:val="20"/>
+        </w:rPr>
+        <w:t xml:space="preserve">Word bank: </w:t>
+      </w:r>
+      <w:r>
+        <w:rPr>
+          <w:color w:val="1FA6A2"/>
+          <w:sz w:val="20"/>
+          <w:szCs w:val="20"/>
+        </w:rPr>
+        <w:t xml:space="preserve">Ratio table, Equivalent ratio, Scale factor</w:t>
+      </w:r>
+    </w:p>
+    <w:p>
+      <w:pPr>
+        <w:spacing w:after="60"/>
+      </w:pPr>
+      <w:r>
+        <w:rPr>
+          <w:b/>
+          <w:bCs/>
+          <w:color w:val="12355B"/>
+          <w:sz w:val="19"/>
+          <w:szCs w:val="19"/>
+        </w:rPr>
+        <w:t xml:space="preserve">Listen for: </w:t>
+      </w:r>
+      <w:r>
+        <w:rPr>
+          <w:i/>
+          <w:iCs/>
+          <w:color w:val="5F6F80"/>
+          <w:sz w:val="19"/>
+          <w:szCs w:val="19"/>
+        </w:rPr>
+        <w:t xml:space="preserve">A strong answer says BOTH quantities are multiplied by the same number (4), so 2:3 becomes 8:12, keeping the ratio equivalent.</w:t>
+      </w:r>
+    </w:p>
+    <w:p>
+      <w:pPr>
+        <w:spacing w:after="60"/>
+      </w:pPr>
+      <w:r>
+        <w:rPr>
+          <w:b/>
+          <w:bCs/>
+          <w:color w:val="9A6B12"/>
+          <w:sz w:val="20"/>
+          <w:szCs w:val="20"/>
+        </w:rPr>
+        <w:t xml:space="preserve">Level 2: </w:t>
+      </w:r>
+      <w:r>
+        <w:rPr>
+          <w:sz w:val="20"/>
+          <w:szCs w:val="20"/>
+        </w:rPr>
+        <w:t xml:space="preserve">Explain why you cannot just add 4 to the mix and 4 to the milk to feed 4 times as many people. Use the words equivalent ratio.</w:t>
+      </w:r>
+    </w:p>
+    <w:p>
+      <w:pPr>
+        <w:spacing w:after="60"/>
+        <w:ind w:left="360"/>
+      </w:pPr>
+      <w:r>
+        <w:rPr>
+          <w:sz w:val="20"/>
+          <w:szCs w:val="20"/>
+        </w:rPr>
+        <w:t xml:space="preserve">• Adding the same number to both does not work because ___.</w:t>
+      </w:r>
+    </w:p>
+    <w:p>
+      <w:pPr>
+        <w:spacing w:after="60"/>
+        <w:ind w:left="360"/>
+      </w:pPr>
+      <w:r>
+        <w:rPr>
+          <w:sz w:val="20"/>
+          <w:szCs w:val="20"/>
+        </w:rPr>
+        <w:t xml:space="preserve">• To keep an equivalent ratio I must ___ both parts, not ___.</w:t>
+      </w:r>
+    </w:p>
+    <w:p>
+      <w:pPr>
+        <w:spacing w:after="60"/>
+      </w:pPr>
+      <w:r>
+        <w:rPr>
+          <w:b/>
+          <w:bCs/>
+          <w:color w:val="12355B"/>
+          <w:sz w:val="21"/>
+          <w:szCs w:val="21"/>
+        </w:rPr>
+        <w:t xml:space="preserve">2. [Explore] </w:t>
+      </w:r>
+      <w:r>
+        <w:rPr>
+          <w:b/>
+          <w:bCs/>
+          <w:sz w:val="21"/>
+          <w:szCs w:val="21"/>
+        </w:rPr>
+        <w:t xml:space="preserve">In your pancake ratio table, how did you find each new row from the 2:3 starting row?</w:t>
+      </w:r>
+    </w:p>
+    <w:p>
+      <w:pPr>
+        <w:spacing w:after="60"/>
+      </w:pPr>
+      <w:r>
+        <w:rPr>
+          <w:b/>
+          <w:bCs/>
+          <w:color w:val="1FA6A2"/>
+          <w:sz w:val="20"/>
+          <w:szCs w:val="20"/>
+        </w:rPr>
+        <w:t xml:space="preserve">Level 1 — Start here: </w:t>
+      </w:r>
+      <w:r>
+        <w:rPr>
+          <w:sz w:val="20"/>
+          <w:szCs w:val="20"/>
+        </w:rPr>
+        <w:t xml:space="preserve">I multiplied both 2 and 3 by the same scale factor to get each new row.</w:t>
+      </w:r>
+    </w:p>
+    <w:p>
+      <w:pPr>
+        <w:spacing w:after="60"/>
+      </w:pPr>
+      <w:r>
+        <w:rPr>
+          <w:sz w:val="21"/>
+          <w:szCs w:val="21"/>
+        </w:rPr>
+        <w:t xml:space="preserve">I multiplied both numbers by ___ to get ___.</w:t>
+      </w:r>
+      <w:r>
+        <w:rPr>
+          <w:i/>
+          <w:iCs/>
+          <w:color w:val="5F6F80"/>
+          <w:sz w:val="19"/>
+          <w:szCs w:val="19"/>
+        </w:rPr>
+        <w:br/>
+        <w:t xml:space="preserve">
+Multipliqué ambos números por ___ para obtener ___.</w:t>
+      </w:r>
+    </w:p>
+    <w:p>
+      <w:pPr>
+        <w:spacing w:after="60"/>
+      </w:pPr>
+      <w:r>
+        <w:rPr>
+          <w:sz w:val="21"/>
+          <w:szCs w:val="21"/>
+        </w:rPr>
+        <w:t xml:space="preserve">The ratios are equivalent because ___.</w:t>
+      </w:r>
+      <w:r>
+        <w:rPr>
+          <w:i/>
+          <w:iCs/>
+          <w:color w:val="5F6F80"/>
+          <w:sz w:val="19"/>
+          <w:szCs w:val="19"/>
+        </w:rPr>
+        <w:br/>
+        <w:t xml:space="preserve">
+Las razones son equivalentes porque ___.</w:t>
+      </w:r>
+    </w:p>
+    <w:p>
+      <w:pPr>
+        <w:spacing w:after="60"/>
+      </w:pPr>
+      <w:r>
+        <w:rPr>
+          <w:b/>
+          <w:bCs/>
+          <w:color w:val="12355B"/>
+          <w:sz w:val="20"/>
+          <w:szCs w:val="20"/>
+        </w:rPr>
+        <w:t xml:space="preserve">Word bank: </w:t>
+      </w:r>
+      <w:r>
+        <w:rPr>
+          <w:color w:val="1FA6A2"/>
+          <w:sz w:val="20"/>
+          <w:szCs w:val="20"/>
+        </w:rPr>
+        <w:t xml:space="preserve">Ratio table, Equivalent ratio, Scale factor, Pattern</w:t>
+      </w:r>
+    </w:p>
+    <w:p>
+      <w:pPr>
+        <w:spacing w:after="60"/>
+      </w:pPr>
+      <w:r>
+        <w:rPr>
+          <w:b/>
+          <w:bCs/>
+          <w:color w:val="12355B"/>
+          <w:sz w:val="19"/>
+          <w:szCs w:val="19"/>
+        </w:rPr>
+        <w:t xml:space="preserve">Listen for: </w:t>
+      </w:r>
+      <w:r>
+        <w:rPr>
+          <w:i/>
+          <w:iCs/>
+          <w:color w:val="5F6F80"/>
+          <w:sz w:val="19"/>
+          <w:szCs w:val="19"/>
+        </w:rPr>
+        <w:t xml:space="preserve">Listen for use of a scale factor (multiplying both parts) and recognition that every row in the table is an equivalent ratio showing the same pattern.</w:t>
+      </w:r>
+    </w:p>
+    <w:p>
+      <w:pPr>
+        <w:spacing w:after="60"/>
+      </w:pPr>
+      <w:r>
+        <w:rPr>
+          <w:b/>
+          <w:bCs/>
+          <w:color w:val="9A6B12"/>
+          <w:sz w:val="20"/>
+          <w:szCs w:val="20"/>
+        </w:rPr>
+        <w:t xml:space="preserve">Level 2: </w:t>
+      </w:r>
+      <w:r>
+        <w:rPr>
+          <w:sz w:val="20"/>
+          <w:szCs w:val="20"/>
+        </w:rPr>
+        <w:t xml:space="preserve">Compare the additive pattern (add 2 and 3 each row) with the scale-factor method. Why do BOTH give correct rows for this table?</w:t>
+      </w:r>
+    </w:p>
+    <w:p>
+      <w:pPr>
+        <w:spacing w:after="60"/>
+        <w:ind w:left="360"/>
+      </w:pPr>
+      <w:r>
+        <w:rPr>
+          <w:sz w:val="20"/>
+          <w:szCs w:val="20"/>
+        </w:rPr>
+        <w:t xml:space="preserve">• Adding 2 and 3 works here because ___.</w:t>
+      </w:r>
+    </w:p>
+    <w:p>
+      <w:pPr>
+        <w:spacing w:after="60"/>
+        <w:ind w:left="360"/>
+      </w:pPr>
+      <w:r>
+        <w:rPr>
+          <w:sz w:val="20"/>
+          <w:szCs w:val="20"/>
+        </w:rPr>
+        <w:t xml:space="preserve">• The scale-factor method and the additive pattern agree because ___.</w:t>
+      </w:r>
+    </w:p>
+    <w:p>
+      <w:pPr>
+        <w:spacing w:after="60"/>
+      </w:pPr>
+      <w:r>
+        <w:rPr>
+          <w:b/>
+          <w:bCs/>
+          <w:color w:val="12355B"/>
+          <w:sz w:val="21"/>
+          <w:szCs w:val="21"/>
+        </w:rPr>
+        <w:t xml:space="preserve">3. [Connect] </w:t>
+      </w:r>
+      <w:r>
+        <w:rPr>
+          <w:b/>
+          <w:bCs/>
+          <w:sz w:val="21"/>
+          <w:szCs w:val="21"/>
+        </w:rPr>
+        <w:t xml:space="preserve">The juice bar makes a smoothie with 3 scoops of berries for every 2 cups of yogurt and needs enough for 20 people. How is this the same as our pancake table?</w:t>
+      </w:r>
+    </w:p>
+    <w:p>
+      <w:pPr>
+        <w:spacing w:after="60"/>
+      </w:pPr>
+      <w:r>
+        <w:rPr>
+          <w:b/>
+          <w:bCs/>
+          <w:color w:val="1FA6A2"/>
+          <w:sz w:val="20"/>
+          <w:szCs w:val="20"/>
+        </w:rPr>
+        <w:t xml:space="preserve">Level 1 — Start here: </w:t>
+      </w:r>
+      <w:r>
+        <w:rPr>
+          <w:sz w:val="20"/>
+          <w:szCs w:val="20"/>
+        </w:rPr>
+        <w:t xml:space="preserve">Both use a ratio table to scale a 2-quantity recipe up to a larger amount.</w:t>
+      </w:r>
+    </w:p>
+    <w:p>
+      <w:pPr>
+        <w:spacing w:after="60"/>
+      </w:pPr>
+      <w:r>
+        <w:rPr>
+          <w:sz w:val="21"/>
+          <w:szCs w:val="21"/>
+        </w:rPr>
+        <w:t xml:space="preserve">This is like our ratio table work because ___ and ___ are related by ___.</w:t>
+      </w:r>
+      <w:r>
+        <w:rPr>
+          <w:i/>
+          <w:iCs/>
+          <w:color w:val="5F6F80"/>
+          <w:sz w:val="19"/>
+          <w:szCs w:val="19"/>
+        </w:rPr>
+        <w:br/>
+        <w:t xml:space="preserve">
+Esto es como nuestro trabajo con tablas de razones porque ___ y ___ se relacionan por ___.</w:t>
+      </w:r>
+    </w:p>
+    <w:p>
+      <w:pPr>
+        <w:spacing w:after="60"/>
+      </w:pPr>
+      <w:r>
+        <w:rPr>
+          <w:sz w:val="21"/>
+          <w:szCs w:val="21"/>
+        </w:rPr>
+        <w:t xml:space="preserve">I can find the amounts by multiplying both by ___.</w:t>
+      </w:r>
+      <w:r>
+        <w:rPr>
+          <w:i/>
+          <w:iCs/>
+          <w:color w:val="5F6F80"/>
+          <w:sz w:val="19"/>
+          <w:szCs w:val="19"/>
+        </w:rPr>
+        <w:br/>
+        <w:t xml:space="preserve">
+Puedo encontrar las cantidades multiplicando ambos por ___.</w:t>
+      </w:r>
+    </w:p>
+    <w:p>
+      <w:pPr>
+        <w:spacing w:after="60"/>
+      </w:pPr>
+      <w:r>
+        <w:rPr>
+          <w:b/>
+          <w:bCs/>
+          <w:color w:val="12355B"/>
+          <w:sz w:val="20"/>
+          <w:szCs w:val="20"/>
+        </w:rPr>
+        <w:t xml:space="preserve">Word bank: </w:t>
+      </w:r>
+      <w:r>
+        <w:rPr>
+          <w:color w:val="1FA6A2"/>
+          <w:sz w:val="20"/>
+          <w:szCs w:val="20"/>
+        </w:rPr>
+        <w:t xml:space="preserve">Ratio table, Equivalent ratio, Scale factor, Pattern</w:t>
+      </w:r>
+    </w:p>
+    <w:p>
+      <w:pPr>
+        <w:spacing w:after="60"/>
+      </w:pPr>
+      <w:r>
+        <w:rPr>
+          <w:b/>
+          <w:bCs/>
+          <w:color w:val="12355B"/>
+          <w:sz w:val="19"/>
+          <w:szCs w:val="19"/>
+        </w:rPr>
+        <w:t xml:space="preserve">Listen for: </w:t>
+      </w:r>
+      <w:r>
+        <w:rPr>
+          <w:i/>
+          <w:iCs/>
+          <w:color w:val="5F6F80"/>
+          <w:sz w:val="19"/>
+          <w:szCs w:val="19"/>
+        </w:rPr>
+        <w:t xml:space="preserve">A strong answer connects both scenarios as scaling a ratio with a scale factor, keeping berries-to-yogurt (3:2) equivalent across every serving.</w:t>
+      </w:r>
+    </w:p>
+    <w:p>
+      <w:pPr>
+        <w:spacing w:after="60"/>
+      </w:pPr>
+      <w:r>
+        <w:rPr>
+          <w:b/>
+          <w:bCs/>
+          <w:color w:val="9A6B12"/>
+          <w:sz w:val="20"/>
+          <w:szCs w:val="20"/>
+        </w:rPr>
+        <w:t xml:space="preserve">Level 2: </w:t>
+      </w:r>
+      <w:r>
+        <w:rPr>
+          <w:sz w:val="20"/>
+          <w:szCs w:val="20"/>
+        </w:rPr>
+        <w:t xml:space="preserve">If the juice bar suddenly needs servings for 30 people instead of 20, generalize how the scale factor changes and what stays the same.</w:t>
+      </w:r>
+    </w:p>
+    <w:p>
+      <w:pPr>
+        <w:spacing w:after="60"/>
+        <w:ind w:left="360"/>
+      </w:pPr>
+      <w:r>
+        <w:rPr>
+          <w:sz w:val="20"/>
+          <w:szCs w:val="20"/>
+        </w:rPr>
+        <w:t xml:space="preserve">• The scale factor changes from ___ to ___, but the ___ stays the same.</w:t>
+      </w:r>
+    </w:p>
+    <w:p>
+      <w:pPr>
+        <w:spacing w:after="60"/>
+        <w:ind w:left="360"/>
+      </w:pPr>
+      <w:r>
+        <w:rPr>
+          <w:sz w:val="20"/>
+          <w:szCs w:val="20"/>
+        </w:rPr>
+        <w:t xml:space="preserve">• I know the new amounts are still correct because ___.</w:t>
+      </w:r>
+    </w:p>
+    <w:p>
+      <w:pPr>
+        <w:pStyle w:val="Heading2"/>
+        <w:pBdr>
+          <w:left w:val="single" w:color="1FA6A2" w:sz="18" w:space="8"/>
+        </w:pBdr>
+        <w:spacing w:after="100" w:before="200"/>
+      </w:pPr>
+      <w:r>
+        <w:rPr>
+          <w:b/>
+          <w:bCs/>
           <w:color w:val="9A6B12"/>
           <w:sz w:val="26"/>
           <w:szCs w:val="26"/>
@@ -935,7 +1539,7 @@
           <w:sz w:val="21"/>
           <w:szCs w:val="21"/>
         </w:rPr>
-        <w:t xml:space="preserve">I multiplied both numbers by ___.</w:t>
+        <w:t xml:space="preserve">When I make 4 batches, I multiply both ___ and ___ by ___.</w:t>
       </w:r>
       <w:r>
         <w:rPr>
@@ -947,19 +1551,19 @@
         </w:rPr>
         <w:br/>
         <w:t xml:space="preserve">
-Multipliqué ambos números por ___.</w:t>
-      </w:r>
-    </w:p>
-    <w:p>
-      <w:pPr>
-        <w:spacing w:after="60"/>
-      </w:pPr>
-      <w:r>
-        <w:rPr>
-          <w:sz w:val="21"/>
-          <w:szCs w:val="21"/>
-        </w:rPr>
-        <w:t xml:space="preserve">The ratios are equal because ___.</w:t>
+Cuando hago 4 tandas, multiplico tanto ___ como ___ por ___.</w:t>
+      </w:r>
+    </w:p>
+    <w:p>
+      <w:pPr>
+        <w:spacing w:after="60"/>
+      </w:pPr>
+      <w:r>
+        <w:rPr>
+          <w:sz w:val="21"/>
+          <w:szCs w:val="21"/>
+        </w:rPr>
+        <w:t xml:space="preserve">The ratio stays the same because ___.</w:t>
       </w:r>
       <w:r>
         <w:rPr>
@@ -971,19 +1575,19 @@
         </w:rPr>
         <w:br/>
         <w:t xml:space="preserve">
-Las razones son iguales porque ___.</w:t>
-      </w:r>
-    </w:p>
-    <w:p>
-      <w:pPr>
-        <w:spacing w:after="60"/>
-      </w:pPr>
-      <w:r>
-        <w:rPr>
-          <w:sz w:val="21"/>
-          <w:szCs w:val="21"/>
-        </w:rPr>
-        <w:t xml:space="preserve">A table helps when ___.</w:t>
+La razón se mantiene igual porque ___.</w:t>
+      </w:r>
+    </w:p>
+    <w:p>
+      <w:pPr>
+        <w:spacing w:after="60"/>
+      </w:pPr>
+      <w:r>
+        <w:rPr>
+          <w:sz w:val="21"/>
+          <w:szCs w:val="21"/>
+        </w:rPr>
+        <w:t xml:space="preserve">I multiplied both numbers by ___ to get ___.</w:t>
       </w:r>
       <w:r>
         <w:rPr>
@@ -995,7 +1599,7 @@
         </w:rPr>
         <w:br/>
         <w:t xml:space="preserve">
-Una tabla ayuda cuando ___.</w:t>
+Multipliqué ambos números por ___ para obtener ___.</w:t>
       </w:r>
     </w:p>
     <w:p>

--- a/lessons/3-2/downloads/3-2-notes.docx
+++ b/lessons/3-2/downloads/3-2-notes.docx
@@ -437,6 +437,43 @@
       </w:pPr>
       <w:r>
         <w:rPr>
+          <w:b/>
+          <w:bCs/>
+          <w:color w:val="1FA6A2"/>
+          <w:sz w:val="20"/>
+          <w:szCs w:val="20"/>
+        </w:rPr>
+        <w:t xml:space="preserve">Hint (optional): </w:t>
+      </w:r>
+      <w:r>
+        <w:rPr>
+          <w:sz w:val="20"/>
+          <w:szCs w:val="20"/>
+        </w:rPr>
+        <w:t xml:space="preserve">Try starting with the word "Ratio table" or "Equivalent ratio". Re-read the question and underline what it is asking you to compare or find. Use one number or word from the problem as your evidence.</w:t>
+      </w:r>
+    </w:p>
+    <w:p>
+      <w:pPr>
+        <w:spacing w:after="60"/>
+      </w:pPr>
+      <w:r>
+        <w:rPr>
+          <w:b/>
+          <w:bCs/>
+          <w:color w:val="12355B"/>
+          <w:sz w:val="19"/>
+          <w:szCs w:val="19"/>
+        </w:rPr>
+        <w:t xml:space="preserve">Sentence starters (optional)</w:t>
+      </w:r>
+    </w:p>
+    <w:p>
+      <w:pPr>
+        <w:spacing w:after="60"/>
+      </w:pPr>
+      <w:r>
+        <w:rPr>
           <w:sz w:val="21"/>
           <w:szCs w:val="21"/>
         </w:rPr>
@@ -627,6 +664,43 @@
       </w:pPr>
       <w:r>
         <w:rPr>
+          <w:b/>
+          <w:bCs/>
+          <w:color w:val="1FA6A2"/>
+          <w:sz w:val="20"/>
+          <w:szCs w:val="20"/>
+        </w:rPr>
+        <w:t xml:space="preserve">Hint (optional): </w:t>
+      </w:r>
+      <w:r>
+        <w:rPr>
+          <w:sz w:val="20"/>
+          <w:szCs w:val="20"/>
+        </w:rPr>
+        <w:t xml:space="preserve">Try starting with the word "Ratio table" or "Equivalent ratio". Re-read the question and underline what it is asking you to compare or find. Use one number or word from the problem as your evidence.</w:t>
+      </w:r>
+    </w:p>
+    <w:p>
+      <w:pPr>
+        <w:spacing w:after="60"/>
+      </w:pPr>
+      <w:r>
+        <w:rPr>
+          <w:b/>
+          <w:bCs/>
+          <w:color w:val="12355B"/>
+          <w:sz w:val="19"/>
+          <w:szCs w:val="19"/>
+        </w:rPr>
+        <w:t xml:space="preserve">Sentence starters (optional)</w:t>
+      </w:r>
+    </w:p>
+    <w:p>
+      <w:pPr>
+        <w:spacing w:after="60"/>
+      </w:pPr>
+      <w:r>
+        <w:rPr>
           <w:sz w:val="21"/>
           <w:szCs w:val="21"/>
         </w:rPr>
@@ -809,6 +883,43 @@
           <w:szCs w:val="20"/>
         </w:rPr>
         <w:t xml:space="preserve">Both use a ratio table to scale a 2-quantity recipe up to a larger amount.</w:t>
+      </w:r>
+    </w:p>
+    <w:p>
+      <w:pPr>
+        <w:spacing w:after="60"/>
+      </w:pPr>
+      <w:r>
+        <w:rPr>
+          <w:b/>
+          <w:bCs/>
+          <w:color w:val="1FA6A2"/>
+          <w:sz w:val="20"/>
+          <w:szCs w:val="20"/>
+        </w:rPr>
+        <w:t xml:space="preserve">Hint (optional): </w:t>
+      </w:r>
+      <w:r>
+        <w:rPr>
+          <w:sz w:val="20"/>
+          <w:szCs w:val="20"/>
+        </w:rPr>
+        <w:t xml:space="preserve">Try starting with the word "Ratio table" or "Equivalent ratio". Re-read the question and underline what it is asking you to compare or find. Use one number or word from the problem as your evidence.</w:t>
+      </w:r>
+    </w:p>
+    <w:p>
+      <w:pPr>
+        <w:spacing w:after="60"/>
+      </w:pPr>
+      <w:r>
+        <w:rPr>
+          <w:b/>
+          <w:bCs/>
+          <w:color w:val="12355B"/>
+          <w:sz w:val="19"/>
+          <w:szCs w:val="19"/>
+        </w:rPr>
+        <w:t xml:space="preserve">Sentence starters (optional)</w:t>
       </w:r>
     </w:p>
     <w:p>

--- a/lessons/3-2/downloads/3-2-notes.docx
+++ b/lessons/3-2/downloads/3-2-notes.docx
@@ -97,6 +97,69 @@
       </w:pPr>
       <w:r>
         <w:rPr>
+          <w:i/>
+          <w:iCs/>
+          <w:color w:val="5F6F80"/>
+          <w:sz w:val="19"/>
+          <w:szCs w:val="19"/>
+        </w:rPr>
+        <w:t xml:space="preserve">Picture first, then the word, then a plain-language meaning.</w:t>
+      </w:r>
+    </w:p>
+    <w:p>
+      <w:pPr>
+        <w:keepNext/>
+        <w:spacing w:after="20" w:before="120"/>
+        <w:jc w:val="center"/>
+      </w:pPr>
+      <w:r>
+        <w:drawing>
+          <wp:inline distT="0" distB="0" distL="0" distR="0">
+            <wp:extent cx="1238250" cy="933450"/>
+            <wp:effectExtent t="0" r="0" b="0" l="0"/>
+            <wp:docPr id="1" name="" descr="" title=""/>
+            <wp:cNvGraphicFramePr>
+              <a:graphicFrameLocks xmlns:a="http://schemas.openxmlformats.org/drawingml/2006/main" noChangeAspect="1"/>
+            </wp:cNvGraphicFramePr>
+            <a:graphic xmlns:a="http://schemas.openxmlformats.org/drawingml/2006/main">
+              <a:graphicData uri="http://schemas.openxmlformats.org/drawingml/2006/picture">
+                <pic:pic xmlns:pic="http://schemas.openxmlformats.org/drawingml/2006/picture">
+                  <pic:nvPicPr>
+                    <pic:cNvPr id="0" name="" descr=""/>
+                    <pic:cNvPicPr>
+                      <a:picLocks noChangeAspect="1" noChangeArrowheads="1"/>
+                    </pic:cNvPicPr>
+                  </pic:nvPicPr>
+                  <pic:blipFill>
+                    <a:blip r:embed="rId9" cstate="none"/>
+                    <a:srcRect/>
+                    <a:stretch>
+                      <a:fillRect/>
+                    </a:stretch>
+                  </pic:blipFill>
+                  <pic:spPr bwMode="auto">
+                    <a:xfrm>
+                      <a:off x="0" y="0"/>
+                      <a:ext cx="1238250" cy="933450"/>
+                    </a:xfrm>
+                    <a:prstGeom prst="rect">
+                      <a:avLst/>
+                    </a:prstGeom>
+                  </pic:spPr>
+                </pic:pic>
+              </a:graphicData>
+            </a:graphic>
+          </wp:inline>
+        </w:drawing>
+      </w:r>
+    </w:p>
+    <w:p>
+      <w:pPr>
+        <w:keepNext/>
+        <w:spacing w:after="20"/>
+      </w:pPr>
+      <w:r>
+        <w:rPr>
           <w:b/>
           <w:bCs/>
           <w:color w:val="12355B"/>
@@ -118,7 +181,7 @@
     </w:p>
     <w:p>
       <w:pPr>
-        <w:spacing w:after="60"/>
+        <w:spacing w:after="160"/>
       </w:pPr>
       <w:r>
         <w:rPr>
@@ -130,22 +193,55 @@
     </w:p>
     <w:p>
       <w:pPr>
-        <w:spacing w:after="60"/>
-      </w:pPr>
-      <w:r>
-        <w:rPr>
-          <w:i/>
-          <w:iCs/>
-          <w:color w:val="5F6F80"/>
-          <w:sz w:val="19"/>
-          <w:szCs w:val="19"/>
-        </w:rPr>
-        <w:t xml:space="preserve">Cups of juice: 2, 4, 6 | Cups of water: 3, 6, 9</w:t>
-      </w:r>
-    </w:p>
-    <w:p>
-      <w:pPr>
-        <w:spacing w:after="60"/>
+        <w:keepNext/>
+        <w:spacing w:after="20" w:before="120"/>
+        <w:jc w:val="center"/>
+      </w:pPr>
+      <w:r>
+        <w:drawing>
+          <wp:inline distT="0" distB="0" distL="0" distR="0">
+            <wp:extent cx="1238250" cy="933450"/>
+            <wp:effectExtent t="0" r="0" b="0" l="0"/>
+            <wp:docPr id="1" name="" descr="" title=""/>
+            <wp:cNvGraphicFramePr>
+              <a:graphicFrameLocks xmlns:a="http://schemas.openxmlformats.org/drawingml/2006/main" noChangeAspect="1"/>
+            </wp:cNvGraphicFramePr>
+            <a:graphic xmlns:a="http://schemas.openxmlformats.org/drawingml/2006/main">
+              <a:graphicData uri="http://schemas.openxmlformats.org/drawingml/2006/picture">
+                <pic:pic xmlns:pic="http://schemas.openxmlformats.org/drawingml/2006/picture">
+                  <pic:nvPicPr>
+                    <pic:cNvPr id="0" name="" descr=""/>
+                    <pic:cNvPicPr>
+                      <a:picLocks noChangeAspect="1" noChangeArrowheads="1"/>
+                    </pic:cNvPicPr>
+                  </pic:nvPicPr>
+                  <pic:blipFill>
+                    <a:blip r:embed="rId9" cstate="none"/>
+                    <a:srcRect/>
+                    <a:stretch>
+                      <a:fillRect/>
+                    </a:stretch>
+                  </pic:blipFill>
+                  <pic:spPr bwMode="auto">
+                    <a:xfrm>
+                      <a:off x="0" y="0"/>
+                      <a:ext cx="1238250" cy="933450"/>
+                    </a:xfrm>
+                    <a:prstGeom prst="rect">
+                      <a:avLst/>
+                    </a:prstGeom>
+                  </pic:spPr>
+                </pic:pic>
+              </a:graphicData>
+            </a:graphic>
+          </wp:inline>
+        </w:drawing>
+      </w:r>
+    </w:p>
+    <w:p>
+      <w:pPr>
+        <w:keepNext/>
+        <w:spacing w:after="20"/>
       </w:pPr>
       <w:r>
         <w:rPr>
@@ -170,7 +266,7 @@
     </w:p>
     <w:p>
       <w:pPr>
-        <w:spacing w:after="60"/>
+        <w:spacing w:after="160"/>
       </w:pPr>
       <w:r>
         <w:rPr>
@@ -182,22 +278,55 @@
     </w:p>
     <w:p>
       <w:pPr>
-        <w:spacing w:after="60"/>
-      </w:pPr>
-      <w:r>
-        <w:rPr>
-          <w:i/>
-          <w:iCs/>
-          <w:color w:val="5F6F80"/>
-          <w:sz w:val="19"/>
-          <w:szCs w:val="19"/>
-        </w:rPr>
-        <w:t xml:space="preserve">2:3 = 4:6 = 6:9</w:t>
-      </w:r>
-    </w:p>
-    <w:p>
-      <w:pPr>
-        <w:spacing w:after="60"/>
+        <w:keepNext/>
+        <w:spacing w:after="20" w:before="120"/>
+        <w:jc w:val="center"/>
+      </w:pPr>
+      <w:r>
+        <w:drawing>
+          <wp:inline distT="0" distB="0" distL="0" distR="0">
+            <wp:extent cx="1238250" cy="933450"/>
+            <wp:effectExtent t="0" r="0" b="0" l="0"/>
+            <wp:docPr id="1" name="" descr="" title=""/>
+            <wp:cNvGraphicFramePr>
+              <a:graphicFrameLocks xmlns:a="http://schemas.openxmlformats.org/drawingml/2006/main" noChangeAspect="1"/>
+            </wp:cNvGraphicFramePr>
+            <a:graphic xmlns:a="http://schemas.openxmlformats.org/drawingml/2006/main">
+              <a:graphicData uri="http://schemas.openxmlformats.org/drawingml/2006/picture">
+                <pic:pic xmlns:pic="http://schemas.openxmlformats.org/drawingml/2006/picture">
+                  <pic:nvPicPr>
+                    <pic:cNvPr id="0" name="" descr=""/>
+                    <pic:cNvPicPr>
+                      <a:picLocks noChangeAspect="1" noChangeArrowheads="1"/>
+                    </pic:cNvPicPr>
+                  </pic:nvPicPr>
+                  <pic:blipFill>
+                    <a:blip r:embed="rId10" cstate="none"/>
+                    <a:srcRect/>
+                    <a:stretch>
+                      <a:fillRect/>
+                    </a:stretch>
+                  </pic:blipFill>
+                  <pic:spPr bwMode="auto">
+                    <a:xfrm>
+                      <a:off x="0" y="0"/>
+                      <a:ext cx="1238250" cy="933450"/>
+                    </a:xfrm>
+                    <a:prstGeom prst="rect">
+                      <a:avLst/>
+                    </a:prstGeom>
+                  </pic:spPr>
+                </pic:pic>
+              </a:graphicData>
+            </a:graphic>
+          </wp:inline>
+        </w:drawing>
+      </w:r>
+    </w:p>
+    <w:p>
+      <w:pPr>
+        <w:keepNext/>
+        <w:spacing w:after="20"/>
       </w:pPr>
       <w:r>
         <w:rPr>
@@ -222,7 +351,7 @@
     </w:p>
     <w:p>
       <w:pPr>
-        <w:spacing w:after="60"/>
+        <w:spacing w:after="160"/>
       </w:pPr>
       <w:r>
         <w:rPr>
@@ -234,22 +363,55 @@
     </w:p>
     <w:p>
       <w:pPr>
-        <w:spacing w:after="60"/>
-      </w:pPr>
-      <w:r>
-        <w:rPr>
-          <w:i/>
-          <w:iCs/>
-          <w:color w:val="5F6F80"/>
-          <w:sz w:val="19"/>
-          <w:szCs w:val="19"/>
-        </w:rPr>
-        <w:t xml:space="preserve">2:3 × 2 → 4:6 (scale factor is 2)</w:t>
-      </w:r>
-    </w:p>
-    <w:p>
-      <w:pPr>
-        <w:spacing w:after="60"/>
+        <w:keepNext/>
+        <w:spacing w:after="20" w:before="120"/>
+        <w:jc w:val="center"/>
+      </w:pPr>
+      <w:r>
+        <w:drawing>
+          <wp:inline distT="0" distB="0" distL="0" distR="0">
+            <wp:extent cx="1238250" cy="933450"/>
+            <wp:effectExtent t="0" r="0" b="0" l="0"/>
+            <wp:docPr id="1" name="" descr="" title=""/>
+            <wp:cNvGraphicFramePr>
+              <a:graphicFrameLocks xmlns:a="http://schemas.openxmlformats.org/drawingml/2006/main" noChangeAspect="1"/>
+            </wp:cNvGraphicFramePr>
+            <a:graphic xmlns:a="http://schemas.openxmlformats.org/drawingml/2006/main">
+              <a:graphicData uri="http://schemas.openxmlformats.org/drawingml/2006/picture">
+                <pic:pic xmlns:pic="http://schemas.openxmlformats.org/drawingml/2006/picture">
+                  <pic:nvPicPr>
+                    <pic:cNvPr id="0" name="" descr=""/>
+                    <pic:cNvPicPr>
+                      <a:picLocks noChangeAspect="1" noChangeArrowheads="1"/>
+                    </pic:cNvPicPr>
+                  </pic:nvPicPr>
+                  <pic:blipFill>
+                    <a:blip r:embed="rId11" cstate="none"/>
+                    <a:srcRect/>
+                    <a:stretch>
+                      <a:fillRect/>
+                    </a:stretch>
+                  </pic:blipFill>
+                  <pic:spPr bwMode="auto">
+                    <a:xfrm>
+                      <a:off x="0" y="0"/>
+                      <a:ext cx="1238250" cy="933450"/>
+                    </a:xfrm>
+                    <a:prstGeom prst="rect">
+                      <a:avLst/>
+                    </a:prstGeom>
+                  </pic:spPr>
+                </pic:pic>
+              </a:graphicData>
+            </a:graphic>
+          </wp:inline>
+        </w:drawing>
+      </w:r>
+    </w:p>
+    <w:p>
+      <w:pPr>
+        <w:keepNext/>
+        <w:spacing w:after="20"/>
       </w:pPr>
       <w:r>
         <w:rPr>
@@ -274,7 +436,7 @@
     </w:p>
     <w:p>
       <w:pPr>
-        <w:spacing w:after="60"/>
+        <w:spacing w:after="160"/>
       </w:pPr>
       <w:r>
         <w:rPr>
@@ -286,22 +448,55 @@
     </w:p>
     <w:p>
       <w:pPr>
-        <w:spacing w:after="60"/>
-      </w:pPr>
-      <w:r>
-        <w:rPr>
-          <w:i/>
-          <w:iCs/>
-          <w:color w:val="5F6F80"/>
-          <w:sz w:val="19"/>
-          <w:szCs w:val="19"/>
-        </w:rPr>
-        <w:t xml:space="preserve">Each row adds 2 cups juice and 3 cups water</w:t>
-      </w:r>
-    </w:p>
-    <w:p>
-      <w:pPr>
-        <w:spacing w:after="60"/>
+        <w:keepNext/>
+        <w:spacing w:after="20" w:before="120"/>
+        <w:jc w:val="center"/>
+      </w:pPr>
+      <w:r>
+        <w:drawing>
+          <wp:inline distT="0" distB="0" distL="0" distR="0">
+            <wp:extent cx="1238250" cy="933450"/>
+            <wp:effectExtent t="0" r="0" b="0" l="0"/>
+            <wp:docPr id="1" name="" descr="" title=""/>
+            <wp:cNvGraphicFramePr>
+              <a:graphicFrameLocks xmlns:a="http://schemas.openxmlformats.org/drawingml/2006/main" noChangeAspect="1"/>
+            </wp:cNvGraphicFramePr>
+            <a:graphic xmlns:a="http://schemas.openxmlformats.org/drawingml/2006/main">
+              <a:graphicData uri="http://schemas.openxmlformats.org/drawingml/2006/picture">
+                <pic:pic xmlns:pic="http://schemas.openxmlformats.org/drawingml/2006/picture">
+                  <pic:nvPicPr>
+                    <pic:cNvPr id="0" name="" descr=""/>
+                    <pic:cNvPicPr>
+                      <a:picLocks noChangeAspect="1" noChangeArrowheads="1"/>
+                    </pic:cNvPicPr>
+                  </pic:nvPicPr>
+                  <pic:blipFill>
+                    <a:blip r:embed="rId11" cstate="none"/>
+                    <a:srcRect/>
+                    <a:stretch>
+                      <a:fillRect/>
+                    </a:stretch>
+                  </pic:blipFill>
+                  <pic:spPr bwMode="auto">
+                    <a:xfrm>
+                      <a:off x="0" y="0"/>
+                      <a:ext cx="1238250" cy="933450"/>
+                    </a:xfrm>
+                    <a:prstGeom prst="rect">
+                      <a:avLst/>
+                    </a:prstGeom>
+                  </pic:spPr>
+                </pic:pic>
+              </a:graphicData>
+            </a:graphic>
+          </wp:inline>
+        </w:drawing>
+      </w:r>
+    </w:p>
+    <w:p>
+      <w:pPr>
+        <w:keepNext/>
+        <w:spacing w:after="20"/>
       </w:pPr>
       <w:r>
         <w:rPr>
@@ -326,7 +521,7 @@
     </w:p>
     <w:p>
       <w:pPr>
-        <w:spacing w:after="60"/>
+        <w:spacing w:after="160"/>
       </w:pPr>
       <w:r>
         <w:rPr>
@@ -334,21 +529,6 @@
           <w:szCs w:val="21"/>
         </w:rPr>
         <w:t xml:space="preserve">Adding the same amount to both parts of a ratio table to make new rows.</w:t>
-      </w:r>
-    </w:p>
-    <w:p>
-      <w:pPr>
-        <w:spacing w:after="60"/>
-      </w:pPr>
-      <w:r>
-        <w:rPr>
-          <w:i/>
-          <w:iCs/>
-          <w:color w:val="5F6F80"/>
-          <w:sz w:val="19"/>
-          <w:szCs w:val="19"/>
-        </w:rPr>
-        <w:t xml:space="preserve">2:3 → 4:6 → 6:9 (add 2 and 3 each time)</w:t>
       </w:r>
     </w:p>
     <w:p>

--- a/lessons/3-2/downloads/3-2-notes.docx
+++ b/lessons/3-2/downloads/3-2-notes.docx
@@ -1208,7 +1208,7 @@
           <w:sz w:val="24"/>
           <w:szCs w:val="24"/>
         </w:rPr>
-        <w:t xml:space="preserve">Try the Model</w:t>
+        <w:t xml:space="preserve">Solved Example</w:t>
       </w:r>
       <w:r>
         <w:rPr>
@@ -1218,90 +1218,152 @@
           <w:sz w:val="19"/>
           <w:szCs w:val="19"/>
         </w:rPr>
-        <w:t xml:space="preserve">   step through it together</w:t>
-      </w:r>
-    </w:p>
-    <w:p>
-      <w:pPr>
-        <w:spacing w:after="80"/>
-      </w:pPr>
-      <w:r>
-        <w:rPr>
-          <w:sz w:val="21"/>
-          <w:szCs w:val="21"/>
-        </w:rPr>
-        <w:t xml:space="preserve">Chef Reyes's pancake recipe uses 2 cups of mix for every 3 cups of milk. Complete the ratio table to scale the recipe for more students.</w:t>
-      </w:r>
-    </w:p>
-    <w:p>
-      <w:pPr>
+        <w:t xml:space="preserve">   I Do — watch each step</w:t>
+      </w:r>
+    </w:p>
+    <w:p>
+      <w:pPr>
+        <w:keepNext/>
         <w:spacing w:after="40"/>
       </w:pPr>
       <w:r>
-        <w:t xml:space="preserve"/>
-      </w:r>
-    </w:p>
-    <w:tbl>
-      <w:tblPr>
-        <w:tblW w:type="pct" w:w="100%"/>
-        <w:tblBorders>
-          <w:top w:val="single" w:color="C7D2DD" w:sz="6"/>
-          <w:left w:val="single" w:color="C7D2DD" w:sz="6"/>
-          <w:bottom w:val="single" w:color="C7D2DD" w:sz="6"/>
-          <w:right w:val="single" w:color="C7D2DD" w:sz="6"/>
-          <w:insideH w:val="single" w:color="auto" w:sz="4"/>
-          <w:insideV w:val="single" w:color="auto" w:sz="4"/>
-        </w:tblBorders>
-      </w:tblPr>
-      <w:tblGrid>
-        <w:gridCol w:w="100"/>
-      </w:tblGrid>
-      <w:tr>
-        <w:tc>
-          <w:tcPr>
-            <w:shd w:fill="E6F4F3" w:color="auto" w:val="clear"/>
-            <w:tcMar>
-              <w:top w:type="dxa" w:w="60"/>
-              <w:left w:type="dxa" w:w="120"/>
-              <w:bottom w:type="dxa" w:w="60"/>
-              <w:right w:type="dxa" w:w="120"/>
-            </w:tcMar>
-          </w:tcPr>
-          <w:p>
-            <w:pPr>
-              <w:spacing w:after="0" w:line="320"/>
-            </w:pPr>
-            <w:r>
-              <w:t xml:space="preserve"/>
-            </w:r>
-          </w:p>
-          <w:p>
-            <w:pPr>
-              <w:spacing w:after="0" w:line="320"/>
-            </w:pPr>
-            <w:r>
-              <w:t xml:space="preserve"/>
-            </w:r>
-          </w:p>
-          <w:p>
-            <w:pPr>
-              <w:spacing w:after="0" w:line="320"/>
-            </w:pPr>
-            <w:r>
-              <w:t xml:space="preserve"/>
-            </w:r>
-          </w:p>
-          <w:p>
-            <w:pPr>
-              <w:spacing w:after="0" w:line="320"/>
-            </w:pPr>
-            <w:r>
-              <w:t xml:space="preserve"/>
-            </w:r>
-          </w:p>
-        </w:tc>
-      </w:tr>
-    </w:tbl>
+        <w:rPr>
+          <w:b/>
+          <w:bCs/>
+          <w:color w:val="12355B"/>
+          <w:sz w:val="21"/>
+          <w:szCs w:val="21"/>
+        </w:rPr>
+        <w:t xml:space="preserve">Problem:  </w:t>
+      </w:r>
+      <w:r>
+        <w:rPr>
+          <w:sz w:val="21"/>
+          <w:szCs w:val="21"/>
+        </w:rPr>
+        <w:t xml:space="preserve">A recipe uses 3 eggs for every 5 cups of flour. How many eggs are needed for 15 cups of flour?</w:t>
+      </w:r>
+    </w:p>
+    <w:p>
+      <w:pPr>
+        <w:spacing w:after="30"/>
+        <w:ind w:left="420"/>
+      </w:pPr>
+      <w:r>
+        <w:rPr>
+          <w:sz w:val="20"/>
+          <w:szCs w:val="20"/>
+        </w:rPr>
+        <w:t xml:space="preserve">A)  9</w:t>
+      </w:r>
+    </w:p>
+    <w:p>
+      <w:pPr>
+        <w:spacing w:after="30"/>
+        <w:ind w:left="420"/>
+      </w:pPr>
+      <w:r>
+        <w:rPr>
+          <w:sz w:val="20"/>
+          <w:szCs w:val="20"/>
+        </w:rPr>
+        <w:t xml:space="preserve">B)  6</w:t>
+      </w:r>
+    </w:p>
+    <w:p>
+      <w:pPr>
+        <w:spacing w:after="30"/>
+        <w:ind w:left="420"/>
+      </w:pPr>
+      <w:r>
+        <w:rPr>
+          <w:sz w:val="20"/>
+          <w:szCs w:val="20"/>
+        </w:rPr>
+        <w:t xml:space="preserve">C)  10</w:t>
+      </w:r>
+    </w:p>
+    <w:p>
+      <w:pPr>
+        <w:spacing w:after="30"/>
+        <w:ind w:left="420"/>
+      </w:pPr>
+      <w:r>
+        <w:rPr>
+          <w:sz w:val="20"/>
+          <w:szCs w:val="20"/>
+        </w:rPr>
+        <w:t xml:space="preserve">D)  12</w:t>
+      </w:r>
+    </w:p>
+    <w:p>
+      <w:pPr>
+        <w:spacing w:after="20" w:before="50"/>
+      </w:pPr>
+      <w:r>
+        <w:rPr>
+          <w:b/>
+          <w:bCs/>
+          <w:color w:val="1FA6A2"/>
+          <w:sz w:val="21"/>
+          <w:szCs w:val="21"/>
+        </w:rPr>
+        <w:t xml:space="preserve">Step 1:  </w:t>
+      </w:r>
+      <w:r>
+        <w:rPr>
+          <w:sz w:val="21"/>
+          <w:szCs w:val="21"/>
+        </w:rPr>
+        <w:t xml:space="preserve">The scale factor is 15 ÷ 5 = 3.</w:t>
+      </w:r>
+    </w:p>
+    <w:p>
+      <w:pPr>
+        <w:spacing w:after="20" w:before="50"/>
+      </w:pPr>
+      <w:r>
+        <w:rPr>
+          <w:b/>
+          <w:bCs/>
+          <w:color w:val="1FA6A2"/>
+          <w:sz w:val="21"/>
+          <w:szCs w:val="21"/>
+        </w:rPr>
+        <w:t xml:space="preserve">Step 2:  </w:t>
+      </w:r>
+      <w:r>
+        <w:rPr>
+          <w:sz w:val="21"/>
+          <w:szCs w:val="21"/>
+        </w:rPr>
+        <w:t xml:space="preserve">Multiply the eggs by 3: 3 × 3 = 9 eggs.</w:t>
+      </w:r>
+    </w:p>
+    <w:p>
+      <w:pPr>
+        <w:spacing w:after="40" w:before="60"/>
+      </w:pPr>
+      <w:r>
+        <w:rPr>
+          <w:b/>
+          <w:bCs/>
+          <w:color w:val="12355B"/>
+          <w:sz w:val="21"/>
+          <w:szCs w:val="21"/>
+        </w:rPr>
+        <w:t xml:space="preserve">Answer:  </w:t>
+      </w:r>
+      <w:r>
+        <w:rPr>
+          <w:b/>
+          <w:bCs/>
+          <w:sz w:val="21"/>
+          <w:szCs w:val="21"/>
+        </w:rPr>
+        <w:t xml:space="preserve">A. 9</w:t>
+      </w:r>
+    </w:p>
     <w:p>
       <w:pPr>
         <w:pStyle w:val="Heading1"/>
@@ -1346,6 +1408,170 @@
           <w:szCs w:val="19"/>
         </w:rPr>
         <w:t xml:space="preserve">   We Do — work with your class</w:t>
+      </w:r>
+    </w:p>
+    <w:p>
+      <w:pPr>
+        <w:keepNext/>
+        <w:spacing w:after="40" w:before="40"/>
+      </w:pPr>
+      <w:r>
+        <w:rPr>
+          <w:b/>
+          <w:bCs/>
+          <w:color w:val="12355B"/>
+          <w:sz w:val="21"/>
+          <w:szCs w:val="21"/>
+        </w:rPr>
+        <w:t xml:space="preserve">Problem:  </w:t>
+      </w:r>
+      <w:r>
+        <w:rPr>
+          <w:sz w:val="21"/>
+          <w:szCs w:val="21"/>
+        </w:rPr>
+        <w:t xml:space="preserve">Which row does NOT belong in a ratio table for 4:5?</w:t>
+      </w:r>
+    </w:p>
+    <w:p>
+      <w:pPr>
+        <w:spacing w:after="30"/>
+        <w:ind w:left="420"/>
+      </w:pPr>
+      <w:r>
+        <w:rPr>
+          <w:sz w:val="20"/>
+          <w:szCs w:val="20"/>
+        </w:rPr>
+        <w:t xml:space="preserve">A)  6:10</w:t>
+      </w:r>
+    </w:p>
+    <w:p>
+      <w:pPr>
+        <w:spacing w:after="30"/>
+        <w:ind w:left="420"/>
+      </w:pPr>
+      <w:r>
+        <w:rPr>
+          <w:sz w:val="20"/>
+          <w:szCs w:val="20"/>
+        </w:rPr>
+        <w:t xml:space="preserve">B)  8:10</w:t>
+      </w:r>
+    </w:p>
+    <w:p>
+      <w:pPr>
+        <w:spacing w:after="30"/>
+        <w:ind w:left="420"/>
+      </w:pPr>
+      <w:r>
+        <w:rPr>
+          <w:sz w:val="20"/>
+          <w:szCs w:val="20"/>
+        </w:rPr>
+        <w:t xml:space="preserve">C)  12:15</w:t>
+      </w:r>
+    </w:p>
+    <w:p>
+      <w:pPr>
+        <w:spacing w:after="30"/>
+        <w:ind w:left="420"/>
+      </w:pPr>
+      <w:r>
+        <w:rPr>
+          <w:sz w:val="20"/>
+          <w:szCs w:val="20"/>
+        </w:rPr>
+        <w:t xml:space="preserve">D)  16:20</w:t>
+      </w:r>
+    </w:p>
+    <w:p>
+      <w:pPr>
+        <w:keepNext/>
+        <w:spacing w:after="0" w:before="50"/>
+      </w:pPr>
+      <w:r>
+        <w:rPr>
+          <w:b/>
+          <w:bCs/>
+          <w:color w:val="6B4FA0"/>
+          <w:sz w:val="21"/>
+          <w:szCs w:val="21"/>
+        </w:rPr>
+        <w:t xml:space="preserve">Step 1:</w:t>
+      </w:r>
+    </w:p>
+    <w:p>
+      <w:pPr>
+        <w:pBdr>
+          <w:bottom w:val="single" w:color="AFBECC" w:sz="6"/>
+        </w:pBdr>
+        <w:spacing w:after="30" w:before="150"/>
+      </w:pPr>
+      <w:r>
+        <w:t xml:space="preserve"/>
+      </w:r>
+    </w:p>
+    <w:p>
+      <w:pPr>
+        <w:keepNext/>
+        <w:spacing w:after="0" w:before="50"/>
+      </w:pPr>
+      <w:r>
+        <w:rPr>
+          <w:b/>
+          <w:bCs/>
+          <w:color w:val="6B4FA0"/>
+          <w:sz w:val="21"/>
+          <w:szCs w:val="21"/>
+        </w:rPr>
+        <w:t xml:space="preserve">Step 2:</w:t>
+      </w:r>
+    </w:p>
+    <w:p>
+      <w:pPr>
+        <w:pBdr>
+          <w:bottom w:val="single" w:color="AFBECC" w:sz="6"/>
+        </w:pBdr>
+        <w:spacing w:after="30" w:before="150"/>
+      </w:pPr>
+      <w:r>
+        <w:t xml:space="preserve"/>
+      </w:r>
+    </w:p>
+    <w:p>
+      <w:pPr>
+        <w:keepNext/>
+        <w:spacing w:after="0" w:before="60"/>
+      </w:pPr>
+      <w:r>
+        <w:rPr>
+          <w:b/>
+          <w:bCs/>
+          <w:color w:val="12355B"/>
+          <w:sz w:val="21"/>
+          <w:szCs w:val="21"/>
+        </w:rPr>
+        <w:t xml:space="preserve">Answer:</w:t>
+      </w:r>
+    </w:p>
+    <w:p>
+      <w:pPr>
+        <w:pBdr>
+          <w:bottom w:val="single" w:color="AFBECC" w:sz="6"/>
+        </w:pBdr>
+        <w:spacing w:after="30" w:before="150"/>
+      </w:pPr>
+      <w:r>
+        <w:t xml:space="preserve"/>
+      </w:r>
+    </w:p>
+    <w:p>
+      <w:pPr>
+        <w:spacing w:after="80"/>
+      </w:pPr>
+      <w:r>
+        <w:t xml:space="preserve"/>
       </w:r>
     </w:p>
     <w:tbl>
@@ -1850,7 +2076,7 @@
           <w:sz w:val="21"/>
           <w:szCs w:val="21"/>
         </w:rPr>
-        <w:t xml:space="preserve">A recipe uses 3 eggs for every 5 cups of flour. How many eggs are needed for 15 cups of flour?</w:t>
+        <w:t xml:space="preserve">A ratio table shows 3:7, 6:14, and 9:21. What is the next row?</w:t>
       </w:r>
     </w:p>
     <w:p>
@@ -1863,7 +2089,7 @@
           <w:sz w:val="20"/>
           <w:szCs w:val="20"/>
         </w:rPr>
-        <w:t xml:space="preserve">A)  9</w:t>
+        <w:t xml:space="preserve">A)  12:28</w:t>
       </w:r>
     </w:p>
     <w:p>
@@ -1876,7 +2102,7 @@
           <w:sz w:val="20"/>
           <w:szCs w:val="20"/>
         </w:rPr>
-        <w:t xml:space="preserve">B)  6</w:t>
+        <w:t xml:space="preserve">B)  10:24</w:t>
       </w:r>
     </w:p>
     <w:p>
@@ -1889,7 +2115,7 @@
           <w:sz w:val="20"/>
           <w:szCs w:val="20"/>
         </w:rPr>
-        <w:t xml:space="preserve">C)  10</w:t>
+        <w:t xml:space="preserve">C)  12:24</w:t>
       </w:r>
     </w:p>
     <w:p>
@@ -1902,7 +2128,7 @@
           <w:sz w:val="20"/>
           <w:szCs w:val="20"/>
         </w:rPr>
-        <w:t xml:space="preserve">D)  12</w:t>
+        <w:t xml:space="preserve">D)  15:28</w:t>
       </w:r>
     </w:p>
     <w:p>
@@ -1980,7 +2206,7 @@
           <w:sz w:val="21"/>
           <w:szCs w:val="21"/>
         </w:rPr>
-        <w:t xml:space="preserve">Which row does NOT belong in a ratio table for 4:5?</w:t>
+        <w:t xml:space="preserve">A ratio table for 2:5 starts with 2:5, 4:10. What is the third row?</w:t>
       </w:r>
     </w:p>
     <w:p>
@@ -1993,7 +2219,7 @@
           <w:sz w:val="20"/>
           <w:szCs w:val="20"/>
         </w:rPr>
-        <w:t xml:space="preserve">A)  6:10</w:t>
+        <w:t xml:space="preserve">A)  6:15</w:t>
       </w:r>
     </w:p>
     <w:p>
@@ -2006,7 +2232,7 @@
           <w:sz w:val="20"/>
           <w:szCs w:val="20"/>
         </w:rPr>
-        <w:t xml:space="preserve">B)  8:10</w:t>
+        <w:t xml:space="preserve">B)  6:12</w:t>
       </w:r>
     </w:p>
     <w:p>
@@ -2019,7 +2245,7 @@
           <w:sz w:val="20"/>
           <w:szCs w:val="20"/>
         </w:rPr>
-        <w:t xml:space="preserve">C)  12:15</w:t>
+        <w:t xml:space="preserve">C)  8:15</w:t>
       </w:r>
     </w:p>
     <w:p>
@@ -2032,7 +2258,7 @@
           <w:sz w:val="20"/>
           <w:szCs w:val="20"/>
         </w:rPr>
-        <w:t xml:space="preserve">D)  16:20</w:t>
+        <w:t xml:space="preserve">D)  5:10</w:t>
       </w:r>
     </w:p>
     <w:p>
@@ -2110,7 +2336,7 @@
           <w:sz w:val="21"/>
           <w:szCs w:val="21"/>
         </w:rPr>
-        <w:t xml:space="preserve">A ratio table shows 3:7, 6:14, and 9:21. What is the next row?</w:t>
+        <w:t xml:space="preserve">In a ratio table, the ratio of sugar to butter is 3:2. If you use 12 cups of sugar, how many cups of butter do you need?</w:t>
       </w:r>
     </w:p>
     <w:p>
@@ -2123,7 +2349,7 @@
           <w:sz w:val="20"/>
           <w:szCs w:val="20"/>
         </w:rPr>
-        <w:t xml:space="preserve">A)  12:28</w:t>
+        <w:t xml:space="preserve">A)  8</w:t>
       </w:r>
     </w:p>
     <w:p>
@@ -2136,7 +2362,7 @@
           <w:sz w:val="20"/>
           <w:szCs w:val="20"/>
         </w:rPr>
-        <w:t xml:space="preserve">B)  10:24</w:t>
+        <w:t xml:space="preserve">B)  6</w:t>
       </w:r>
     </w:p>
     <w:p>
@@ -2149,7 +2375,7 @@
           <w:sz w:val="20"/>
           <w:szCs w:val="20"/>
         </w:rPr>
-        <w:t xml:space="preserve">C)  12:24</w:t>
+        <w:t xml:space="preserve">C)  10</w:t>
       </w:r>
     </w:p>
     <w:p>
@@ -2162,7 +2388,7 @@
           <w:sz w:val="20"/>
           <w:szCs w:val="20"/>
         </w:rPr>
-        <w:t xml:space="preserve">D)  15:28</w:t>
+        <w:t xml:space="preserve">D)  9</w:t>
       </w:r>
     </w:p>
     <w:p>
@@ -2240,7 +2466,7 @@
           <w:sz w:val="21"/>
           <w:szCs w:val="21"/>
         </w:rPr>
-        <w:t xml:space="preserve">A ratio table for 2:5 starts with 2:5, 4:10. What is the third row?</w:t>
+        <w:t xml:space="preserve">A ratio table shows 5:8, 10:16, 15:24. What scale factor was used from the first row to the third row?</w:t>
       </w:r>
     </w:p>
     <w:p>
@@ -2253,7 +2479,7 @@
           <w:sz w:val="20"/>
           <w:szCs w:val="20"/>
         </w:rPr>
-        <w:t xml:space="preserve">A)  6:15</w:t>
+        <w:t xml:space="preserve">A)  3</w:t>
       </w:r>
     </w:p>
     <w:p>
@@ -2266,7 +2492,7 @@
           <w:sz w:val="20"/>
           <w:szCs w:val="20"/>
         </w:rPr>
-        <w:t xml:space="preserve">B)  6:12</w:t>
+        <w:t xml:space="preserve">B)  2</w:t>
       </w:r>
     </w:p>
     <w:p>
@@ -2279,7 +2505,7 @@
           <w:sz w:val="20"/>
           <w:szCs w:val="20"/>
         </w:rPr>
-        <w:t xml:space="preserve">C)  8:15</w:t>
+        <w:t xml:space="preserve">C)  5</w:t>
       </w:r>
     </w:p>
     <w:p>
@@ -2292,7 +2518,7 @@
           <w:sz w:val="20"/>
           <w:szCs w:val="20"/>
         </w:rPr>
-        <w:t xml:space="preserve">D)  5:10</w:t>
+        <w:t xml:space="preserve">D)  8</w:t>
       </w:r>
     </w:p>
     <w:p>
@@ -3005,6 +3231,64 @@
           <w:sz w:val="24"/>
           <w:szCs w:val="24"/>
         </w:rPr>
+        <w:t xml:space="preserve">Worked Notes (I Do / We Do)</w:t>
+      </w:r>
+    </w:p>
+    <w:p>
+      <w:pPr>
+        <w:spacing w:after="80"/>
+      </w:pPr>
+      <w:r>
+        <w:rPr>
+          <w:b/>
+          <w:bCs/>
+          <w:sz w:val="21"/>
+          <w:szCs w:val="21"/>
+        </w:rPr>
+        <w:t xml:space="preserve">I Do:  </w:t>
+      </w:r>
+      <w:r>
+        <w:rPr>
+          <w:sz w:val="21"/>
+          <w:szCs w:val="21"/>
+        </w:rPr>
+        <w:t xml:space="preserve">A. 9</w:t>
+      </w:r>
+    </w:p>
+    <w:p>
+      <w:pPr>
+        <w:spacing w:after="80"/>
+      </w:pPr>
+      <w:r>
+        <w:rPr>
+          <w:b/>
+          <w:bCs/>
+          <w:sz w:val="21"/>
+          <w:szCs w:val="21"/>
+        </w:rPr>
+        <w:t xml:space="preserve">We Do:  </w:t>
+      </w:r>
+      <w:r>
+        <w:rPr>
+          <w:sz w:val="21"/>
+          <w:szCs w:val="21"/>
+        </w:rPr>
+        <w:t xml:space="preserve">A. 6:10</w:t>
+      </w:r>
+    </w:p>
+    <w:p>
+      <w:pPr>
+        <w:pStyle w:val="Heading2"/>
+        <w:spacing w:after="80" w:before="180"/>
+      </w:pPr>
+      <w:r>
+        <w:rPr>
+          <w:b/>
+          <w:bCs/>
+          <w:color w:val="12355B"/>
+          <w:sz w:val="24"/>
+          <w:szCs w:val="24"/>
+        </w:rPr>
         <w:t xml:space="preserve">Independent Practice</w:t>
       </w:r>
     </w:p>
@@ -3026,7 +3310,7 @@
           <w:sz w:val="21"/>
           <w:szCs w:val="21"/>
         </w:rPr>
-        <w:t xml:space="preserve">A)  9</w:t>
+        <w:t xml:space="preserve">A)  12:28</w:t>
       </w:r>
       <w:r>
         <w:rPr>
@@ -3036,7 +3320,7 @@
           <w:sz w:val="19"/>
           <w:szCs w:val="19"/>
         </w:rPr>
-        <w:t xml:space="preserve">  — The scale factor is 15 ÷ 5 = 3. Multiply the eggs by 3: 3 × 3 = 9 eggs.</w:t>
+        <w:t xml:space="preserve">  — The pattern adds 3 to the first value and 7 to the second each time. After 9:21: 9+3=12 and 21+7=28. The next row is 12:28.</w:t>
       </w:r>
     </w:p>
     <w:p>
@@ -3057,7 +3341,7 @@
           <w:sz w:val="21"/>
           <w:szCs w:val="21"/>
         </w:rPr>
-        <w:t xml:space="preserve">A)  6:10</w:t>
+        <w:t xml:space="preserve">A)  6:15</w:t>
       </w:r>
       <w:r>
         <w:rPr>
@@ -3067,7 +3351,7 @@
           <w:sz w:val="19"/>
           <w:szCs w:val="19"/>
         </w:rPr>
-        <w:t xml:space="preserve">  — 6:10 simplifies to 3:5, not 4:5. The other ratios (8:10, 12:15, 16:20) all simplify to 4:5.</w:t>
+        <w:t xml:space="preserve">  — The additive pattern adds 2 to the first value and 5 to the second. 4+2=6 and 10+5=15. The third row is 6:15.</w:t>
       </w:r>
     </w:p>
     <w:p>
@@ -3088,7 +3372,7 @@
           <w:sz w:val="21"/>
           <w:szCs w:val="21"/>
         </w:rPr>
-        <w:t xml:space="preserve">A)  12:28</w:t>
+        <w:t xml:space="preserve">A)  8</w:t>
       </w:r>
       <w:r>
         <w:rPr>
@@ -3098,7 +3382,7 @@
           <w:sz w:val="19"/>
           <w:szCs w:val="19"/>
         </w:rPr>
-        <w:t xml:space="preserve">  — The pattern adds 3 to the first value and 7 to the second each time. After 9:21: 9+3=12 and 21+7=28. The next row is 12:28.</w:t>
+        <w:t xml:space="preserve">  — Scale factor: 12 ÷ 3 = 4. Multiply butter by 4: 2 × 4 = 8 cups of butter.</w:t>
       </w:r>
     </w:p>
     <w:p>
@@ -3119,7 +3403,7 @@
           <w:sz w:val="21"/>
           <w:szCs w:val="21"/>
         </w:rPr>
-        <w:t xml:space="preserve">A)  6:15</w:t>
+        <w:t xml:space="preserve">A)  3</w:t>
       </w:r>
       <w:r>
         <w:rPr>
@@ -3129,7 +3413,7 @@
           <w:sz w:val="19"/>
           <w:szCs w:val="19"/>
         </w:rPr>
-        <w:t xml:space="preserve">  — The additive pattern adds 2 to the first value and 5 to the second. 4+2=6 and 10+5=15. The third row is 6:15.</w:t>
+        <w:t xml:space="preserve">  — From 5 to 15: 15 ÷ 5 = 3. From 8 to 24: 24 ÷ 8 = 3. The scale factor is 3.</w:t>
       </w:r>
     </w:p>
     <w:p>

--- a/lessons/3-2/downloads/3-2-notes.docx
+++ b/lessons/3-2/downloads/3-2-notes.docx
@@ -1023,6 +1023,216 @@
     <w:p>
       <w:pPr>
         <w:pStyle w:val="Heading1"/>
+        <w:pBdr>
+          <w:bottom w:val="single" w:color="1FA6A2" w:sz="14" w:space="6"/>
+        </w:pBdr>
+        <w:spacing w:after="140" w:before="260"/>
+      </w:pPr>
+      <w:r>
+        <w:rPr>
+          <w:b/>
+          <w:bCs/>
+          <w:color w:val="12355B"/>
+          <w:sz w:val="30"/>
+          <w:szCs w:val="30"/>
+        </w:rPr>
+        <w:t xml:space="preserve">Guided Notes</w:t>
+      </w:r>
+    </w:p>
+    <w:p>
+      <w:pPr>
+        <w:spacing w:after="100"/>
+      </w:pPr>
+      <w:r>
+        <w:rPr>
+          <w:i/>
+          <w:iCs/>
+          <w:color w:val="5F6F80"/>
+          <w:sz w:val="19"/>
+          <w:szCs w:val="19"/>
+        </w:rPr>
+        <w:t xml:space="preserve">Fill in each blank as we go. Use the Word Bank to help you.</w:t>
+      </w:r>
+    </w:p>
+    <w:tbl>
+      <w:tblPr>
+        <w:tblW w:type="pct" w:w="100%"/>
+        <w:tblBorders>
+          <w:top w:val="single" w:color="BBD0DE" w:sz="8"/>
+          <w:left w:val="single" w:color="BBD0DE" w:sz="8"/>
+          <w:bottom w:val="single" w:color="BBD0DE" w:sz="8"/>
+          <w:right w:val="single" w:color="BBD0DE" w:sz="8"/>
+          <w:insideH w:val="single" w:color="auto" w:sz="4"/>
+          <w:insideV w:val="single" w:color="auto" w:sz="4"/>
+        </w:tblBorders>
+      </w:tblPr>
+      <w:tblGrid>
+        <w:gridCol w:w="100"/>
+      </w:tblGrid>
+      <w:tr>
+        <w:tc>
+          <w:tcPr>
+            <w:shd w:fill="EEF4F8" w:color="auto" w:val="clear"/>
+            <w:tcMar>
+              <w:top w:type="dxa" w:w="120"/>
+              <w:left w:type="dxa" w:w="180"/>
+              <w:bottom w:type="dxa" w:w="120"/>
+              <w:right w:type="dxa" w:w="180"/>
+            </w:tcMar>
+          </w:tcPr>
+          <w:p>
+            <w:pPr>
+              <w:spacing w:after="40"/>
+            </w:pPr>
+            <w:r>
+              <w:rPr>
+                <w:b/>
+                <w:bCs/>
+                <w:color w:val="1FA6A2"/>
+                <w:sz w:val="18"/>
+                <w:szCs w:val="18"/>
+              </w:rPr>
+              <w:t xml:space="preserve">WORD BANK</w:t>
+            </w:r>
+          </w:p>
+          <w:p>
+            <w:pPr>
+              <w:spacing w:after="80"/>
+            </w:pPr>
+            <w:r>
+              <w:rPr>
+                <w:b/>
+                <w:bCs/>
+                <w:sz w:val="21"/>
+                <w:szCs w:val="21"/>
+              </w:rPr>
+              <w:t xml:space="preserve">Ratio table      •      Equivalent ratio      •      Scale factor      •      Pattern      •      Additive pattern</w:t>
+            </w:r>
+          </w:p>
+        </w:tc>
+      </w:tr>
+    </w:tbl>
+    <w:p>
+      <w:pPr>
+        <w:spacing w:after="80"/>
+      </w:pPr>
+      <w:r>
+        <w:t xml:space="preserve"/>
+      </w:r>
+    </w:p>
+    <w:p>
+      <w:pPr>
+        <w:spacing w:after="120" w:before="80"/>
+      </w:pPr>
+      <w:r>
+        <w:rPr>
+          <w:b/>
+          <w:bCs/>
+          <w:color w:val="12355B"/>
+          <w:sz w:val="22"/>
+          <w:szCs w:val="22"/>
+        </w:rPr>
+        <w:t xml:space="preserve">1.  </w:t>
+      </w:r>
+      <w:r>
+        <w:rPr>
+          <w:sz w:val="22"/>
+          <w:szCs w:val="22"/>
+        </w:rPr>
+        <w:t xml:space="preserve">A table that lists equivalent ratios in rows or columns is a ___.</w:t>
+      </w:r>
+    </w:p>
+    <w:p>
+      <w:pPr>
+        <w:spacing w:after="120" w:before="80"/>
+      </w:pPr>
+      <w:r>
+        <w:rPr>
+          <w:b/>
+          <w:bCs/>
+          <w:color w:val="12355B"/>
+          <w:sz w:val="22"/>
+          <w:szCs w:val="22"/>
+        </w:rPr>
+        <w:t xml:space="preserve">2.  </w:t>
+      </w:r>
+      <w:r>
+        <w:rPr>
+          <w:sz w:val="22"/>
+          <w:szCs w:val="22"/>
+        </w:rPr>
+        <w:t xml:space="preserve">__________  —  Two ratios that mean the same thing, like 1:2 and 2:4.</w:t>
+      </w:r>
+    </w:p>
+    <w:p>
+      <w:pPr>
+        <w:spacing w:after="120" w:before="80"/>
+      </w:pPr>
+      <w:r>
+        <w:rPr>
+          <w:b/>
+          <w:bCs/>
+          <w:color w:val="12355B"/>
+          <w:sz w:val="22"/>
+          <w:szCs w:val="22"/>
+        </w:rPr>
+        <w:t xml:space="preserve">3.  </w:t>
+      </w:r>
+      <w:r>
+        <w:rPr>
+          <w:sz w:val="22"/>
+          <w:szCs w:val="22"/>
+        </w:rPr>
+        <w:t xml:space="preserve">The number you multiply a ratio by to get an equivalent ratio is the ___.</w:t>
+      </w:r>
+    </w:p>
+    <w:p>
+      <w:pPr>
+        <w:spacing w:after="120" w:before="80"/>
+      </w:pPr>
+      <w:r>
+        <w:rPr>
+          <w:b/>
+          <w:bCs/>
+          <w:color w:val="12355B"/>
+          <w:sz w:val="22"/>
+          <w:szCs w:val="22"/>
+        </w:rPr>
+        <w:t xml:space="preserve">4.  </w:t>
+      </w:r>
+      <w:r>
+        <w:rPr>
+          <w:sz w:val="22"/>
+          <w:szCs w:val="22"/>
+        </w:rPr>
+        <w:t xml:space="preserve">A rule that the numbers in a table follow is a ___.</w:t>
+      </w:r>
+    </w:p>
+    <w:p>
+      <w:pPr>
+        <w:spacing w:after="120" w:before="80"/>
+      </w:pPr>
+      <w:r>
+        <w:rPr>
+          <w:b/>
+          <w:bCs/>
+          <w:color w:val="12355B"/>
+          <w:sz w:val="22"/>
+          <w:szCs w:val="22"/>
+        </w:rPr>
+        <w:t xml:space="preserve">5.  </w:t>
+      </w:r>
+      <w:r>
+        <w:rPr>
+          <w:sz w:val="22"/>
+          <w:szCs w:val="22"/>
+        </w:rPr>
+        <w:t xml:space="preserve">A pattern where you add the same amount each step is an ___.</w:t>
+      </w:r>
+    </w:p>
+    <w:p>
+      <w:pPr>
+        <w:pStyle w:val="Heading1"/>
         <w:pageBreakBefore/>
         <w:pBdr>
           <w:bottom w:val="single" w:color="1FA6A2" w:sz="14" w:space="6"/>
@@ -1995,6 +2205,87 @@
     </w:p>
     <w:p>
       <w:pPr>
+        <w:spacing w:after="40" w:before="80"/>
+      </w:pPr>
+      <w:r>
+        <w:rPr>
+          <w:b/>
+          <w:bCs/>
+          <w:color w:val="12355B"/>
+          <w:sz w:val="21"/>
+          <w:szCs w:val="21"/>
+        </w:rPr>
+        <w:t xml:space="preserve">4. </w:t>
+      </w:r>
+      <w:r>
+        <w:rPr>
+          <w:b/>
+          <w:bCs/>
+          <w:color w:val="6B4FA0"/>
+          <w:sz w:val="19"/>
+          <w:szCs w:val="19"/>
+        </w:rPr>
+        <w:t xml:space="preserve">[Practice] </w:t>
+      </w:r>
+      <w:r>
+        <w:rPr>
+          <w:b/>
+          <w:bCs/>
+          <w:sz w:val="21"/>
+          <w:szCs w:val="21"/>
+        </w:rPr>
+        <w:t xml:space="preserve">During practice on Ratio Tables, what strategy did you use when a problem felt tricky?</w:t>
+      </w:r>
+    </w:p>
+    <w:p>
+      <w:pPr>
+        <w:spacing w:after="60"/>
+      </w:pPr>
+      <w:r>
+        <w:rPr>
+          <w:color w:val="1A2733"/>
+          <w:sz w:val="21"/>
+          <w:szCs w:val="21"/>
+        </w:rPr>
+        <w:t xml:space="preserve">Start with:  I multiplied both numbers by ___ to get ___.</w:t>
+      </w:r>
+      <w:r>
+        <w:rPr>
+          <w:i/>
+          <w:iCs/>
+          <w:color w:val="5F6F80"/>
+          <w:sz w:val="19"/>
+          <w:szCs w:val="19"/>
+        </w:rPr>
+        <w:br/>
+        <w:t xml:space="preserve">Multipliqué ambos números por ___ para obtener ___.</w:t>
+      </w:r>
+    </w:p>
+    <w:p>
+      <w:pPr>
+        <w:spacing w:after="80"/>
+      </w:pPr>
+      <w:r>
+        <w:rPr>
+          <w:b/>
+          <w:bCs/>
+          <w:color w:val="12355B"/>
+          <w:sz w:val="19"/>
+          <w:szCs w:val="19"/>
+        </w:rPr>
+        <w:t xml:space="preserve">Word bank:  </w:t>
+      </w:r>
+      <w:r>
+        <w:rPr>
+          <w:color w:val="1FA6A2"/>
+          <w:sz w:val="19"/>
+          <w:szCs w:val="19"/>
+        </w:rPr>
+        <w:t xml:space="preserve">Ratio table,  Equivalent ratio,  Scale factor,  Pattern</w:t>
+      </w:r>
+    </w:p>
+    <w:p>
+      <w:pPr>
         <w:pStyle w:val="Heading1"/>
         <w:pageBreakBefore/>
         <w:pBdr>
@@ -2591,33 +2882,7 @@
           <w:sz w:val="30"/>
           <w:szCs w:val="30"/>
         </w:rPr>
-        <w:t xml:space="preserve">Write About the Math</w:t>
-      </w:r>
-    </w:p>
-    <w:p>
-      <w:pPr>
-        <w:pStyle w:val="Heading2"/>
-        <w:spacing w:after="80" w:before="180"/>
-      </w:pPr>
-      <w:r>
-        <w:rPr>
-          <w:b/>
-          <w:bCs/>
-          <w:color w:val="12355B"/>
-          <w:sz w:val="24"/>
-          <w:szCs w:val="24"/>
-        </w:rPr>
-        <w:t xml:space="preserve">Build Strong Sentences</w:t>
-      </w:r>
-      <w:r>
-        <w:rPr>
-          <w:i/>
-          <w:iCs/>
-          <w:color w:val="B97A12"/>
-          <w:sz w:val="19"/>
-          <w:szCs w:val="19"/>
-        </w:rPr>
-        <w:t xml:space="preserve">   The Writing Revolution</w:t>
+        <w:t xml:space="preserve">Exit Ticket</w:t>
       </w:r>
     </w:p>
     <w:p>
@@ -2632,435 +2897,86 @@
           <w:sz w:val="19"/>
           <w:szCs w:val="19"/>
         </w:rPr>
-        <w:t xml:space="preserve">I can explain my table using the words ratio table, equivalent ratio, scale factor, and pattern.</w:t>
-      </w:r>
-    </w:p>
-    <w:p>
-      <w:pPr>
-        <w:pStyle w:val="Heading2"/>
-        <w:spacing w:after="80" w:before="180"/>
-      </w:pPr>
-      <w:r>
-        <w:rPr>
-          <w:b/>
-          <w:bCs/>
-          <w:color w:val="12355B"/>
-          <w:sz w:val="24"/>
-          <w:szCs w:val="24"/>
-        </w:rPr>
-        <w:t xml:space="preserve">1. Kernel Sentence</w:t>
-      </w:r>
-      <w:r>
-        <w:rPr>
-          <w:i/>
-          <w:iCs/>
-          <w:color w:val="1FA6A2"/>
-          <w:sz w:val="19"/>
-          <w:szCs w:val="19"/>
-        </w:rPr>
-        <w:t xml:space="preserve">   subject + verb</w:t>
-      </w:r>
-    </w:p>
-    <w:tbl>
-      <w:tblPr>
-        <w:tblW w:type="pct" w:w="100%"/>
-        <w:tblBorders>
-          <w:top w:val="single" w:color="B97A12" w:sz="8"/>
-          <w:left w:val="single" w:color="B97A12" w:sz="8"/>
-          <w:bottom w:val="single" w:color="B97A12" w:sz="8"/>
-          <w:right w:val="single" w:color="B97A12" w:sz="8"/>
-          <w:insideH w:val="single" w:color="auto" w:sz="4"/>
-          <w:insideV w:val="single" w:color="auto" w:sz="4"/>
-        </w:tblBorders>
-      </w:tblPr>
-      <w:tblGrid>
-        <w:gridCol w:w="100"/>
-      </w:tblGrid>
-      <w:tr>
-        <w:tc>
-          <w:tcPr>
-            <w:shd w:fill="FBF3E2" w:color="auto" w:val="clear"/>
-            <w:tcMar>
-              <w:top w:type="dxa" w:w="120"/>
-              <w:left w:type="dxa" w:w="180"/>
-              <w:bottom w:type="dxa" w:w="120"/>
-              <w:right w:type="dxa" w:w="180"/>
-            </w:tcMar>
-          </w:tcPr>
-          <w:p>
-            <w:pPr>
-              <w:spacing w:after="0"/>
-            </w:pPr>
-            <w:r>
-              <w:rPr>
-                <w:b/>
-                <w:bCs/>
-                <w:color w:val="1FA6A2"/>
-                <w:sz w:val="20"/>
-                <w:szCs w:val="20"/>
-              </w:rPr>
-              <w:t xml:space="preserve">Model:  </w:t>
-            </w:r>
-            <w:r>
-              <w:rPr>
-                <w:sz w:val="20"/>
-                <w:szCs w:val="20"/>
-              </w:rPr>
-              <w:t xml:space="preserve">Ratio table is a table of equal ratios that shows a pattern.</w:t>
-            </w:r>
-          </w:p>
-        </w:tc>
-      </w:tr>
-    </w:tbl>
+        <w:t xml:space="preserve">Answer on your own. This shows what you learned today.</w:t>
+      </w:r>
+    </w:p>
+    <w:p>
+      <w:pPr>
+        <w:spacing w:after="80" w:before="80"/>
+      </w:pPr>
+      <w:r>
+        <w:rPr>
+          <w:color w:val="B97A12"/>
+          <w:sz w:val="22"/>
+          <w:szCs w:val="22"/>
+        </w:rPr>
+        <w:t xml:space="preserve">★  </w:t>
+      </w:r>
+      <w:r>
+        <w:rPr>
+          <w:b/>
+          <w:bCs/>
+          <w:sz w:val="22"/>
+          <w:szCs w:val="22"/>
+        </w:rPr>
+        <w:t xml:space="preserve">A salad dressing recipe uses 2 tablespoons of oil for every 5 tablespoons of vinegar. How many tablespoons of oil are needed for 20 tablespoons of vinegar?</w:t>
+      </w:r>
+    </w:p>
+    <w:p>
+      <w:pPr>
+        <w:spacing w:after="60"/>
+        <w:ind w:left="420"/>
+      </w:pPr>
+      <w:r>
+        <w:rPr>
+          <w:sz w:val="21"/>
+          <w:szCs w:val="21"/>
+        </w:rPr>
+        <w:t xml:space="preserve">A)  8</w:t>
+      </w:r>
+    </w:p>
+    <w:p>
+      <w:pPr>
+        <w:spacing w:after="60"/>
+        <w:ind w:left="420"/>
+      </w:pPr>
+      <w:r>
+        <w:rPr>
+          <w:sz w:val="21"/>
+          <w:szCs w:val="21"/>
+        </w:rPr>
+        <w:t xml:space="preserve">B)  10</w:t>
+      </w:r>
+    </w:p>
+    <w:p>
+      <w:pPr>
+        <w:spacing w:after="60"/>
+        <w:ind w:left="420"/>
+      </w:pPr>
+      <w:r>
+        <w:rPr>
+          <w:sz w:val="21"/>
+          <w:szCs w:val="21"/>
+        </w:rPr>
+        <w:t xml:space="preserve">C)  7</w:t>
+      </w:r>
+    </w:p>
+    <w:p>
+      <w:pPr>
+        <w:spacing w:after="60"/>
+        <w:ind w:left="420"/>
+      </w:pPr>
+      <w:r>
+        <w:rPr>
+          <w:sz w:val="21"/>
+          <w:szCs w:val="21"/>
+        </w:rPr>
+        <w:t xml:space="preserve">D)  12</w:t>
+      </w:r>
+    </w:p>
     <w:p>
       <w:pPr>
         <w:spacing w:after="40"/>
-      </w:pPr>
-      <w:r>
-        <w:t xml:space="preserve"/>
-      </w:r>
-    </w:p>
-    <w:p>
-      <w:pPr>
-        <w:spacing w:after="60"/>
-      </w:pPr>
-      <w:r>
-        <w:rPr>
-          <w:color w:val="1A2733"/>
-          <w:sz w:val="21"/>
-          <w:szCs w:val="21"/>
-        </w:rPr>
-        <w:t xml:space="preserve">Write a kernel sentence about ratio table. Use a subject and a verb.</w:t>
-      </w:r>
-      <w:r>
-        <w:rPr>
-          <w:i/>
-          <w:iCs/>
-          <w:color w:val="5F6F80"/>
-          <w:sz w:val="19"/>
-          <w:szCs w:val="19"/>
-        </w:rPr>
-        <w:br/>
-        <w:t xml:space="preserve">Escribe una oración base sobre tabla de razones. Usa un sujeto y un verbo.</w:t>
-      </w:r>
-    </w:p>
-    <w:p>
-      <w:pPr>
-        <w:pBdr>
-          <w:bottom w:val="single" w:color="AFBECC" w:sz="6"/>
-        </w:pBdr>
-        <w:spacing w:after="30" w:before="150"/>
-      </w:pPr>
-      <w:r>
-        <w:t xml:space="preserve"/>
-      </w:r>
-    </w:p>
-    <w:p>
-      <w:pPr>
-        <w:pBdr>
-          <w:bottom w:val="single" w:color="AFBECC" w:sz="6"/>
-        </w:pBdr>
-        <w:spacing w:after="30" w:before="150"/>
-      </w:pPr>
-      <w:r>
-        <w:t xml:space="preserve"/>
-      </w:r>
-    </w:p>
-    <w:p>
-      <w:pPr>
-        <w:pStyle w:val="Heading2"/>
-        <w:spacing w:after="80" w:before="180"/>
-      </w:pPr>
-      <w:r>
-        <w:rPr>
-          <w:b/>
-          <w:bCs/>
-          <w:color w:val="12355B"/>
-          <w:sz w:val="24"/>
-          <w:szCs w:val="24"/>
-        </w:rPr>
-        <w:t xml:space="preserve">2. Sentence Expansion</w:t>
-      </w:r>
-      <w:r>
-        <w:rPr>
-          <w:i/>
-          <w:iCs/>
-          <w:color w:val="1FA6A2"/>
-          <w:sz w:val="19"/>
-          <w:szCs w:val="19"/>
-        </w:rPr>
-        <w:t xml:space="preserve">   because · but · so</w:t>
-      </w:r>
-    </w:p>
-    <w:p>
-      <w:pPr>
-        <w:spacing w:after="80"/>
-      </w:pPr>
-      <w:r>
-        <w:rPr>
-          <w:b/>
-          <w:bCs/>
-          <w:color w:val="1FA6A2"/>
-          <w:sz w:val="20"/>
-          <w:szCs w:val="20"/>
-        </w:rPr>
-        <w:t xml:space="preserve">Kernel:  </w:t>
-      </w:r>
-      <w:r>
-        <w:rPr>
-          <w:sz w:val="20"/>
-          <w:szCs w:val="20"/>
-        </w:rPr>
-        <w:t xml:space="preserve">Ratio table matters in math</w:t>
-      </w:r>
-    </w:p>
-    <w:p>
-      <w:pPr>
-        <w:spacing w:after="80"/>
-      </w:pPr>
-      <w:r>
-        <w:rPr>
-          <w:b/>
-          <w:bCs/>
-          <w:color w:val="12355B"/>
-          <w:sz w:val="21"/>
-          <w:szCs w:val="21"/>
-        </w:rPr>
-        <w:t xml:space="preserve">because  </w:t>
-      </w:r>
-      <w:r>
-        <w:rPr>
-          <w:sz w:val="21"/>
-          <w:szCs w:val="21"/>
-        </w:rPr>
-        <w:t xml:space="preserve">Ratio table matters in math because ___.</w:t>
-      </w:r>
-      <w:r>
-        <w:rPr>
-          <w:i/>
-          <w:iCs/>
-          <w:color w:val="5F6F80"/>
-          <w:sz w:val="19"/>
-          <w:szCs w:val="19"/>
-        </w:rPr>
-        <w:br/>
-        <w:t xml:space="preserve">Tabla de razones importa en matemáticas porque ___.</w:t>
-      </w:r>
-    </w:p>
-    <w:p>
-      <w:pPr>
-        <w:pBdr>
-          <w:bottom w:val="single" w:color="AFBECC" w:sz="6"/>
-        </w:pBdr>
-        <w:spacing w:after="30" w:before="150"/>
-      </w:pPr>
-      <w:r>
-        <w:t xml:space="preserve"/>
-      </w:r>
-    </w:p>
-    <w:p>
-      <w:pPr>
-        <w:spacing w:after="80"/>
-      </w:pPr>
-      <w:r>
-        <w:rPr>
-          <w:b/>
-          <w:bCs/>
-          <w:color w:val="12355B"/>
-          <w:sz w:val="21"/>
-          <w:szCs w:val="21"/>
-        </w:rPr>
-        <w:t xml:space="preserve">but  </w:t>
-      </w:r>
-      <w:r>
-        <w:rPr>
-          <w:sz w:val="21"/>
-          <w:szCs w:val="21"/>
-        </w:rPr>
-        <w:t xml:space="preserve">Ratio table matters in math, but ___.</w:t>
-      </w:r>
-      <w:r>
-        <w:rPr>
-          <w:i/>
-          <w:iCs/>
-          <w:color w:val="5F6F80"/>
-          <w:sz w:val="19"/>
-          <w:szCs w:val="19"/>
-        </w:rPr>
-        <w:br/>
-        <w:t xml:space="preserve">Tabla de razones importa en matemáticas, pero ___.</w:t>
-      </w:r>
-    </w:p>
-    <w:p>
-      <w:pPr>
-        <w:pBdr>
-          <w:bottom w:val="single" w:color="AFBECC" w:sz="6"/>
-        </w:pBdr>
-        <w:spacing w:after="30" w:before="150"/>
-      </w:pPr>
-      <w:r>
-        <w:t xml:space="preserve"/>
-      </w:r>
-    </w:p>
-    <w:p>
-      <w:pPr>
-        <w:spacing w:after="80"/>
-      </w:pPr>
-      <w:r>
-        <w:rPr>
-          <w:b/>
-          <w:bCs/>
-          <w:color w:val="12355B"/>
-          <w:sz w:val="21"/>
-          <w:szCs w:val="21"/>
-        </w:rPr>
-        <w:t xml:space="preserve">so  </w:t>
-      </w:r>
-      <w:r>
-        <w:rPr>
-          <w:sz w:val="21"/>
-          <w:szCs w:val="21"/>
-        </w:rPr>
-        <w:t xml:space="preserve">Ratio table matters in math, so ___.</w:t>
-      </w:r>
-      <w:r>
-        <w:rPr>
-          <w:i/>
-          <w:iCs/>
-          <w:color w:val="5F6F80"/>
-          <w:sz w:val="19"/>
-          <w:szCs w:val="19"/>
-        </w:rPr>
-        <w:br/>
-        <w:t xml:space="preserve">Tabla de razones importa en matemáticas, entonces ___.</w:t>
-      </w:r>
-    </w:p>
-    <w:p>
-      <w:pPr>
-        <w:pBdr>
-          <w:bottom w:val="single" w:color="AFBECC" w:sz="6"/>
-        </w:pBdr>
-        <w:spacing w:after="30" w:before="150"/>
-      </w:pPr>
-      <w:r>
-        <w:t xml:space="preserve"/>
-      </w:r>
-    </w:p>
-    <w:p>
-      <w:pPr>
-        <w:pStyle w:val="Heading2"/>
-        <w:spacing w:after="80" w:before="180"/>
-      </w:pPr>
-      <w:r>
-        <w:rPr>
-          <w:b/>
-          <w:bCs/>
-          <w:color w:val="12355B"/>
-          <w:sz w:val="24"/>
-          <w:szCs w:val="24"/>
-        </w:rPr>
-        <w:t xml:space="preserve">3. Explain Your Reasoning</w:t>
-      </w:r>
-      <w:r>
-        <w:rPr>
-          <w:i/>
-          <w:iCs/>
-          <w:color w:val="1FA6A2"/>
-          <w:sz w:val="19"/>
-          <w:szCs w:val="19"/>
-        </w:rPr>
-        <w:t xml:space="preserve">   use a sentence starter</w:t>
-      </w:r>
-    </w:p>
-    <w:p>
-      <w:pPr>
-        <w:spacing w:after="60"/>
-      </w:pPr>
-      <w:r>
-        <w:rPr>
-          <w:color w:val="1A2733"/>
-          <w:sz w:val="21"/>
-          <w:szCs w:val="21"/>
-        </w:rPr>
-        <w:t xml:space="preserve">When I make 4 batches, I multiply both ___ and ___ by ___.</w:t>
-      </w:r>
-      <w:r>
-        <w:rPr>
-          <w:i/>
-          <w:iCs/>
-          <w:color w:val="5F6F80"/>
-          <w:sz w:val="19"/>
-          <w:szCs w:val="19"/>
-        </w:rPr>
-        <w:br/>
-        <w:t xml:space="preserve">Cuando hago 4 tandas, multiplico tanto ___ como ___ por ___.</w:t>
-      </w:r>
-    </w:p>
-    <w:p>
-      <w:pPr>
-        <w:spacing w:after="60"/>
-      </w:pPr>
-      <w:r>
-        <w:rPr>
-          <w:color w:val="1A2733"/>
-          <w:sz w:val="21"/>
-          <w:szCs w:val="21"/>
-        </w:rPr>
-        <w:t xml:space="preserve">The ratio stays the same because ___.</w:t>
-      </w:r>
-      <w:r>
-        <w:rPr>
-          <w:i/>
-          <w:iCs/>
-          <w:color w:val="5F6F80"/>
-          <w:sz w:val="19"/>
-          <w:szCs w:val="19"/>
-        </w:rPr>
-        <w:br/>
-        <w:t xml:space="preserve">La razón se mantiene igual porque ___.</w:t>
-      </w:r>
-    </w:p>
-    <w:p>
-      <w:pPr>
-        <w:spacing w:after="60"/>
-      </w:pPr>
-      <w:r>
-        <w:rPr>
-          <w:color w:val="1A2733"/>
-          <w:sz w:val="21"/>
-          <w:szCs w:val="21"/>
-        </w:rPr>
-        <w:t xml:space="preserve">I multiplied both numbers by ___ to get ___.</w:t>
-      </w:r>
-      <w:r>
-        <w:rPr>
-          <w:i/>
-          <w:iCs/>
-          <w:color w:val="5F6F80"/>
-          <w:sz w:val="19"/>
-          <w:szCs w:val="19"/>
-        </w:rPr>
-        <w:br/>
-        <w:t xml:space="preserve">Multipliqué ambos números por ___ para obtener ___.</w:t>
-      </w:r>
-    </w:p>
-    <w:p>
-      <w:pPr>
-        <w:pBdr>
-          <w:bottom w:val="single" w:color="AFBECC" w:sz="6"/>
-        </w:pBdr>
-        <w:spacing w:after="30" w:before="150"/>
-      </w:pPr>
-      <w:r>
-        <w:t xml:space="preserve"/>
-      </w:r>
-    </w:p>
-    <w:p>
-      <w:pPr>
-        <w:pBdr>
-          <w:bottom w:val="single" w:color="AFBECC" w:sz="6"/>
-        </w:pBdr>
-        <w:spacing w:after="30" w:before="150"/>
       </w:pPr>
       <w:r>
         <w:t xml:space="preserve"/>
@@ -3083,7 +2999,7 @@
           <w:sz w:val="30"/>
           <w:szCs w:val="30"/>
         </w:rPr>
-        <w:t xml:space="preserve">Exit Ticket</w:t>
+        <w:t xml:space="preserve">Answer Key &amp; Teacher Guide</w:t>
       </w:r>
     </w:p>
     <w:p>
@@ -3098,115 +3014,224 @@
           <w:sz w:val="19"/>
           <w:szCs w:val="19"/>
         </w:rPr>
-        <w:t xml:space="preserve">Answer on your own. This shows what you learned today.</w:t>
-      </w:r>
-    </w:p>
-    <w:p>
-      <w:pPr>
-        <w:spacing w:after="80" w:before="80"/>
-      </w:pPr>
-      <w:r>
-        <w:rPr>
-          <w:color w:val="B97A12"/>
-          <w:sz w:val="22"/>
-          <w:szCs w:val="22"/>
-        </w:rPr>
-        <w:t xml:space="preserve">★  </w:t>
-      </w:r>
-      <w:r>
-        <w:rPr>
-          <w:b/>
-          <w:bCs/>
-          <w:sz w:val="22"/>
-          <w:szCs w:val="22"/>
-        </w:rPr>
-        <w:t xml:space="preserve">A salad dressing recipe uses 2 tablespoons of oil for every 5 tablespoons of vinegar. How many tablespoons of oil are needed for 20 tablespoons of vinegar?</w:t>
-      </w:r>
-    </w:p>
-    <w:p>
-      <w:pPr>
-        <w:spacing w:after="60"/>
-        <w:ind w:left="420"/>
-      </w:pPr>
-      <w:r>
-        <w:rPr>
-          <w:sz w:val="21"/>
-          <w:szCs w:val="21"/>
-        </w:rPr>
-        <w:t xml:space="preserve">A)  8</w:t>
-      </w:r>
-    </w:p>
-    <w:p>
-      <w:pPr>
-        <w:spacing w:after="60"/>
-        <w:ind w:left="420"/>
-      </w:pPr>
-      <w:r>
-        <w:rPr>
-          <w:sz w:val="21"/>
-          <w:szCs w:val="21"/>
-        </w:rPr>
-        <w:t xml:space="preserve">B)  10</w:t>
-      </w:r>
-    </w:p>
-    <w:p>
-      <w:pPr>
-        <w:spacing w:after="60"/>
-        <w:ind w:left="420"/>
-      </w:pPr>
-      <w:r>
-        <w:rPr>
-          <w:sz w:val="21"/>
-          <w:szCs w:val="21"/>
-        </w:rPr>
-        <w:t xml:space="preserve">C)  7</w:t>
-      </w:r>
-    </w:p>
-    <w:p>
-      <w:pPr>
-        <w:spacing w:after="60"/>
-        <w:ind w:left="420"/>
-      </w:pPr>
-      <w:r>
-        <w:rPr>
-          <w:sz w:val="21"/>
-          <w:szCs w:val="21"/>
-        </w:rPr>
-        <w:t xml:space="preserve">D)  12</w:t>
-      </w:r>
-    </w:p>
-    <w:p>
-      <w:pPr>
-        <w:spacing w:after="40"/>
-      </w:pPr>
-      <w:r>
-        <w:t xml:space="preserve"/>
-      </w:r>
-    </w:p>
-    <w:p>
-      <w:pPr>
-        <w:pStyle w:val="Heading1"/>
-        <w:pageBreakBefore/>
-        <w:pBdr>
-          <w:bottom w:val="single" w:color="1FA6A2" w:sz="14" w:space="6"/>
-        </w:pBdr>
-        <w:spacing w:after="140" w:before="0"/>
-      </w:pPr>
-      <w:r>
-        <w:rPr>
-          <w:b/>
-          <w:bCs/>
-          <w:color w:val="12355B"/>
-          <w:sz w:val="30"/>
-          <w:szCs w:val="30"/>
-        </w:rPr>
-        <w:t xml:space="preserve">Answer Key &amp; Teacher Guide</w:t>
-      </w:r>
-    </w:p>
-    <w:p>
-      <w:pPr>
-        <w:spacing w:after="100"/>
-      </w:pPr>
+        <w:t xml:space="preserve">Teacher reference — remove or fold back before distributing to students.</w:t>
+      </w:r>
+    </w:p>
+    <w:p>
+      <w:pPr>
+        <w:pStyle w:val="Heading2"/>
+        <w:spacing w:after="80" w:before="180"/>
+      </w:pPr>
+      <w:r>
+        <w:rPr>
+          <w:b/>
+          <w:bCs/>
+          <w:color w:val="12355B"/>
+          <w:sz w:val="24"/>
+          <w:szCs w:val="24"/>
+        </w:rPr>
+        <w:t xml:space="preserve">Guided Notes (Fill-in)</w:t>
+      </w:r>
+    </w:p>
+    <w:p>
+      <w:pPr>
+        <w:spacing w:after="80"/>
+      </w:pPr>
+      <w:r>
+        <w:rPr>
+          <w:b/>
+          <w:bCs/>
+          <w:sz w:val="21"/>
+          <w:szCs w:val="21"/>
+        </w:rPr>
+        <w:t xml:space="preserve">Notes 1:  </w:t>
+      </w:r>
+      <w:r>
+        <w:rPr>
+          <w:sz w:val="21"/>
+          <w:szCs w:val="21"/>
+        </w:rPr>
+        <w:t xml:space="preserve">Ratio table</w:t>
+      </w:r>
+    </w:p>
+    <w:p>
+      <w:pPr>
+        <w:spacing w:after="80"/>
+      </w:pPr>
+      <w:r>
+        <w:rPr>
+          <w:b/>
+          <w:bCs/>
+          <w:sz w:val="21"/>
+          <w:szCs w:val="21"/>
+        </w:rPr>
+        <w:t xml:space="preserve">Notes 2:  </w:t>
+      </w:r>
+      <w:r>
+        <w:rPr>
+          <w:sz w:val="21"/>
+          <w:szCs w:val="21"/>
+        </w:rPr>
+        <w:t xml:space="preserve">Equivalent ratio</w:t>
+      </w:r>
+    </w:p>
+    <w:p>
+      <w:pPr>
+        <w:spacing w:after="80"/>
+      </w:pPr>
+      <w:r>
+        <w:rPr>
+          <w:b/>
+          <w:bCs/>
+          <w:sz w:val="21"/>
+          <w:szCs w:val="21"/>
+        </w:rPr>
+        <w:t xml:space="preserve">Notes 3:  </w:t>
+      </w:r>
+      <w:r>
+        <w:rPr>
+          <w:sz w:val="21"/>
+          <w:szCs w:val="21"/>
+        </w:rPr>
+        <w:t xml:space="preserve">Scale factor</w:t>
+      </w:r>
+    </w:p>
+    <w:p>
+      <w:pPr>
+        <w:spacing w:after="80"/>
+      </w:pPr>
+      <w:r>
+        <w:rPr>
+          <w:b/>
+          <w:bCs/>
+          <w:sz w:val="21"/>
+          <w:szCs w:val="21"/>
+        </w:rPr>
+        <w:t xml:space="preserve">Notes 4:  </w:t>
+      </w:r>
+      <w:r>
+        <w:rPr>
+          <w:sz w:val="21"/>
+          <w:szCs w:val="21"/>
+        </w:rPr>
+        <w:t xml:space="preserve">Pattern</w:t>
+      </w:r>
+    </w:p>
+    <w:p>
+      <w:pPr>
+        <w:spacing w:after="80"/>
+      </w:pPr>
+      <w:r>
+        <w:rPr>
+          <w:b/>
+          <w:bCs/>
+          <w:sz w:val="21"/>
+          <w:szCs w:val="21"/>
+        </w:rPr>
+        <w:t xml:space="preserve">Notes 5:  </w:t>
+      </w:r>
+      <w:r>
+        <w:rPr>
+          <w:sz w:val="21"/>
+          <w:szCs w:val="21"/>
+        </w:rPr>
+        <w:t xml:space="preserve">Additive pattern</w:t>
+      </w:r>
+    </w:p>
+    <w:p>
+      <w:pPr>
+        <w:pStyle w:val="Heading2"/>
+        <w:spacing w:after="80" w:before="180"/>
+      </w:pPr>
+      <w:r>
+        <w:rPr>
+          <w:b/>
+          <w:bCs/>
+          <w:color w:val="12355B"/>
+          <w:sz w:val="24"/>
+          <w:szCs w:val="24"/>
+        </w:rPr>
+        <w:t xml:space="preserve">Worked Notes (I Do / We Do)</w:t>
+      </w:r>
+    </w:p>
+    <w:p>
+      <w:pPr>
+        <w:spacing w:after="80"/>
+      </w:pPr>
+      <w:r>
+        <w:rPr>
+          <w:b/>
+          <w:bCs/>
+          <w:sz w:val="21"/>
+          <w:szCs w:val="21"/>
+        </w:rPr>
+        <w:t xml:space="preserve">I Do:  </w:t>
+      </w:r>
+      <w:r>
+        <w:rPr>
+          <w:sz w:val="21"/>
+          <w:szCs w:val="21"/>
+        </w:rPr>
+        <w:t xml:space="preserve">A. 9</w:t>
+      </w:r>
+    </w:p>
+    <w:p>
+      <w:pPr>
+        <w:spacing w:after="80"/>
+      </w:pPr>
+      <w:r>
+        <w:rPr>
+          <w:b/>
+          <w:bCs/>
+          <w:sz w:val="21"/>
+          <w:szCs w:val="21"/>
+        </w:rPr>
+        <w:t xml:space="preserve">We Do:  </w:t>
+      </w:r>
+      <w:r>
+        <w:rPr>
+          <w:sz w:val="21"/>
+          <w:szCs w:val="21"/>
+        </w:rPr>
+        <w:t xml:space="preserve">A. 6:10</w:t>
+      </w:r>
+    </w:p>
+    <w:p>
+      <w:pPr>
+        <w:pStyle w:val="Heading2"/>
+        <w:spacing w:after="80" w:before="180"/>
+      </w:pPr>
+      <w:r>
+        <w:rPr>
+          <w:b/>
+          <w:bCs/>
+          <w:color w:val="12355B"/>
+          <w:sz w:val="24"/>
+          <w:szCs w:val="24"/>
+        </w:rPr>
+        <w:t xml:space="preserve">Independent Practice</w:t>
+      </w:r>
+    </w:p>
+    <w:p>
+      <w:pPr>
+        <w:spacing w:after="80"/>
+      </w:pPr>
+      <w:r>
+        <w:rPr>
+          <w:b/>
+          <w:bCs/>
+          <w:sz w:val="21"/>
+          <w:szCs w:val="21"/>
+        </w:rPr>
+        <w:t xml:space="preserve">1.  </w:t>
+      </w:r>
+      <w:r>
+        <w:rPr>
+          <w:sz w:val="21"/>
+          <w:szCs w:val="21"/>
+        </w:rPr>
+        <w:t xml:space="preserve">A)  12:28</w:t>
+      </w:r>
       <w:r>
         <w:rPr>
           <w:i/>
@@ -3215,23 +3240,7 @@
           <w:sz w:val="19"/>
           <w:szCs w:val="19"/>
         </w:rPr>
-        <w:t xml:space="preserve">Teacher reference — remove or fold back before distributing to students.</w:t>
-      </w:r>
-    </w:p>
-    <w:p>
-      <w:pPr>
-        <w:pStyle w:val="Heading2"/>
-        <w:spacing w:after="80" w:before="180"/>
-      </w:pPr>
-      <w:r>
-        <w:rPr>
-          <w:b/>
-          <w:bCs/>
-          <w:color w:val="12355B"/>
-          <w:sz w:val="24"/>
-          <w:szCs w:val="24"/>
-        </w:rPr>
-        <w:t xml:space="preserve">Worked Notes (I Do / We Do)</w:t>
+        <w:t xml:space="preserve">  — The pattern adds 3 to the first value and 7 to the second each time. After 9:21: 9+3=12 and 21+7=28. The next row is 12:28.</w:t>
       </w:r>
     </w:p>
     <w:p>
@@ -3245,72 +3254,14 @@
           <w:sz w:val="21"/>
           <w:szCs w:val="21"/>
         </w:rPr>
-        <w:t xml:space="preserve">I Do:  </w:t>
-      </w:r>
-      <w:r>
-        <w:rPr>
-          <w:sz w:val="21"/>
-          <w:szCs w:val="21"/>
-        </w:rPr>
-        <w:t xml:space="preserve">A. 9</w:t>
-      </w:r>
-    </w:p>
-    <w:p>
-      <w:pPr>
-        <w:spacing w:after="80"/>
-      </w:pPr>
-      <w:r>
-        <w:rPr>
-          <w:b/>
-          <w:bCs/>
-          <w:sz w:val="21"/>
-          <w:szCs w:val="21"/>
-        </w:rPr>
-        <w:t xml:space="preserve">We Do:  </w:t>
-      </w:r>
-      <w:r>
-        <w:rPr>
-          <w:sz w:val="21"/>
-          <w:szCs w:val="21"/>
-        </w:rPr>
-        <w:t xml:space="preserve">A. 6:10</w:t>
-      </w:r>
-    </w:p>
-    <w:p>
-      <w:pPr>
-        <w:pStyle w:val="Heading2"/>
-        <w:spacing w:after="80" w:before="180"/>
-      </w:pPr>
-      <w:r>
-        <w:rPr>
-          <w:b/>
-          <w:bCs/>
-          <w:color w:val="12355B"/>
-          <w:sz w:val="24"/>
-          <w:szCs w:val="24"/>
-        </w:rPr>
-        <w:t xml:space="preserve">Independent Practice</w:t>
-      </w:r>
-    </w:p>
-    <w:p>
-      <w:pPr>
-        <w:spacing w:after="80"/>
-      </w:pPr>
-      <w:r>
-        <w:rPr>
-          <w:b/>
-          <w:bCs/>
-          <w:sz w:val="21"/>
-          <w:szCs w:val="21"/>
-        </w:rPr>
-        <w:t xml:space="preserve">1.  </w:t>
-      </w:r>
-      <w:r>
-        <w:rPr>
-          <w:sz w:val="21"/>
-          <w:szCs w:val="21"/>
-        </w:rPr>
-        <w:t xml:space="preserve">A)  12:28</w:t>
+        <w:t xml:space="preserve">2.  </w:t>
+      </w:r>
+      <w:r>
+        <w:rPr>
+          <w:sz w:val="21"/>
+          <w:szCs w:val="21"/>
+        </w:rPr>
+        <w:t xml:space="preserve">A)  6:15</w:t>
       </w:r>
       <w:r>
         <w:rPr>
@@ -3320,7 +3271,7 @@
           <w:sz w:val="19"/>
           <w:szCs w:val="19"/>
         </w:rPr>
-        <w:t xml:space="preserve">  — The pattern adds 3 to the first value and 7 to the second each time. After 9:21: 9+3=12 and 21+7=28. The next row is 12:28.</w:t>
+        <w:t xml:space="preserve">  — The additive pattern adds 2 to the first value and 5 to the second. 4+2=6 and 10+5=15. The third row is 6:15.</w:t>
       </w:r>
     </w:p>
     <w:p>
@@ -3334,14 +3285,14 @@
           <w:sz w:val="21"/>
           <w:szCs w:val="21"/>
         </w:rPr>
-        <w:t xml:space="preserve">2.  </w:t>
-      </w:r>
-      <w:r>
-        <w:rPr>
-          <w:sz w:val="21"/>
-          <w:szCs w:val="21"/>
-        </w:rPr>
-        <w:t xml:space="preserve">A)  6:15</w:t>
+        <w:t xml:space="preserve">3.  </w:t>
+      </w:r>
+      <w:r>
+        <w:rPr>
+          <w:sz w:val="21"/>
+          <w:szCs w:val="21"/>
+        </w:rPr>
+        <w:t xml:space="preserve">A)  8</w:t>
       </w:r>
       <w:r>
         <w:rPr>
@@ -3351,7 +3302,7 @@
           <w:sz w:val="19"/>
           <w:szCs w:val="19"/>
         </w:rPr>
-        <w:t xml:space="preserve">  — The additive pattern adds 2 to the first value and 5 to the second. 4+2=6 and 10+5=15. The third row is 6:15.</w:t>
+        <w:t xml:space="preserve">  — Scale factor: 12 ÷ 3 = 4. Multiply butter by 4: 2 × 4 = 8 cups of butter.</w:t>
       </w:r>
     </w:p>
     <w:p>
@@ -3365,14 +3316,14 @@
           <w:sz w:val="21"/>
           <w:szCs w:val="21"/>
         </w:rPr>
-        <w:t xml:space="preserve">3.  </w:t>
-      </w:r>
-      <w:r>
-        <w:rPr>
-          <w:sz w:val="21"/>
-          <w:szCs w:val="21"/>
-        </w:rPr>
-        <w:t xml:space="preserve">A)  8</w:t>
+        <w:t xml:space="preserve">4.  </w:t>
+      </w:r>
+      <w:r>
+        <w:rPr>
+          <w:sz w:val="21"/>
+          <w:szCs w:val="21"/>
+        </w:rPr>
+        <w:t xml:space="preserve">A)  3</w:t>
       </w:r>
       <w:r>
         <w:rPr>
@@ -3382,7 +3333,23 @@
           <w:sz w:val="19"/>
           <w:szCs w:val="19"/>
         </w:rPr>
-        <w:t xml:space="preserve">  — Scale factor: 12 ÷ 3 = 4. Multiply butter by 4: 2 × 4 = 8 cups of butter.</w:t>
+        <w:t xml:space="preserve">  — From 5 to 15: 15 ÷ 5 = 3. From 8 to 24: 24 ÷ 8 = 3. The scale factor is 3.</w:t>
+      </w:r>
+    </w:p>
+    <w:p>
+      <w:pPr>
+        <w:pStyle w:val="Heading2"/>
+        <w:spacing w:after="80" w:before="180"/>
+      </w:pPr>
+      <w:r>
+        <w:rPr>
+          <w:b/>
+          <w:bCs/>
+          <w:color w:val="12355B"/>
+          <w:sz w:val="24"/>
+          <w:szCs w:val="24"/>
+        </w:rPr>
+        <w:t xml:space="preserve">Exit Ticket</w:t>
       </w:r>
     </w:p>
     <w:p>
@@ -3391,19 +3358,10 @@
       </w:pPr>
       <w:r>
         <w:rPr>
-          <w:b/>
-          <w:bCs/>
-          <w:sz w:val="21"/>
-          <w:szCs w:val="21"/>
-        </w:rPr>
-        <w:t xml:space="preserve">4.  </w:t>
-      </w:r>
-      <w:r>
-        <w:rPr>
-          <w:sz w:val="21"/>
-          <w:szCs w:val="21"/>
-        </w:rPr>
-        <w:t xml:space="preserve">A)  3</w:t>
+          <w:sz w:val="21"/>
+          <w:szCs w:val="21"/>
+        </w:rPr>
+        <w:t xml:space="preserve">A)  8</w:t>
       </w:r>
       <w:r>
         <w:rPr>
@@ -3413,173 +3371,7 @@
           <w:sz w:val="19"/>
           <w:szCs w:val="19"/>
         </w:rPr>
-        <w:t xml:space="preserve">  — From 5 to 15: 15 ÷ 5 = 3. From 8 to 24: 24 ÷ 8 = 3. The scale factor is 3.</w:t>
-      </w:r>
-    </w:p>
-    <w:p>
-      <w:pPr>
-        <w:pStyle w:val="Heading2"/>
-        <w:spacing w:after="80" w:before="180"/>
-      </w:pPr>
-      <w:r>
-        <w:rPr>
-          <w:b/>
-          <w:bCs/>
-          <w:color w:val="12355B"/>
-          <w:sz w:val="24"/>
-          <w:szCs w:val="24"/>
-        </w:rPr>
-        <w:t xml:space="preserve">Exit Ticket</w:t>
-      </w:r>
-    </w:p>
-    <w:p>
-      <w:pPr>
-        <w:spacing w:after="80"/>
-      </w:pPr>
-      <w:r>
-        <w:rPr>
-          <w:sz w:val="21"/>
-          <w:szCs w:val="21"/>
-        </w:rPr>
-        <w:t xml:space="preserve">A)  8</w:t>
-      </w:r>
-      <w:r>
-        <w:rPr>
-          <w:i/>
-          <w:iCs/>
-          <w:color w:val="5F6F80"/>
-          <w:sz w:val="19"/>
-          <w:szCs w:val="19"/>
-        </w:rPr>
         <w:t xml:space="preserve">  — Scale factor: 20 ÷ 5 = 4. Multiply oil by 4: 2 × 4 = 8 tablespoons of oil.</w:t>
-      </w:r>
-    </w:p>
-    <w:p>
-      <w:pPr>
-        <w:pStyle w:val="Heading2"/>
-        <w:spacing w:after="80" w:before="180"/>
-      </w:pPr>
-      <w:r>
-        <w:rPr>
-          <w:b/>
-          <w:bCs/>
-          <w:color w:val="12355B"/>
-          <w:sz w:val="24"/>
-          <w:szCs w:val="24"/>
-        </w:rPr>
-        <w:t xml:space="preserve">Writing (TWR) — what to look for</w:t>
-      </w:r>
-    </w:p>
-    <w:p>
-      <w:pPr>
-        <w:spacing w:after="80"/>
-      </w:pPr>
-      <w:r>
-        <w:rPr>
-          <w:sz w:val="20"/>
-          <w:szCs w:val="20"/>
-        </w:rPr>
-        <w:t xml:space="preserve">Kernel sentence: a complete sentence needs a subject and a verb. Example: Ratio table is a table of equal ratios that shows a pattern.</w:t>
-      </w:r>
-    </w:p>
-    <w:p>
-      <w:pPr>
-        <w:spacing w:after="80"/>
-      </w:pPr>
-      <w:r>
-        <w:rPr>
-          <w:sz w:val="20"/>
-          <w:szCs w:val="20"/>
-        </w:rPr>
-        <w:t xml:space="preserve">Expansion: because = reason, but = contrast/exception, so = result. Answers vary; each must keep the kernel idea.</w:t>
-      </w:r>
-    </w:p>
-    <w:p>
-      <w:pPr>
-        <w:pStyle w:val="Heading2"/>
-        <w:spacing w:after="80" w:before="180"/>
-      </w:pPr>
-      <w:r>
-        <w:rPr>
-          <w:b/>
-          <w:bCs/>
-          <w:color w:val="12355B"/>
-          <w:sz w:val="24"/>
-          <w:szCs w:val="24"/>
-        </w:rPr>
-        <w:t xml:space="preserve">Turn &amp; Talk — listen for</w:t>
-      </w:r>
-    </w:p>
-    <w:p>
-      <w:pPr>
-        <w:spacing w:after="80"/>
-      </w:pPr>
-      <w:r>
-        <w:rPr>
-          <w:b/>
-          <w:bCs/>
-          <w:sz w:val="19"/>
-          <w:szCs w:val="19"/>
-        </w:rPr>
-        <w:t xml:space="preserve">1.  </w:t>
-      </w:r>
-      <w:r>
-        <w:rPr>
-          <w:i/>
-          <w:iCs/>
-          <w:color w:val="5F6F80"/>
-          <w:sz w:val="19"/>
-          <w:szCs w:val="19"/>
-        </w:rPr>
-        <w:t xml:space="preserve">A strong answer says BOTH quantities are multiplied by the same number (4), so 2:3 becomes 8:12, keeping the ratio equivalent.</w:t>
-      </w:r>
-    </w:p>
-    <w:p>
-      <w:pPr>
-        <w:spacing w:after="80"/>
-      </w:pPr>
-      <w:r>
-        <w:rPr>
-          <w:b/>
-          <w:bCs/>
-          <w:sz w:val="19"/>
-          <w:szCs w:val="19"/>
-        </w:rPr>
-        <w:t xml:space="preserve">2.  </w:t>
-      </w:r>
-      <w:r>
-        <w:rPr>
-          <w:i/>
-          <w:iCs/>
-          <w:color w:val="5F6F80"/>
-          <w:sz w:val="19"/>
-          <w:szCs w:val="19"/>
-        </w:rPr>
-        <w:t xml:space="preserve">Listen for use of a scale factor (multiplying both parts) and recognition that every row in the table is an equivalent ratio showing the same pattern.</w:t>
-      </w:r>
-    </w:p>
-    <w:p>
-      <w:pPr>
-        <w:spacing w:after="80"/>
-      </w:pPr>
-      <w:r>
-        <w:rPr>
-          <w:b/>
-          <w:bCs/>
-          <w:sz w:val="19"/>
-          <w:szCs w:val="19"/>
-        </w:rPr>
-        <w:t xml:space="preserve">3.  </w:t>
-      </w:r>
-      <w:r>
-        <w:rPr>
-          <w:i/>
-          <w:iCs/>
-          <w:color w:val="5F6F80"/>
-          <w:sz w:val="19"/>
-          <w:szCs w:val="19"/>
-        </w:rPr>
-        <w:t xml:space="preserve">A strong answer connects both scenarios as scaling a ratio with a scale factor, keeping berries-to-yogurt (3:2) equivalent across every serving.</w:t>
       </w:r>
     </w:p>
     <w:sectPr>

--- a/lessons/3-2/downloads/3-2-notes.docx
+++ b/lessons/3-2/downloads/3-2-notes.docx
@@ -2980,398 +2980,6 @@
       </w:pPr>
       <w:r>
         <w:t xml:space="preserve"/>
-      </w:r>
-    </w:p>
-    <w:p>
-      <w:pPr>
-        <w:pStyle w:val="Heading1"/>
-        <w:pageBreakBefore/>
-        <w:pBdr>
-          <w:bottom w:val="single" w:color="1FA6A2" w:sz="14" w:space="6"/>
-        </w:pBdr>
-        <w:spacing w:after="140" w:before="0"/>
-      </w:pPr>
-      <w:r>
-        <w:rPr>
-          <w:b/>
-          <w:bCs/>
-          <w:color w:val="12355B"/>
-          <w:sz w:val="30"/>
-          <w:szCs w:val="30"/>
-        </w:rPr>
-        <w:t xml:space="preserve">Answer Key &amp; Teacher Guide</w:t>
-      </w:r>
-    </w:p>
-    <w:p>
-      <w:pPr>
-        <w:spacing w:after="100"/>
-      </w:pPr>
-      <w:r>
-        <w:rPr>
-          <w:i/>
-          <w:iCs/>
-          <w:color w:val="5F6F80"/>
-          <w:sz w:val="19"/>
-          <w:szCs w:val="19"/>
-        </w:rPr>
-        <w:t xml:space="preserve">Teacher reference — remove or fold back before distributing to students.</w:t>
-      </w:r>
-    </w:p>
-    <w:p>
-      <w:pPr>
-        <w:pStyle w:val="Heading2"/>
-        <w:spacing w:after="80" w:before="180"/>
-      </w:pPr>
-      <w:r>
-        <w:rPr>
-          <w:b/>
-          <w:bCs/>
-          <w:color w:val="12355B"/>
-          <w:sz w:val="24"/>
-          <w:szCs w:val="24"/>
-        </w:rPr>
-        <w:t xml:space="preserve">Guided Notes (Fill-in)</w:t>
-      </w:r>
-    </w:p>
-    <w:p>
-      <w:pPr>
-        <w:spacing w:after="80"/>
-      </w:pPr>
-      <w:r>
-        <w:rPr>
-          <w:b/>
-          <w:bCs/>
-          <w:sz w:val="21"/>
-          <w:szCs w:val="21"/>
-        </w:rPr>
-        <w:t xml:space="preserve">Notes 1:  </w:t>
-      </w:r>
-      <w:r>
-        <w:rPr>
-          <w:sz w:val="21"/>
-          <w:szCs w:val="21"/>
-        </w:rPr>
-        <w:t xml:space="preserve">Ratio table</w:t>
-      </w:r>
-    </w:p>
-    <w:p>
-      <w:pPr>
-        <w:spacing w:after="80"/>
-      </w:pPr>
-      <w:r>
-        <w:rPr>
-          <w:b/>
-          <w:bCs/>
-          <w:sz w:val="21"/>
-          <w:szCs w:val="21"/>
-        </w:rPr>
-        <w:t xml:space="preserve">Notes 2:  </w:t>
-      </w:r>
-      <w:r>
-        <w:rPr>
-          <w:sz w:val="21"/>
-          <w:szCs w:val="21"/>
-        </w:rPr>
-        <w:t xml:space="preserve">Equivalent ratio</w:t>
-      </w:r>
-    </w:p>
-    <w:p>
-      <w:pPr>
-        <w:spacing w:after="80"/>
-      </w:pPr>
-      <w:r>
-        <w:rPr>
-          <w:b/>
-          <w:bCs/>
-          <w:sz w:val="21"/>
-          <w:szCs w:val="21"/>
-        </w:rPr>
-        <w:t xml:space="preserve">Notes 3:  </w:t>
-      </w:r>
-      <w:r>
-        <w:rPr>
-          <w:sz w:val="21"/>
-          <w:szCs w:val="21"/>
-        </w:rPr>
-        <w:t xml:space="preserve">Scale factor</w:t>
-      </w:r>
-    </w:p>
-    <w:p>
-      <w:pPr>
-        <w:spacing w:after="80"/>
-      </w:pPr>
-      <w:r>
-        <w:rPr>
-          <w:b/>
-          <w:bCs/>
-          <w:sz w:val="21"/>
-          <w:szCs w:val="21"/>
-        </w:rPr>
-        <w:t xml:space="preserve">Notes 4:  </w:t>
-      </w:r>
-      <w:r>
-        <w:rPr>
-          <w:sz w:val="21"/>
-          <w:szCs w:val="21"/>
-        </w:rPr>
-        <w:t xml:space="preserve">Pattern</w:t>
-      </w:r>
-    </w:p>
-    <w:p>
-      <w:pPr>
-        <w:spacing w:after="80"/>
-      </w:pPr>
-      <w:r>
-        <w:rPr>
-          <w:b/>
-          <w:bCs/>
-          <w:sz w:val="21"/>
-          <w:szCs w:val="21"/>
-        </w:rPr>
-        <w:t xml:space="preserve">Notes 5:  </w:t>
-      </w:r>
-      <w:r>
-        <w:rPr>
-          <w:sz w:val="21"/>
-          <w:szCs w:val="21"/>
-        </w:rPr>
-        <w:t xml:space="preserve">Additive pattern</w:t>
-      </w:r>
-    </w:p>
-    <w:p>
-      <w:pPr>
-        <w:pStyle w:val="Heading2"/>
-        <w:spacing w:after="80" w:before="180"/>
-      </w:pPr>
-      <w:r>
-        <w:rPr>
-          <w:b/>
-          <w:bCs/>
-          <w:color w:val="12355B"/>
-          <w:sz w:val="24"/>
-          <w:szCs w:val="24"/>
-        </w:rPr>
-        <w:t xml:space="preserve">Worked Notes (I Do / We Do)</w:t>
-      </w:r>
-    </w:p>
-    <w:p>
-      <w:pPr>
-        <w:spacing w:after="80"/>
-      </w:pPr>
-      <w:r>
-        <w:rPr>
-          <w:b/>
-          <w:bCs/>
-          <w:sz w:val="21"/>
-          <w:szCs w:val="21"/>
-        </w:rPr>
-        <w:t xml:space="preserve">I Do:  </w:t>
-      </w:r>
-      <w:r>
-        <w:rPr>
-          <w:sz w:val="21"/>
-          <w:szCs w:val="21"/>
-        </w:rPr>
-        <w:t xml:space="preserve">A. 9</w:t>
-      </w:r>
-    </w:p>
-    <w:p>
-      <w:pPr>
-        <w:spacing w:after="80"/>
-      </w:pPr>
-      <w:r>
-        <w:rPr>
-          <w:b/>
-          <w:bCs/>
-          <w:sz w:val="21"/>
-          <w:szCs w:val="21"/>
-        </w:rPr>
-        <w:t xml:space="preserve">We Do:  </w:t>
-      </w:r>
-      <w:r>
-        <w:rPr>
-          <w:sz w:val="21"/>
-          <w:szCs w:val="21"/>
-        </w:rPr>
-        <w:t xml:space="preserve">A. 6:10</w:t>
-      </w:r>
-    </w:p>
-    <w:p>
-      <w:pPr>
-        <w:pStyle w:val="Heading2"/>
-        <w:spacing w:after="80" w:before="180"/>
-      </w:pPr>
-      <w:r>
-        <w:rPr>
-          <w:b/>
-          <w:bCs/>
-          <w:color w:val="12355B"/>
-          <w:sz w:val="24"/>
-          <w:szCs w:val="24"/>
-        </w:rPr>
-        <w:t xml:space="preserve">Independent Practice</w:t>
-      </w:r>
-    </w:p>
-    <w:p>
-      <w:pPr>
-        <w:spacing w:after="80"/>
-      </w:pPr>
-      <w:r>
-        <w:rPr>
-          <w:b/>
-          <w:bCs/>
-          <w:sz w:val="21"/>
-          <w:szCs w:val="21"/>
-        </w:rPr>
-        <w:t xml:space="preserve">1.  </w:t>
-      </w:r>
-      <w:r>
-        <w:rPr>
-          <w:sz w:val="21"/>
-          <w:szCs w:val="21"/>
-        </w:rPr>
-        <w:t xml:space="preserve">A)  12:28</w:t>
-      </w:r>
-      <w:r>
-        <w:rPr>
-          <w:i/>
-          <w:iCs/>
-          <w:color w:val="5F6F80"/>
-          <w:sz w:val="19"/>
-          <w:szCs w:val="19"/>
-        </w:rPr>
-        <w:t xml:space="preserve">  — The pattern adds 3 to the first value and 7 to the second each time. After 9:21: 9+3=12 and 21+7=28. The next row is 12:28.</w:t>
-      </w:r>
-    </w:p>
-    <w:p>
-      <w:pPr>
-        <w:spacing w:after="80"/>
-      </w:pPr>
-      <w:r>
-        <w:rPr>
-          <w:b/>
-          <w:bCs/>
-          <w:sz w:val="21"/>
-          <w:szCs w:val="21"/>
-        </w:rPr>
-        <w:t xml:space="preserve">2.  </w:t>
-      </w:r>
-      <w:r>
-        <w:rPr>
-          <w:sz w:val="21"/>
-          <w:szCs w:val="21"/>
-        </w:rPr>
-        <w:t xml:space="preserve">A)  6:15</w:t>
-      </w:r>
-      <w:r>
-        <w:rPr>
-          <w:i/>
-          <w:iCs/>
-          <w:color w:val="5F6F80"/>
-          <w:sz w:val="19"/>
-          <w:szCs w:val="19"/>
-        </w:rPr>
-        <w:t xml:space="preserve">  — The additive pattern adds 2 to the first value and 5 to the second. 4+2=6 and 10+5=15. The third row is 6:15.</w:t>
-      </w:r>
-    </w:p>
-    <w:p>
-      <w:pPr>
-        <w:spacing w:after="80"/>
-      </w:pPr>
-      <w:r>
-        <w:rPr>
-          <w:b/>
-          <w:bCs/>
-          <w:sz w:val="21"/>
-          <w:szCs w:val="21"/>
-        </w:rPr>
-        <w:t xml:space="preserve">3.  </w:t>
-      </w:r>
-      <w:r>
-        <w:rPr>
-          <w:sz w:val="21"/>
-          <w:szCs w:val="21"/>
-        </w:rPr>
-        <w:t xml:space="preserve">A)  8</w:t>
-      </w:r>
-      <w:r>
-        <w:rPr>
-          <w:i/>
-          <w:iCs/>
-          <w:color w:val="5F6F80"/>
-          <w:sz w:val="19"/>
-          <w:szCs w:val="19"/>
-        </w:rPr>
-        <w:t xml:space="preserve">  — Scale factor: 12 ÷ 3 = 4. Multiply butter by 4: 2 × 4 = 8 cups of butter.</w:t>
-      </w:r>
-    </w:p>
-    <w:p>
-      <w:pPr>
-        <w:spacing w:after="80"/>
-      </w:pPr>
-      <w:r>
-        <w:rPr>
-          <w:b/>
-          <w:bCs/>
-          <w:sz w:val="21"/>
-          <w:szCs w:val="21"/>
-        </w:rPr>
-        <w:t xml:space="preserve">4.  </w:t>
-      </w:r>
-      <w:r>
-        <w:rPr>
-          <w:sz w:val="21"/>
-          <w:szCs w:val="21"/>
-        </w:rPr>
-        <w:t xml:space="preserve">A)  3</w:t>
-      </w:r>
-      <w:r>
-        <w:rPr>
-          <w:i/>
-          <w:iCs/>
-          <w:color w:val="5F6F80"/>
-          <w:sz w:val="19"/>
-          <w:szCs w:val="19"/>
-        </w:rPr>
-        <w:t xml:space="preserve">  — From 5 to 15: 15 ÷ 5 = 3. From 8 to 24: 24 ÷ 8 = 3. The scale factor is 3.</w:t>
-      </w:r>
-    </w:p>
-    <w:p>
-      <w:pPr>
-        <w:pStyle w:val="Heading2"/>
-        <w:spacing w:after="80" w:before="180"/>
-      </w:pPr>
-      <w:r>
-        <w:rPr>
-          <w:b/>
-          <w:bCs/>
-          <w:color w:val="12355B"/>
-          <w:sz w:val="24"/>
-          <w:szCs w:val="24"/>
-        </w:rPr>
-        <w:t xml:space="preserve">Exit Ticket</w:t>
-      </w:r>
-    </w:p>
-    <w:p>
-      <w:pPr>
-        <w:spacing w:after="80"/>
-      </w:pPr>
-      <w:r>
-        <w:rPr>
-          <w:sz w:val="21"/>
-          <w:szCs w:val="21"/>
-        </w:rPr>
-        <w:t xml:space="preserve">A)  8</w:t>
-      </w:r>
-      <w:r>
-        <w:rPr>
-          <w:i/>
-          <w:iCs/>
-          <w:color w:val="5F6F80"/>
-          <w:sz w:val="19"/>
-          <w:szCs w:val="19"/>
-        </w:rPr>
-        <w:t xml:space="preserve">  — Scale factor: 20 ÷ 5 = 4. Multiply oil by 4: 2 × 4 = 8 tablespoons of oil.</w:t>
       </w:r>
     </w:p>
     <w:sectPr>

--- a/lessons/3-2/downloads/3-2-notes.docx
+++ b/lessons/3-2/downloads/3-2-notes.docx
@@ -14,7 +14,7 @@
           <w:sz w:val="18"/>
           <w:szCs w:val="18"/>
         </w:rPr>
-        <w:t xml:space="preserve">UNIT 3  ·  LESSON 2      STANDARD 6.RP.3A</w:t>
+        <w:t xml:space="preserve">UNIT 3  ·  LESSON 2      STANDARD 6.AT.3A</w:t>
       </w:r>
     </w:p>
     <w:p>
@@ -2347,6 +2347,32 @@
     </w:p>
     <w:p>
       <w:pPr>
+        <w:pStyle w:val="Heading2"/>
+        <w:spacing w:after="80" w:before="180"/>
+      </w:pPr>
+      <w:r>
+        <w:rPr>
+          <w:b/>
+          <w:bCs/>
+          <w:color w:val="12355B"/>
+          <w:sz w:val="24"/>
+          <w:szCs w:val="24"/>
+        </w:rPr>
+        <w:t xml:space="preserve">Level 1 Support</w:t>
+      </w:r>
+      <w:r>
+        <w:rPr>
+          <w:i/>
+          <w:iCs/>
+          <w:color w:val="1FA6A2"/>
+          <w:sz w:val="19"/>
+          <w:szCs w:val="19"/>
+        </w:rPr>
+        <w:t xml:space="preserve">   extra scaffolding</w:t>
+      </w:r>
+    </w:p>
+    <w:p>
+      <w:pPr>
         <w:keepNext/>
         <w:spacing w:after="60" w:before="160"/>
       </w:pPr>
@@ -2607,6 +2633,32 @@
     </w:tbl>
     <w:p>
       <w:pPr>
+        <w:pStyle w:val="Heading2"/>
+        <w:spacing w:after="80" w:before="180"/>
+      </w:pPr>
+      <w:r>
+        <w:rPr>
+          <w:b/>
+          <w:bCs/>
+          <w:color w:val="12355B"/>
+          <w:sz w:val="24"/>
+          <w:szCs w:val="24"/>
+        </w:rPr>
+        <w:t xml:space="preserve">On Level</w:t>
+      </w:r>
+      <w:r>
+        <w:rPr>
+          <w:i/>
+          <w:iCs/>
+          <w:color w:val="12355B"/>
+          <w:sz w:val="19"/>
+          <w:szCs w:val="19"/>
+        </w:rPr>
+        <w:t xml:space="preserve">   grade-level practice</w:t>
+      </w:r>
+    </w:p>
+    <w:p>
+      <w:pPr>
         <w:keepNext/>
         <w:spacing w:after="60" w:before="160"/>
       </w:pPr>
@@ -2846,6 +2898,118 @@
               <w:right w:type="dxa" w:w="120"/>
             </w:tcMar>
           </w:tcPr>
+          <w:p>
+            <w:pPr>
+              <w:spacing w:after="0" w:line="320"/>
+            </w:pPr>
+            <w:r>
+              <w:t xml:space="preserve"/>
+            </w:r>
+          </w:p>
+          <w:p>
+            <w:pPr>
+              <w:spacing w:after="0" w:line="320"/>
+            </w:pPr>
+            <w:r>
+              <w:t xml:space="preserve"/>
+            </w:r>
+          </w:p>
+        </w:tc>
+      </w:tr>
+    </w:tbl>
+    <w:p>
+      <w:pPr>
+        <w:pStyle w:val="Heading2"/>
+        <w:spacing w:after="80" w:before="180"/>
+      </w:pPr>
+      <w:r>
+        <w:rPr>
+          <w:b/>
+          <w:bCs/>
+          <w:color w:val="12355B"/>
+          <w:sz w:val="24"/>
+          <w:szCs w:val="24"/>
+        </w:rPr>
+        <w:t xml:space="preserve">Level 2 Enrichment</w:t>
+      </w:r>
+      <w:r>
+        <w:rPr>
+          <w:i/>
+          <w:iCs/>
+          <w:color w:val="6B4FA0"/>
+          <w:sz w:val="19"/>
+          <w:szCs w:val="19"/>
+        </w:rPr>
+        <w:t xml:space="preserve">   stretch your thinking</w:t>
+      </w:r>
+    </w:p>
+    <w:p>
+      <w:pPr>
+        <w:keepNext/>
+        <w:spacing w:after="60" w:before="160"/>
+      </w:pPr>
+      <w:r>
+        <w:rPr>
+          <w:b/>
+          <w:bCs/>
+          <w:color w:val="12355B"/>
+          <w:sz w:val="22"/>
+          <w:szCs w:val="22"/>
+        </w:rPr>
+        <w:t xml:space="preserve">5.  </w:t>
+      </w:r>
+      <w:r>
+        <w:rPr>
+          <w:b/>
+          <w:bCs/>
+          <w:sz w:val="21"/>
+          <w:szCs w:val="21"/>
+        </w:rPr>
+        <w:t xml:space="preserve">A recipe uses 4 cups of flour for every 3 cups of sugar. A student filled in a ratio table: 4:3, 8:6, 12:9, 14:12. Find and fix the error in the last row. Explain what went wrong.</w:t>
+      </w:r>
+    </w:p>
+    <w:tbl>
+      <w:tblPr>
+        <w:tblW w:type="pct" w:w="100%"/>
+        <w:tblBorders>
+          <w:top w:val="single" w:color="C7D2DD" w:sz="6"/>
+          <w:left w:val="single" w:color="C7D2DD" w:sz="6"/>
+          <w:bottom w:val="single" w:color="C7D2DD" w:sz="6"/>
+          <w:right w:val="single" w:color="C7D2DD" w:sz="6"/>
+          <w:insideH w:val="single" w:color="auto" w:sz="4"/>
+          <w:insideV w:val="single" w:color="auto" w:sz="4"/>
+        </w:tblBorders>
+      </w:tblPr>
+      <w:tblGrid>
+        <w:gridCol w:w="100"/>
+      </w:tblGrid>
+      <w:tr>
+        <w:tc>
+          <w:tcPr>
+            <w:shd w:fill="FBF3E2" w:color="auto" w:val="clear"/>
+            <w:tcMar>
+              <w:top w:type="dxa" w:w="60"/>
+              <w:left w:type="dxa" w:w="120"/>
+              <w:bottom w:type="dxa" w:w="60"/>
+              <w:right w:type="dxa" w:w="120"/>
+            </w:tcMar>
+          </w:tcPr>
+          <w:p>
+            <w:pPr>
+              <w:spacing w:after="0" w:line="320"/>
+            </w:pPr>
+            <w:r>
+              <w:t xml:space="preserve"/>
+            </w:r>
+          </w:p>
+          <w:p>
+            <w:pPr>
+              <w:spacing w:after="0" w:line="320"/>
+            </w:pPr>
+            <w:r>
+              <w:t xml:space="preserve"/>
+            </w:r>
+          </w:p>
           <w:p>
             <w:pPr>
               <w:spacing w:after="0" w:line="320"/>

--- a/lessons/3-2/downloads/3-2-notes.docx
+++ b/lessons/3-2/downloads/3-2-notes.docx
@@ -1228,6 +1228,1302 @@
           <w:szCs w:val="22"/>
         </w:rPr>
         <w:t xml:space="preserve">A pattern where you add the same amount each step is an ___.</w:t>
+      </w:r>
+    </w:p>
+    <w:p>
+      <w:pPr>
+        <w:pStyle w:val="Heading1"/>
+        <w:pageBreakBefore/>
+        <w:pBdr>
+          <w:bottom w:val="single" w:color="1FA6A2" w:sz="14" w:space="6"/>
+        </w:pBdr>
+        <w:spacing w:after="140" w:before="0"/>
+      </w:pPr>
+      <w:r>
+        <w:rPr>
+          <w:b/>
+          <w:bCs/>
+          <w:color w:val="12355B"/>
+          <w:sz w:val="30"/>
+          <w:szCs w:val="30"/>
+        </w:rPr>
+        <w:t xml:space="preserve">Write About the Math</w:t>
+      </w:r>
+    </w:p>
+    <w:p>
+      <w:pPr>
+        <w:spacing w:after="100"/>
+      </w:pPr>
+      <w:r>
+        <w:rPr>
+          <w:i/>
+          <w:iCs/>
+          <w:color w:val="5F6F80"/>
+          <w:sz w:val="19"/>
+          <w:szCs w:val="19"/>
+        </w:rPr>
+        <w:t xml:space="preserve">Use the support level you need. Every level answers the same math question.</w:t>
+      </w:r>
+    </w:p>
+    <w:p>
+      <w:pPr>
+        <w:pStyle w:val="Heading2"/>
+        <w:spacing w:after="80" w:before="180"/>
+      </w:pPr>
+      <w:r>
+        <w:rPr>
+          <w:b/>
+          <w:bCs/>
+          <w:color w:val="12355B"/>
+          <w:sz w:val="24"/>
+          <w:szCs w:val="24"/>
+        </w:rPr>
+        <w:t xml:space="preserve">1. Understand the Question</w:t>
+      </w:r>
+      <w:r>
+        <w:rPr>
+          <w:i/>
+          <w:iCs/>
+          <w:color w:val="B97A12"/>
+          <w:sz w:val="19"/>
+          <w:szCs w:val="19"/>
+        </w:rPr>
+        <w:t xml:space="preserve">   explain</w:t>
+      </w:r>
+    </w:p>
+    <w:tbl>
+      <w:tblPr>
+        <w:tblW w:type="pct" w:w="100%"/>
+        <w:tblBorders>
+          <w:top w:val="single" w:color="1FA6A2" w:sz="8"/>
+          <w:left w:val="single" w:color="1FA6A2" w:sz="8"/>
+          <w:bottom w:val="single" w:color="1FA6A2" w:sz="8"/>
+          <w:right w:val="single" w:color="1FA6A2" w:sz="8"/>
+          <w:insideH w:val="single" w:color="auto" w:sz="4"/>
+          <w:insideV w:val="single" w:color="auto" w:sz="4"/>
+        </w:tblBorders>
+      </w:tblPr>
+      <w:tblGrid>
+        <w:gridCol w:w="100"/>
+      </w:tblGrid>
+      <w:tr>
+        <w:tc>
+          <w:tcPr>
+            <w:shd w:fill="E6F4F3" w:color="auto" w:val="clear"/>
+            <w:tcMar>
+              <w:top w:type="dxa" w:w="120"/>
+              <w:left w:type="dxa" w:w="180"/>
+              <w:bottom w:type="dxa" w:w="120"/>
+              <w:right w:type="dxa" w:w="180"/>
+            </w:tcMar>
+          </w:tcPr>
+          <w:p>
+            <w:pPr>
+              <w:spacing w:after="60"/>
+            </w:pPr>
+            <w:r>
+              <w:rPr>
+                <w:color w:val="1A2733"/>
+                <w:sz w:val="21"/>
+                <w:szCs w:val="21"/>
+              </w:rPr>
+              <w:t xml:space="preserve">In your pancake ratio table, how did you find each new row from the 2:3 starting row?</w:t>
+            </w:r>
+          </w:p>
+          <w:p>
+            <w:pPr>
+              <w:spacing w:after="0"/>
+            </w:pPr>
+            <w:r>
+              <w:rPr>
+                <w:b/>
+                <w:bCs/>
+                <w:color w:val="12355B"/>
+                <w:sz w:val="20"/>
+                <w:szCs w:val="20"/>
+              </w:rPr>
+              <w:t xml:space="preserve">Your job:  </w:t>
+            </w:r>
+            <w:r>
+              <w:rPr>
+                <w:sz w:val="20"/>
+                <w:szCs w:val="20"/>
+              </w:rPr>
+              <w:t xml:space="preserve">Answer the question. Use math evidence. Explain how the evidence proves your answer.</w:t>
+            </w:r>
+            <w:r>
+              <w:rPr>
+                <w:i/>
+                <w:iCs/>
+                <w:color w:val="5F6F80"/>
+                <w:sz w:val="18"/>
+                <w:szCs w:val="18"/>
+              </w:rPr>
+              <w:br/>
+              <w:t xml:space="preserve">Responde la pregunta. Usa evidencia matemática. Explica cómo la evidencia demuestra tu respuesta.</w:t>
+            </w:r>
+          </w:p>
+        </w:tc>
+      </w:tr>
+    </w:tbl>
+    <w:p>
+      <w:pPr>
+        <w:pStyle w:val="Heading2"/>
+        <w:spacing w:after="80" w:before="180"/>
+      </w:pPr>
+      <w:r>
+        <w:rPr>
+          <w:b/>
+          <w:bCs/>
+          <w:color w:val="12355B"/>
+          <w:sz w:val="24"/>
+          <w:szCs w:val="24"/>
+        </w:rPr>
+        <w:t xml:space="preserve">2. Plan Your Math Words</w:t>
+      </w:r>
+      <w:r>
+        <w:rPr>
+          <w:i/>
+          <w:iCs/>
+          <w:color w:val="1FA6A2"/>
+          <w:sz w:val="19"/>
+          <w:szCs w:val="19"/>
+        </w:rPr>
+        <w:t xml:space="preserve">   check at least two</w:t>
+      </w:r>
+    </w:p>
+    <w:p>
+      <w:pPr>
+        <w:spacing w:after="60"/>
+      </w:pPr>
+      <w:r>
+        <w:rPr>
+          <w:b/>
+          <w:bCs/>
+          <w:color w:val="1FA6A2"/>
+          <w:sz w:val="22"/>
+          <w:szCs w:val="22"/>
+        </w:rPr>
+        <w:t xml:space="preserve">☐  </w:t>
+      </w:r>
+      <w:r>
+        <w:rPr>
+          <w:b/>
+          <w:bCs/>
+          <w:color w:val="12355B"/>
+          <w:sz w:val="20"/>
+          <w:szCs w:val="20"/>
+        </w:rPr>
+        <w:t xml:space="preserve">Ratio table — </w:t>
+      </w:r>
+      <w:r>
+        <w:rPr>
+          <w:sz w:val="20"/>
+          <w:szCs w:val="20"/>
+        </w:rPr>
+        <w:t xml:space="preserve">A table of equal ratios that shows a pattern.</w:t>
+      </w:r>
+      <w:r>
+        <w:rPr>
+          <w:i/>
+          <w:iCs/>
+          <w:color w:val="5F6F80"/>
+          <w:sz w:val="18"/>
+          <w:szCs w:val="18"/>
+        </w:rPr>
+        <w:br/>
+        <w:t xml:space="preserve">Tabla de razones — Una tabla de razones iguales que muestra un patrón.</w:t>
+      </w:r>
+    </w:p>
+    <w:p>
+      <w:pPr>
+        <w:spacing w:after="60"/>
+      </w:pPr>
+      <w:r>
+        <w:rPr>
+          <w:b/>
+          <w:bCs/>
+          <w:color w:val="1FA6A2"/>
+          <w:sz w:val="22"/>
+          <w:szCs w:val="22"/>
+        </w:rPr>
+        <w:t xml:space="preserve">☐  </w:t>
+      </w:r>
+      <w:r>
+        <w:rPr>
+          <w:b/>
+          <w:bCs/>
+          <w:color w:val="12355B"/>
+          <w:sz w:val="20"/>
+          <w:szCs w:val="20"/>
+        </w:rPr>
+        <w:t xml:space="preserve">Equivalent ratio — </w:t>
+      </w:r>
+      <w:r>
+        <w:rPr>
+          <w:sz w:val="20"/>
+          <w:szCs w:val="20"/>
+        </w:rPr>
+        <w:t xml:space="preserve">Two ratios that mean the same thing, like 1:2 and 2:4.</w:t>
+      </w:r>
+      <w:r>
+        <w:rPr>
+          <w:i/>
+          <w:iCs/>
+          <w:color w:val="5F6F80"/>
+          <w:sz w:val="18"/>
+          <w:szCs w:val="18"/>
+        </w:rPr>
+        <w:br/>
+        <w:t xml:space="preserve">Razón equivalente — Dos razones que significan lo mismo, como 1:2 y 2:4.</w:t>
+      </w:r>
+    </w:p>
+    <w:p>
+      <w:pPr>
+        <w:spacing w:after="60"/>
+      </w:pPr>
+      <w:r>
+        <w:rPr>
+          <w:b/>
+          <w:bCs/>
+          <w:color w:val="1FA6A2"/>
+          <w:sz w:val="22"/>
+          <w:szCs w:val="22"/>
+        </w:rPr>
+        <w:t xml:space="preserve">☐  </w:t>
+      </w:r>
+      <w:r>
+        <w:rPr>
+          <w:b/>
+          <w:bCs/>
+          <w:color w:val="12355B"/>
+          <w:sz w:val="20"/>
+          <w:szCs w:val="20"/>
+        </w:rPr>
+        <w:t xml:space="preserve">Scale factor — </w:t>
+      </w:r>
+      <w:r>
+        <w:rPr>
+          <w:sz w:val="20"/>
+          <w:szCs w:val="20"/>
+        </w:rPr>
+        <w:t xml:space="preserve">The number you multiply both parts of a ratio by to get an equal ratio.</w:t>
+      </w:r>
+      <w:r>
+        <w:rPr>
+          <w:i/>
+          <w:iCs/>
+          <w:color w:val="5F6F80"/>
+          <w:sz w:val="18"/>
+          <w:szCs w:val="18"/>
+        </w:rPr>
+        <w:br/>
+        <w:t xml:space="preserve">Factor de escala — El número por el que multiplicas ambas partes de una razón para obtener una razón igual.</w:t>
+      </w:r>
+    </w:p>
+    <w:p>
+      <w:pPr>
+        <w:spacing w:after="60"/>
+      </w:pPr>
+      <w:r>
+        <w:rPr>
+          <w:b/>
+          <w:bCs/>
+          <w:color w:val="1FA6A2"/>
+          <w:sz w:val="22"/>
+          <w:szCs w:val="22"/>
+        </w:rPr>
+        <w:t xml:space="preserve">☐  </w:t>
+      </w:r>
+      <w:r>
+        <w:rPr>
+          <w:b/>
+          <w:bCs/>
+          <w:color w:val="12355B"/>
+          <w:sz w:val="20"/>
+          <w:szCs w:val="20"/>
+        </w:rPr>
+        <w:t xml:space="preserve">Pattern — </w:t>
+      </w:r>
+      <w:r>
+        <w:rPr>
+          <w:sz w:val="20"/>
+          <w:szCs w:val="20"/>
+        </w:rPr>
+        <w:t xml:space="preserve">A rule that numbers follow again and again.</w:t>
+      </w:r>
+      <w:r>
+        <w:rPr>
+          <w:i/>
+          <w:iCs/>
+          <w:color w:val="5F6F80"/>
+          <w:sz w:val="18"/>
+          <w:szCs w:val="18"/>
+        </w:rPr>
+        <w:br/>
+        <w:t xml:space="preserve">Patrón — Una regla que los números siguen una y otra vez.</w:t>
+      </w:r>
+    </w:p>
+    <w:p>
+      <w:pPr>
+        <w:spacing w:after="60"/>
+      </w:pPr>
+      <w:r>
+        <w:rPr>
+          <w:b/>
+          <w:bCs/>
+          <w:color w:val="1FA6A2"/>
+          <w:sz w:val="22"/>
+          <w:szCs w:val="22"/>
+        </w:rPr>
+        <w:t xml:space="preserve">☐  </w:t>
+      </w:r>
+      <w:r>
+        <w:rPr>
+          <w:b/>
+          <w:bCs/>
+          <w:color w:val="12355B"/>
+          <w:sz w:val="20"/>
+          <w:szCs w:val="20"/>
+        </w:rPr>
+        <w:t xml:space="preserve">Additive pattern — </w:t>
+      </w:r>
+      <w:r>
+        <w:rPr>
+          <w:sz w:val="20"/>
+          <w:szCs w:val="20"/>
+        </w:rPr>
+        <w:t xml:space="preserve">Adding the same amount to both parts of a ratio table to make new rows.</w:t>
+      </w:r>
+      <w:r>
+        <w:rPr>
+          <w:i/>
+          <w:iCs/>
+          <w:color w:val="5F6F80"/>
+          <w:sz w:val="18"/>
+          <w:szCs w:val="18"/>
+        </w:rPr>
+        <w:br/>
+        <w:t xml:space="preserve">Patrón aditivo — Sumar la misma cantidad a ambas partes de una tabla de razones para hacer filas nuevas.</w:t>
+      </w:r>
+    </w:p>
+    <w:tbl>
+      <w:tblPr>
+        <w:tblW w:type="pct" w:w="100%"/>
+        <w:tblBorders>
+          <w:top w:val="single" w:color="1FA6A2" w:sz="8"/>
+          <w:left w:val="single" w:color="1FA6A2" w:sz="8"/>
+          <w:bottom w:val="single" w:color="1FA6A2" w:sz="8"/>
+          <w:right w:val="single" w:color="1FA6A2" w:sz="8"/>
+          <w:insideH w:val="single" w:color="auto" w:sz="4"/>
+          <w:insideV w:val="single" w:color="auto" w:sz="4"/>
+        </w:tblBorders>
+      </w:tblPr>
+      <w:tblGrid>
+        <w:gridCol w:w="100"/>
+      </w:tblGrid>
+      <w:tr>
+        <w:tc>
+          <w:tcPr>
+            <w:shd w:fill="F7FFFD" w:color="auto" w:val="clear"/>
+            <w:tcMar>
+              <w:top w:type="dxa" w:w="120"/>
+              <w:left w:type="dxa" w:w="180"/>
+              <w:bottom w:type="dxa" w:w="120"/>
+              <w:right w:type="dxa" w:w="180"/>
+            </w:tcMar>
+          </w:tcPr>
+          <w:p>
+            <w:pPr>
+              <w:spacing w:after="50"/>
+            </w:pPr>
+            <w:r>
+              <w:rPr>
+                <w:b/>
+                <w:bCs/>
+                <w:color w:val="1FA6A2"/>
+                <w:sz w:val="20"/>
+                <w:szCs w:val="20"/>
+              </w:rPr>
+              <w:t xml:space="preserve">Say it first:  </w:t>
+            </w:r>
+            <w:r>
+              <w:rPr>
+                <w:sz w:val="20"/>
+                <w:szCs w:val="20"/>
+              </w:rPr>
+              <w:t xml:space="preserve">Say your idea to a partner or quietly to yourself before you write.</w:t>
+            </w:r>
+          </w:p>
+          <w:p>
+            <w:pPr>
+              <w:spacing w:after="60"/>
+            </w:pPr>
+            <w:r>
+              <w:rPr>
+                <w:color w:val="1A2733"/>
+                <w:sz w:val="21"/>
+                <w:szCs w:val="21"/>
+              </w:rPr>
+              <w:t xml:space="preserve">I multiplied both numbers by ___ to get ___.</w:t>
+            </w:r>
+            <w:r>
+              <w:rPr>
+                <w:i/>
+                <w:iCs/>
+                <w:color w:val="5F6F80"/>
+                <w:sz w:val="19"/>
+                <w:szCs w:val="19"/>
+              </w:rPr>
+              <w:br/>
+              <w:t xml:space="preserve">Multipliqué ambos números por ___ para obtener ___.</w:t>
+            </w:r>
+          </w:p>
+        </w:tc>
+      </w:tr>
+    </w:tbl>
+    <w:p>
+      <w:pPr>
+        <w:pStyle w:val="Heading2"/>
+        <w:spacing w:after="80" w:before="180"/>
+      </w:pPr>
+      <w:r>
+        <w:rPr>
+          <w:b/>
+          <w:bCs/>
+          <w:color w:val="12355B"/>
+          <w:sz w:val="24"/>
+          <w:szCs w:val="24"/>
+        </w:rPr>
+        <w:t xml:space="preserve">3. Build Your Explanation</w:t>
+      </w:r>
+      <w:r>
+        <w:rPr>
+          <w:i/>
+          <w:iCs/>
+          <w:color w:val="B97A12"/>
+          <w:sz w:val="19"/>
+          <w:szCs w:val="19"/>
+        </w:rPr>
+        <w:t xml:space="preserve">   choose your support</w:t>
+      </w:r>
+    </w:p>
+    <w:tbl>
+      <w:tblPr>
+        <w:tblW w:type="pct" w:w="100%"/>
+        <w:tblBorders>
+          <w:top w:val="single" w:color="BBD0DE" w:sz="8"/>
+          <w:left w:val="single" w:color="BBD0DE" w:sz="8"/>
+          <w:bottom w:val="single" w:color="BBD0DE" w:sz="8"/>
+          <w:right w:val="single" w:color="BBD0DE" w:sz="8"/>
+          <w:insideH w:val="single" w:color="auto" w:sz="4"/>
+          <w:insideV w:val="single" w:color="auto" w:sz="4"/>
+        </w:tblBorders>
+      </w:tblPr>
+      <w:tblGrid>
+        <w:gridCol w:w="100"/>
+      </w:tblGrid>
+      <w:tr>
+        <w:tc>
+          <w:tcPr>
+            <w:shd w:fill="EEF4F8" w:color="auto" w:val="clear"/>
+            <w:tcMar>
+              <w:top w:type="dxa" w:w="120"/>
+              <w:left w:type="dxa" w:w="180"/>
+              <w:bottom w:type="dxa" w:w="120"/>
+              <w:right w:type="dxa" w:w="180"/>
+            </w:tcMar>
+          </w:tcPr>
+          <w:p>
+            <w:pPr>
+              <w:spacing w:after="50"/>
+            </w:pPr>
+            <w:r>
+              <w:rPr>
+                <w:i/>
+                <w:iCs/>
+                <w:color w:val="5F6F80"/>
+                <w:sz w:val="19"/>
+                <w:szCs w:val="19"/>
+              </w:rPr>
+              <w:t xml:space="preserve">This model shows the parts of an explanation. It does not answer your writing question.</w:t>
+            </w:r>
+          </w:p>
+          <w:p>
+            <w:pPr>
+              <w:spacing w:after="80"/>
+            </w:pPr>
+            <w:r>
+              <w:rPr>
+                <w:b/>
+                <w:bCs/>
+                <w:color w:val="12355B"/>
+                <w:sz w:val="19"/>
+                <w:szCs w:val="19"/>
+              </w:rPr>
+              <w:t xml:space="preserve">Claim:  </w:t>
+            </w:r>
+            <w:r>
+              <w:rPr>
+                <w:sz w:val="19"/>
+                <w:szCs w:val="19"/>
+              </w:rPr>
+              <w:t xml:space="preserve">When the recipe gets 4 times bigger, both the mix and the milk get 4 times bigger.</w:t>
+            </w:r>
+          </w:p>
+          <w:p>
+            <w:pPr>
+              <w:spacing w:after="80"/>
+            </w:pPr>
+            <w:r>
+              <w:rPr>
+                <w:b/>
+                <w:bCs/>
+                <w:color w:val="12355B"/>
+                <w:sz w:val="19"/>
+                <w:szCs w:val="19"/>
+              </w:rPr>
+              <w:t xml:space="preserve">Evidence:  </w:t>
+            </w:r>
+            <w:r>
+              <w:rPr>
+                <w:sz w:val="19"/>
+                <w:szCs w:val="19"/>
+              </w:rPr>
+              <w:t xml:space="preserve">A strong answer says BOTH quantities are multiplied by the same number (4), so 2:3 becomes 8:12, keeping the ratio equivalent.</w:t>
+            </w:r>
+          </w:p>
+          <w:p>
+            <w:pPr>
+              <w:spacing w:after="80"/>
+            </w:pPr>
+            <w:r>
+              <w:rPr>
+                <w:b/>
+                <w:bCs/>
+                <w:color w:val="12355B"/>
+                <w:sz w:val="19"/>
+                <w:szCs w:val="19"/>
+              </w:rPr>
+              <w:t xml:space="preserve">Reasoning:  </w:t>
+            </w:r>
+            <w:r>
+              <w:rPr>
+                <w:sz w:val="19"/>
+                <w:szCs w:val="19"/>
+              </w:rPr>
+              <w:t xml:space="preserve">This evidence connects the definition of ratio table to the mathematical claim.</w:t>
+            </w:r>
+          </w:p>
+        </w:tc>
+      </w:tr>
+    </w:tbl>
+    <w:p>
+      <w:pPr>
+        <w:pStyle w:val="Heading2"/>
+        <w:spacing w:after="80" w:before="180"/>
+      </w:pPr>
+      <w:r>
+        <w:rPr>
+          <w:b/>
+          <w:bCs/>
+          <w:color w:val="12355B"/>
+          <w:sz w:val="24"/>
+          <w:szCs w:val="24"/>
+        </w:rPr>
+        <w:t xml:space="preserve">Start</w:t>
+      </w:r>
+      <w:r>
+        <w:rPr>
+          <w:i/>
+          <w:iCs/>
+          <w:color w:val="1FA6A2"/>
+          <w:sz w:val="19"/>
+          <w:szCs w:val="19"/>
+        </w:rPr>
+        <w:t xml:space="preserve">   Most language support</w:t>
+      </w:r>
+    </w:p>
+    <w:p>
+      <w:pPr>
+        <w:spacing w:after="60"/>
+      </w:pPr>
+      <w:r>
+        <w:rPr>
+          <w:color w:val="1A2733"/>
+          <w:sz w:val="21"/>
+          <w:szCs w:val="21"/>
+        </w:rPr>
+        <w:t xml:space="preserve">Complete the frames. Use the word bank.</w:t>
+      </w:r>
+      <w:r>
+        <w:rPr>
+          <w:i/>
+          <w:iCs/>
+          <w:color w:val="5F6F80"/>
+          <w:sz w:val="19"/>
+          <w:szCs w:val="19"/>
+        </w:rPr>
+        <w:br/>
+        <w:t xml:space="preserve">Completa las oraciones. Usa el banco de palabras.</w:t>
+      </w:r>
+    </w:p>
+    <w:p>
+      <w:pPr>
+        <w:spacing w:after="60"/>
+      </w:pPr>
+      <w:r>
+        <w:rPr>
+          <w:color w:val="1A2733"/>
+          <w:sz w:val="21"/>
+          <w:szCs w:val="21"/>
+        </w:rPr>
+        <w:t xml:space="preserve">I multiplied both numbers by ___ to get ___.</w:t>
+      </w:r>
+      <w:r>
+        <w:rPr>
+          <w:i/>
+          <w:iCs/>
+          <w:color w:val="5F6F80"/>
+          <w:sz w:val="19"/>
+          <w:szCs w:val="19"/>
+        </w:rPr>
+        <w:br/>
+        <w:t xml:space="preserve">Multipliqué ambos números por ___ para obtener ___.</w:t>
+      </w:r>
+    </w:p>
+    <w:p>
+      <w:pPr>
+        <w:spacing w:after="60"/>
+      </w:pPr>
+      <w:r>
+        <w:rPr>
+          <w:color w:val="1A2733"/>
+          <w:sz w:val="21"/>
+          <w:szCs w:val="21"/>
+        </w:rPr>
+        <w:t xml:space="preserve">The ratios are equivalent because ___.</w:t>
+      </w:r>
+      <w:r>
+        <w:rPr>
+          <w:i/>
+          <w:iCs/>
+          <w:color w:val="5F6F80"/>
+          <w:sz w:val="19"/>
+          <w:szCs w:val="19"/>
+        </w:rPr>
+        <w:br/>
+        <w:t xml:space="preserve">Las razones son equivalentes porque ___.</w:t>
+      </w:r>
+    </w:p>
+    <w:tbl>
+      <w:tblPr>
+        <w:tblW w:type="pct" w:w="100%"/>
+        <w:tblBorders>
+          <w:top w:val="single" w:color="C7D2DD" w:sz="6"/>
+          <w:left w:val="single" w:color="C7D2DD" w:sz="6"/>
+          <w:bottom w:val="single" w:color="C7D2DD" w:sz="6"/>
+          <w:right w:val="single" w:color="C7D2DD" w:sz="6"/>
+          <w:insideH w:val="single" w:color="auto" w:sz="4"/>
+          <w:insideV w:val="single" w:color="auto" w:sz="4"/>
+        </w:tblBorders>
+      </w:tblPr>
+      <w:tblGrid>
+        <w:gridCol w:w="100"/>
+      </w:tblGrid>
+      <w:tr>
+        <w:tc>
+          <w:tcPr>
+            <w:shd w:fill="FBF3E2" w:color="auto" w:val="clear"/>
+            <w:tcMar>
+              <w:top w:type="dxa" w:w="60"/>
+              <w:left w:type="dxa" w:w="120"/>
+              <w:bottom w:type="dxa" w:w="60"/>
+              <w:right w:type="dxa" w:w="120"/>
+            </w:tcMar>
+          </w:tcPr>
+          <w:p>
+            <w:pPr>
+              <w:spacing w:after="0" w:line="320"/>
+            </w:pPr>
+            <w:r>
+              <w:t xml:space="preserve"/>
+            </w:r>
+          </w:p>
+          <w:p>
+            <w:pPr>
+              <w:spacing w:after="0" w:line="320"/>
+            </w:pPr>
+            <w:r>
+              <w:t xml:space="preserve"/>
+            </w:r>
+          </w:p>
+          <w:p>
+            <w:pPr>
+              <w:spacing w:after="0" w:line="320"/>
+            </w:pPr>
+            <w:r>
+              <w:t xml:space="preserve"/>
+            </w:r>
+          </w:p>
+        </w:tc>
+      </w:tr>
+    </w:tbl>
+    <w:p>
+      <w:pPr>
+        <w:pStyle w:val="Heading2"/>
+        <w:spacing w:after="80" w:before="180"/>
+      </w:pPr>
+      <w:r>
+        <w:rPr>
+          <w:b/>
+          <w:bCs/>
+          <w:color w:val="12355B"/>
+          <w:sz w:val="24"/>
+          <w:szCs w:val="24"/>
+        </w:rPr>
+        <w:t xml:space="preserve">Build</w:t>
+      </w:r>
+      <w:r>
+        <w:rPr>
+          <w:i/>
+          <w:iCs/>
+          <w:color w:val="B97A12"/>
+          <w:sz w:val="19"/>
+          <w:szCs w:val="19"/>
+        </w:rPr>
+        <w:t xml:space="preserve">   Some language support</w:t>
+      </w:r>
+    </w:p>
+    <w:p>
+      <w:pPr>
+        <w:spacing w:after="60"/>
+      </w:pPr>
+      <w:r>
+        <w:rPr>
+          <w:color w:val="1A2733"/>
+          <w:sz w:val="21"/>
+          <w:szCs w:val="21"/>
+        </w:rPr>
+        <w:t xml:space="preserve">Write two connected sentences. Use because, so, or but.</w:t>
+      </w:r>
+      <w:r>
+        <w:rPr>
+          <w:i/>
+          <w:iCs/>
+          <w:color w:val="5F6F80"/>
+          <w:sz w:val="19"/>
+          <w:szCs w:val="19"/>
+        </w:rPr>
+        <w:br/>
+        <w:t xml:space="preserve">Escribe dos oraciones conectadas. Usa porque, entonces o pero.</w:t>
+      </w:r>
+    </w:p>
+    <w:p>
+      <w:pPr>
+        <w:spacing w:after="60"/>
+      </w:pPr>
+      <w:r>
+        <w:rPr>
+          <w:color w:val="1A2733"/>
+          <w:sz w:val="21"/>
+          <w:szCs w:val="21"/>
+        </w:rPr>
+        <w:t xml:space="preserve">My claim is ___.</w:t>
+      </w:r>
+      <w:r>
+        <w:rPr>
+          <w:i/>
+          <w:iCs/>
+          <w:color w:val="5F6F80"/>
+          <w:sz w:val="19"/>
+          <w:szCs w:val="19"/>
+        </w:rPr>
+        <w:br/>
+        <w:t xml:space="preserve">Mi afirmación es ___.</w:t>
+      </w:r>
+    </w:p>
+    <w:p>
+      <w:pPr>
+        <w:spacing w:after="60"/>
+      </w:pPr>
+      <w:r>
+        <w:rPr>
+          <w:color w:val="1A2733"/>
+          <w:sz w:val="21"/>
+          <w:szCs w:val="21"/>
+        </w:rPr>
+        <w:t xml:space="preserve">I know because ___.</w:t>
+      </w:r>
+      <w:r>
+        <w:rPr>
+          <w:i/>
+          <w:iCs/>
+          <w:color w:val="5F6F80"/>
+          <w:sz w:val="19"/>
+          <w:szCs w:val="19"/>
+        </w:rPr>
+        <w:br/>
+        <w:t xml:space="preserve">Lo sé porque ___.</w:t>
+      </w:r>
+    </w:p>
+    <w:p>
+      <w:pPr>
+        <w:spacing w:after="60"/>
+      </w:pPr>
+      <w:r>
+        <w:rPr>
+          <w:color w:val="1A2733"/>
+          <w:sz w:val="21"/>
+          <w:szCs w:val="21"/>
+        </w:rPr>
+        <w:t xml:space="preserve">So ___.</w:t>
+      </w:r>
+      <w:r>
+        <w:rPr>
+          <w:i/>
+          <w:iCs/>
+          <w:color w:val="5F6F80"/>
+          <w:sz w:val="19"/>
+          <w:szCs w:val="19"/>
+        </w:rPr>
+        <w:br/>
+        <w:t xml:space="preserve">Entonces ___.</w:t>
+      </w:r>
+    </w:p>
+    <w:tbl>
+      <w:tblPr>
+        <w:tblW w:type="pct" w:w="100%"/>
+        <w:tblBorders>
+          <w:top w:val="single" w:color="C7D2DD" w:sz="6"/>
+          <w:left w:val="single" w:color="C7D2DD" w:sz="6"/>
+          <w:bottom w:val="single" w:color="C7D2DD" w:sz="6"/>
+          <w:right w:val="single" w:color="C7D2DD" w:sz="6"/>
+          <w:insideH w:val="single" w:color="auto" w:sz="4"/>
+          <w:insideV w:val="single" w:color="auto" w:sz="4"/>
+        </w:tblBorders>
+      </w:tblPr>
+      <w:tblGrid>
+        <w:gridCol w:w="100"/>
+      </w:tblGrid>
+      <w:tr>
+        <w:tc>
+          <w:tcPr>
+            <w:shd w:fill="FBF3E2" w:color="auto" w:val="clear"/>
+            <w:tcMar>
+              <w:top w:type="dxa" w:w="60"/>
+              <w:left w:type="dxa" w:w="120"/>
+              <w:bottom w:type="dxa" w:w="60"/>
+              <w:right w:type="dxa" w:w="120"/>
+            </w:tcMar>
+          </w:tcPr>
+          <w:p>
+            <w:pPr>
+              <w:spacing w:after="0" w:line="320"/>
+            </w:pPr>
+            <w:r>
+              <w:t xml:space="preserve"/>
+            </w:r>
+          </w:p>
+          <w:p>
+            <w:pPr>
+              <w:spacing w:after="0" w:line="320"/>
+            </w:pPr>
+            <w:r>
+              <w:t xml:space="preserve"/>
+            </w:r>
+          </w:p>
+          <w:p>
+            <w:pPr>
+              <w:spacing w:after="0" w:line="320"/>
+            </w:pPr>
+            <w:r>
+              <w:t xml:space="preserve"/>
+            </w:r>
+          </w:p>
+        </w:tc>
+      </w:tr>
+    </w:tbl>
+    <w:p>
+      <w:pPr>
+        <w:pStyle w:val="Heading2"/>
+        <w:spacing w:after="80" w:before="180"/>
+      </w:pPr>
+      <w:r>
+        <w:rPr>
+          <w:b/>
+          <w:bCs/>
+          <w:color w:val="12355B"/>
+          <w:sz w:val="24"/>
+          <w:szCs w:val="24"/>
+        </w:rPr>
+        <w:t xml:space="preserve">Explain</w:t>
+      </w:r>
+      <w:r>
+        <w:rPr>
+          <w:i/>
+          <w:iCs/>
+          <w:color w:val="B97A12"/>
+          <w:sz w:val="19"/>
+          <w:szCs w:val="19"/>
+        </w:rPr>
+        <w:t xml:space="preserve">   Light language support</w:t>
+      </w:r>
+    </w:p>
+    <w:p>
+      <w:pPr>
+        <w:spacing w:after="60"/>
+      </w:pPr>
+      <w:r>
+        <w:rPr>
+          <w:color w:val="1A2733"/>
+          <w:sz w:val="21"/>
+          <w:szCs w:val="21"/>
+        </w:rPr>
+        <w:t xml:space="preserve">Write a claim, give math evidence, and explain your reasoning.</w:t>
+      </w:r>
+      <w:r>
+        <w:rPr>
+          <w:i/>
+          <w:iCs/>
+          <w:color w:val="5F6F80"/>
+          <w:sz w:val="19"/>
+          <w:szCs w:val="19"/>
+        </w:rPr>
+        <w:br/>
+        <w:t xml:space="preserve">Escribe una afirmación, da evidencia matemática y explica tu razonamiento.</w:t>
+      </w:r>
+    </w:p>
+    <w:p>
+      <w:pPr>
+        <w:spacing w:after="60"/>
+      </w:pPr>
+      <w:r>
+        <w:rPr>
+          <w:color w:val="1A2733"/>
+          <w:sz w:val="21"/>
+          <w:szCs w:val="21"/>
+        </w:rPr>
+        <w:t xml:space="preserve">My claim is ___.</w:t>
+      </w:r>
+      <w:r>
+        <w:rPr>
+          <w:i/>
+          <w:iCs/>
+          <w:color w:val="5F6F80"/>
+          <w:sz w:val="19"/>
+          <w:szCs w:val="19"/>
+        </w:rPr>
+        <w:br/>
+        <w:t xml:space="preserve">Mi afirmación es ___.</w:t>
+      </w:r>
+    </w:p>
+    <w:p>
+      <w:pPr>
+        <w:spacing w:after="60"/>
+      </w:pPr>
+      <w:r>
+        <w:rPr>
+          <w:color w:val="1A2733"/>
+          <w:sz w:val="21"/>
+          <w:szCs w:val="21"/>
+        </w:rPr>
+        <w:t xml:space="preserve">My math evidence is ___.</w:t>
+      </w:r>
+      <w:r>
+        <w:rPr>
+          <w:i/>
+          <w:iCs/>
+          <w:color w:val="5F6F80"/>
+          <w:sz w:val="19"/>
+          <w:szCs w:val="19"/>
+        </w:rPr>
+        <w:br/>
+        <w:t xml:space="preserve">Mi evidencia matemática es ___.</w:t>
+      </w:r>
+    </w:p>
+    <w:p>
+      <w:pPr>
+        <w:spacing w:after="60"/>
+      </w:pPr>
+      <w:r>
+        <w:rPr>
+          <w:color w:val="1A2733"/>
+          <w:sz w:val="21"/>
+          <w:szCs w:val="21"/>
+        </w:rPr>
+        <w:t xml:space="preserve">This proves ___ because ___.</w:t>
+      </w:r>
+      <w:r>
+        <w:rPr>
+          <w:i/>
+          <w:iCs/>
+          <w:color w:val="5F6F80"/>
+          <w:sz w:val="19"/>
+          <w:szCs w:val="19"/>
+        </w:rPr>
+        <w:br/>
+        <w:t xml:space="preserve">Esto demuestra ___ porque ___.</w:t>
+      </w:r>
+    </w:p>
+    <w:tbl>
+      <w:tblPr>
+        <w:tblW w:type="pct" w:w="100%"/>
+        <w:tblBorders>
+          <w:top w:val="single" w:color="C7D2DD" w:sz="6"/>
+          <w:left w:val="single" w:color="C7D2DD" w:sz="6"/>
+          <w:bottom w:val="single" w:color="C7D2DD" w:sz="6"/>
+          <w:right w:val="single" w:color="C7D2DD" w:sz="6"/>
+          <w:insideH w:val="single" w:color="auto" w:sz="4"/>
+          <w:insideV w:val="single" w:color="auto" w:sz="4"/>
+        </w:tblBorders>
+      </w:tblPr>
+      <w:tblGrid>
+        <w:gridCol w:w="100"/>
+      </w:tblGrid>
+      <w:tr>
+        <w:tc>
+          <w:tcPr>
+            <w:shd w:fill="FBF3E2" w:color="auto" w:val="clear"/>
+            <w:tcMar>
+              <w:top w:type="dxa" w:w="60"/>
+              <w:left w:type="dxa" w:w="120"/>
+              <w:bottom w:type="dxa" w:w="60"/>
+              <w:right w:type="dxa" w:w="120"/>
+            </w:tcMar>
+          </w:tcPr>
+          <w:p>
+            <w:pPr>
+              <w:spacing w:after="0" w:line="320"/>
+            </w:pPr>
+            <w:r>
+              <w:t xml:space="preserve"/>
+            </w:r>
+          </w:p>
+          <w:p>
+            <w:pPr>
+              <w:spacing w:after="0" w:line="320"/>
+            </w:pPr>
+            <w:r>
+              <w:t xml:space="preserve"/>
+            </w:r>
+          </w:p>
+          <w:p>
+            <w:pPr>
+              <w:spacing w:after="0" w:line="320"/>
+            </w:pPr>
+            <w:r>
+              <w:t xml:space="preserve"/>
+            </w:r>
+          </w:p>
+          <w:p>
+            <w:pPr>
+              <w:spacing w:after="0" w:line="320"/>
+            </w:pPr>
+            <w:r>
+              <w:t xml:space="preserve"/>
+            </w:r>
+          </w:p>
+          <w:p>
+            <w:pPr>
+              <w:spacing w:after="0" w:line="320"/>
+            </w:pPr>
+            <w:r>
+              <w:t xml:space="preserve"/>
+            </w:r>
+          </w:p>
+        </w:tc>
+      </w:tr>
+    </w:tbl>
+    <w:p>
+      <w:pPr>
+        <w:pStyle w:val="Heading2"/>
+        <w:spacing w:after="80" w:before="180"/>
+      </w:pPr>
+      <w:r>
+        <w:rPr>
+          <w:b/>
+          <w:bCs/>
+          <w:color w:val="12355B"/>
+          <w:sz w:val="24"/>
+          <w:szCs w:val="24"/>
+        </w:rPr>
+        <w:t xml:space="preserve">4. Check Your Explanation</w:t>
+      </w:r>
+      <w:r>
+        <w:rPr>
+          <w:i/>
+          <w:iCs/>
+          <w:color w:val="1FA6A2"/>
+          <w:sz w:val="19"/>
+          <w:szCs w:val="19"/>
+        </w:rPr>
+        <w:t xml:space="preserve">   five quick checks</w:t>
+      </w:r>
+    </w:p>
+    <w:p>
+      <w:pPr>
+        <w:spacing w:after="80"/>
+      </w:pPr>
+      <w:r>
+        <w:rPr>
+          <w:b/>
+          <w:bCs/>
+          <w:color w:val="1FA6A2"/>
+          <w:sz w:val="22"/>
+          <w:szCs w:val="22"/>
+        </w:rPr>
+        <w:t xml:space="preserve">☐  </w:t>
+      </w:r>
+      <w:r>
+        <w:rPr>
+          <w:sz w:val="20"/>
+          <w:szCs w:val="20"/>
+        </w:rPr>
+        <w:t xml:space="preserve">I answered the question.</w:t>
+      </w:r>
+      <w:r>
+        <w:rPr>
+          <w:i/>
+          <w:iCs/>
+          <w:color w:val="5F6F80"/>
+          <w:sz w:val="18"/>
+          <w:szCs w:val="18"/>
+        </w:rPr>
+        <w:br/>
+        <w:t xml:space="preserve">Respondí la pregunta.</w:t>
+      </w:r>
+    </w:p>
+    <w:p>
+      <w:pPr>
+        <w:spacing w:after="80"/>
+      </w:pPr>
+      <w:r>
+        <w:rPr>
+          <w:b/>
+          <w:bCs/>
+          <w:color w:val="1FA6A2"/>
+          <w:sz w:val="22"/>
+          <w:szCs w:val="22"/>
+        </w:rPr>
+        <w:t xml:space="preserve">☐  </w:t>
+      </w:r>
+      <w:r>
+        <w:rPr>
+          <w:sz w:val="20"/>
+          <w:szCs w:val="20"/>
+        </w:rPr>
+        <w:t xml:space="preserve">I used math evidence: numbers, an equation, a model, or a comparison.</w:t>
+      </w:r>
+      <w:r>
+        <w:rPr>
+          <w:i/>
+          <w:iCs/>
+          <w:color w:val="5F6F80"/>
+          <w:sz w:val="18"/>
+          <w:szCs w:val="18"/>
+        </w:rPr>
+        <w:br/>
+        <w:t xml:space="preserve">Usé evidencia matemática: números, una ecuación, un modelo o una comparación.</w:t>
+      </w:r>
+    </w:p>
+    <w:p>
+      <w:pPr>
+        <w:spacing w:after="80"/>
+      </w:pPr>
+      <w:r>
+        <w:rPr>
+          <w:b/>
+          <w:bCs/>
+          <w:color w:val="1FA6A2"/>
+          <w:sz w:val="22"/>
+          <w:szCs w:val="22"/>
+        </w:rPr>
+        <w:t xml:space="preserve">☐  </w:t>
+      </w:r>
+      <w:r>
+        <w:rPr>
+          <w:sz w:val="20"/>
+          <w:szCs w:val="20"/>
+        </w:rPr>
+        <w:t xml:space="preserve">I explained how the evidence proves my answer.</w:t>
+      </w:r>
+      <w:r>
+        <w:rPr>
+          <w:i/>
+          <w:iCs/>
+          <w:color w:val="5F6F80"/>
+          <w:sz w:val="18"/>
+          <w:szCs w:val="18"/>
+        </w:rPr>
+        <w:br/>
+        <w:t xml:space="preserve">Expliqué cómo la evidencia demuestra mi respuesta.</w:t>
+      </w:r>
+    </w:p>
+    <w:p>
+      <w:pPr>
+        <w:spacing w:after="80"/>
+      </w:pPr>
+      <w:r>
+        <w:rPr>
+          <w:b/>
+          <w:bCs/>
+          <w:color w:val="1FA6A2"/>
+          <w:sz w:val="22"/>
+          <w:szCs w:val="22"/>
+        </w:rPr>
+        <w:t xml:space="preserve">☐  </w:t>
+      </w:r>
+      <w:r>
+        <w:rPr>
+          <w:sz w:val="20"/>
+          <w:szCs w:val="20"/>
+        </w:rPr>
+        <w:t xml:space="preserve">I used at least two math words.</w:t>
+      </w:r>
+      <w:r>
+        <w:rPr>
+          <w:i/>
+          <w:iCs/>
+          <w:color w:val="5F6F80"/>
+          <w:sz w:val="18"/>
+          <w:szCs w:val="18"/>
+        </w:rPr>
+        <w:br/>
+        <w:t xml:space="preserve">Usé por lo menos dos palabras matemáticas.</w:t>
+      </w:r>
+    </w:p>
+    <w:p>
+      <w:pPr>
+        <w:spacing w:after="80"/>
+      </w:pPr>
+      <w:r>
+        <w:rPr>
+          <w:b/>
+          <w:bCs/>
+          <w:color w:val="1FA6A2"/>
+          <w:sz w:val="22"/>
+          <w:szCs w:val="22"/>
+        </w:rPr>
+        <w:t xml:space="preserve">☐  </w:t>
+      </w:r>
+      <w:r>
+        <w:rPr>
+          <w:sz w:val="20"/>
+          <w:szCs w:val="20"/>
+        </w:rPr>
+        <w:t xml:space="preserve">I reread complete sentences and punctuation.</w:t>
+      </w:r>
+      <w:r>
+        <w:rPr>
+          <w:i/>
+          <w:iCs/>
+          <w:color w:val="5F6F80"/>
+          <w:sz w:val="18"/>
+          <w:szCs w:val="18"/>
+        </w:rPr>
+        <w:br/>
+        <w:t xml:space="preserve">Volví a leer mis oraciones completas y la puntuación.</w:t>
       </w:r>
     </w:p>
     <w:p>

--- a/lessons/3-2/downloads/3-2-notes.docx
+++ b/lessons/3-2/downloads/3-2-notes.docx
@@ -1121,6 +1121,160 @@
                 <w:sz w:val="24"/>
                 <w:szCs w:val="24"/>
               </w:rPr>
+              <w:t xml:space="preserve">Unit price</w:t>
+            </w:r>
+            <w:r>
+              <w:rPr>
+                <w:i/>
+                <w:iCs/>
+                <w:color w:val="5F6F80"/>
+                <w:sz w:val="19"/>
+                <w:szCs w:val="19"/>
+              </w:rPr>
+              <w:t xml:space="preserve">   Precio unitario</w:t>
+            </w:r>
+          </w:p>
+          <w:p>
+            <w:pPr>
+              <w:spacing w:after="40"/>
+            </w:pPr>
+            <w:r>
+              <w:rPr>
+                <w:sz w:val="21"/>
+                <w:szCs w:val="21"/>
+              </w:rPr>
+              <w:t xml:space="preserve">A unit rate that gives the cost of exactly 1 item, like $0.60 per game.</w:t>
+            </w:r>
+          </w:p>
+          <w:p>
+            <w:pPr>
+              <w:spacing w:after="0"/>
+            </w:pPr>
+            <w:r>
+              <w:rPr>
+                <w:b/>
+                <w:bCs/>
+                <w:color w:val="1FA6A2"/>
+                <w:sz w:val="18"/>
+                <w:szCs w:val="18"/>
+              </w:rPr>
+              <w:t xml:space="preserve">Example:  </w:t>
+            </w:r>
+            <w:r>
+              <w:rPr>
+                <w:i/>
+                <w:iCs/>
+                <w:color w:val="5F6F80"/>
+                <w:sz w:val="18"/>
+                <w:szCs w:val="18"/>
+              </w:rPr>
+              <w:t xml:space="preserve">$3 for 5 games → $0.60 per 1 game</w:t>
+            </w:r>
+          </w:p>
+        </w:tc>
+      </w:tr>
+    </w:tbl>
+    <w:tbl>
+      <w:tblPr>
+        <w:tblW w:type="pct" w:w="100%"/>
+        <w:tblBorders>
+          <w:top w:val="none" w:color="FFFFFF" w:sz="0"/>
+          <w:left w:val="none" w:color="FFFFFF" w:sz="0"/>
+          <w:bottom w:val="single" w:color="C7D2DD" w:sz="4"/>
+          <w:right w:val="none" w:color="FFFFFF" w:sz="0"/>
+          <w:insideH w:val="none" w:color="FFFFFF" w:sz="0"/>
+          <w:insideV w:val="none" w:color="FFFFFF" w:sz="0"/>
+        </w:tblBorders>
+      </w:tblPr>
+      <w:tblGrid>
+        <w:gridCol w:w="1800"/>
+        <w:gridCol w:w="7560"/>
+      </w:tblGrid>
+      <w:tr>
+        <w:trPr>
+          <w:cantSplit/>
+        </w:trPr>
+        <w:tc>
+          <w:tcPr>
+            <w:tcW w:type="dxa" w:w="1800"/>
+            <w:tcMar>
+              <w:top w:type="dxa" w:w="100"/>
+              <w:left w:type="dxa" w:w="40"/>
+              <w:bottom w:type="dxa" w:w="100"/>
+              <w:right w:type="dxa" w:w="120"/>
+            </w:tcMar>
+            <w:vAlign w:val="center"/>
+          </w:tcPr>
+          <w:p>
+            <w:pPr>
+              <w:spacing w:after="0"/>
+              <w:jc w:val="center"/>
+            </w:pPr>
+            <w:r>
+              <w:drawing>
+                <wp:inline distT="0" distB="0" distL="0" distR="0">
+                  <wp:extent cx="1047750" cy="790575"/>
+                  <wp:effectExtent t="0" r="0" b="0" l="0"/>
+                  <wp:docPr id="1" name="" descr="" title=""/>
+                  <wp:cNvGraphicFramePr>
+                    <a:graphicFrameLocks xmlns:a="http://schemas.openxmlformats.org/drawingml/2006/main" noChangeAspect="1"/>
+                  </wp:cNvGraphicFramePr>
+                  <a:graphic xmlns:a="http://schemas.openxmlformats.org/drawingml/2006/main">
+                    <a:graphicData uri="http://schemas.openxmlformats.org/drawingml/2006/picture">
+                      <pic:pic xmlns:pic="http://schemas.openxmlformats.org/drawingml/2006/picture">
+                        <pic:nvPicPr>
+                          <pic:cNvPr id="0" name="" descr=""/>
+                          <pic:cNvPicPr>
+                            <a:picLocks noChangeAspect="1" noChangeArrowheads="1"/>
+                          </pic:cNvPicPr>
+                        </pic:nvPicPr>
+                        <pic:blipFill>
+                          <a:blip r:embed="rId10" cstate="none"/>
+                          <a:srcRect/>
+                          <a:stretch>
+                            <a:fillRect/>
+                          </a:stretch>
+                        </pic:blipFill>
+                        <pic:spPr bwMode="auto">
+                          <a:xfrm>
+                            <a:off x="0" y="0"/>
+                            <a:ext cx="1047750" cy="790575"/>
+                          </a:xfrm>
+                          <a:prstGeom prst="rect">
+                            <a:avLst/>
+                          </a:prstGeom>
+                        </pic:spPr>
+                      </pic:pic>
+                    </a:graphicData>
+                  </a:graphic>
+                </wp:inline>
+              </w:drawing>
+            </w:r>
+          </w:p>
+        </w:tc>
+        <w:tc>
+          <w:tcPr>
+            <w:tcW w:type="dxa" w:w="7560"/>
+            <w:tcMar>
+              <w:top w:type="dxa" w:w="100"/>
+              <w:left w:type="dxa" w:w="40"/>
+              <w:bottom w:type="dxa" w:w="100"/>
+              <w:right w:type="dxa" w:w="40"/>
+            </w:tcMar>
+            <w:vAlign w:val="center"/>
+          </w:tcPr>
+          <w:p>
+            <w:pPr>
+              <w:spacing w:after="50"/>
+            </w:pPr>
+            <w:r>
+              <w:rPr>
+                <w:b/>
+                <w:bCs/>
+                <w:color w:val="12355B"/>
+                <w:sz w:val="24"/>
+                <w:szCs w:val="24"/>
+              </w:rPr>
               <w:t xml:space="preserve">Better Buy</w:t>
             </w:r>
             <w:r>
@@ -1414,7 +1568,7 @@
                 <w:sz w:val="21"/>
                 <w:szCs w:val="21"/>
               </w:rPr>
-              <w:t xml:space="preserve">Rates and Unit Rates      •      Rate      •      Unit Rate      •      Per      •      Ratio      •      Better Buy      •      Divide</w:t>
+              <w:t xml:space="preserve">Rates and Unit Rates      •      Rate      •      Unit Rate      •      Per      •      Ratio      •      Unit price      •      Better Buy      •      Divide</w:t>
             </w:r>
           </w:p>
         </w:tc>
@@ -1447,7 +1601,7 @@
           <w:sz w:val="22"/>
           <w:szCs w:val="22"/>
         </w:rPr>
-        <w:t xml:space="preserve">__________  —  A rate compares different units; a unit rate compares a quantity to 1 unit.</w:t>
+        <w:t xml:space="preserve">A rate compares different units; a ___ ___ compares a quantity to exactly 1 unit.</w:t>
       </w:r>
     </w:p>
     <w:p>
@@ -1557,7 +1711,7 @@
           <w:sz w:val="22"/>
           <w:szCs w:val="22"/>
         </w:rPr>
-        <w:t xml:space="preserve">The option with the lower unit rate, costing less per item, is the ___.</w:t>
+        <w:t xml:space="preserve">A unit rate that tells the cost of one item is the ___ ___.</w:t>
       </w:r>
     </w:p>
     <w:p>
@@ -1573,6 +1727,28 @@
           <w:szCs w:val="22"/>
         </w:rPr>
         <w:t xml:space="preserve">7.  </w:t>
+      </w:r>
+      <w:r>
+        <w:rPr>
+          <w:sz w:val="22"/>
+          <w:szCs w:val="22"/>
+        </w:rPr>
+        <w:t xml:space="preserve">The option with the lower unit rate, costing less per item, is the ___.</w:t>
+      </w:r>
+    </w:p>
+    <w:p>
+      <w:pPr>
+        <w:spacing w:after="120" w:before="80"/>
+      </w:pPr>
+      <w:r>
+        <w:rPr>
+          <w:b/>
+          <w:bCs/>
+          <w:color w:val="12355B"/>
+          <w:sz w:val="22"/>
+          <w:szCs w:val="22"/>
+        </w:rPr>
+        <w:t xml:space="preserve">8.  </w:t>
       </w:r>
       <w:r>
         <w:rPr>

--- a/lessons/3-2/downloads/3-2-notes.docx
+++ b/lessons/3-2/downloads/3-2-notes.docx
@@ -219,10 +219,12 @@
     <w:p>
       <w:pPr>
         <w:pStyle w:val="Heading1"/>
+        <w:keepNext/>
+        <w:keepLines/>
         <w:pBdr>
           <w:bottom w:val="single" w:color="1FA6A2" w:sz="14" w:space="6"/>
         </w:pBdr>
-        <w:spacing w:after="140" w:before="260"/>
+        <w:spacing w:after="140" w:before="300"/>
       </w:pPr>
       <w:r>
         <w:rPr>
@@ -1485,10 +1487,12 @@
     <w:p>
       <w:pPr>
         <w:pStyle w:val="Heading1"/>
+        <w:keepNext/>
+        <w:keepLines/>
         <w:pBdr>
           <w:bottom w:val="single" w:color="1FA6A2" w:sz="14" w:space="6"/>
         </w:pBdr>
-        <w:spacing w:after="140" w:before="260"/>
+        <w:spacing w:after="140" w:before="300"/>
       </w:pPr>
       <w:r>
         <w:rPr>
@@ -1584,7 +1588,8 @@
     </w:p>
     <w:p>
       <w:pPr>
-        <w:spacing w:after="120" w:before="80"/>
+        <w:keepLines/>
+        <w:spacing w:after="260" w:before="200"/>
       </w:pPr>
       <w:r>
         <w:rPr>
@@ -1601,12 +1606,41 @@
           <w:sz w:val="22"/>
           <w:szCs w:val="22"/>
         </w:rPr>
-        <w:t xml:space="preserve">A rate compares different units; a ___ ___ compares a quantity to exactly 1 unit.</w:t>
-      </w:r>
-    </w:p>
-    <w:p>
-      <w:pPr>
-        <w:spacing w:after="120" w:before="80"/>
+        <w:t xml:space="preserve">A rate compares different units; a </w:t>
+      </w:r>
+      <w:r>
+        <w:rPr>
+          <w:sz w:val="22"/>
+          <w:szCs w:val="22"/>
+        </w:rPr>
+        <w:t xml:space="preserve">________________</w:t>
+      </w:r>
+      <w:r>
+        <w:rPr>
+          <w:sz w:val="22"/>
+          <w:szCs w:val="22"/>
+        </w:rPr>
+        <w:t xml:space="preserve"> </w:t>
+      </w:r>
+      <w:r>
+        <w:rPr>
+          <w:sz w:val="22"/>
+          <w:szCs w:val="22"/>
+        </w:rPr>
+        <w:t xml:space="preserve">________________</w:t>
+      </w:r>
+      <w:r>
+        <w:rPr>
+          <w:sz w:val="22"/>
+          <w:szCs w:val="22"/>
+        </w:rPr>
+        <w:t xml:space="preserve"> compares a quantity to exactly 1 unit.</w:t>
+      </w:r>
+    </w:p>
+    <w:p>
+      <w:pPr>
+        <w:keepLines/>
+        <w:spacing w:after="260" w:before="200"/>
       </w:pPr>
       <w:r>
         <w:rPr>
@@ -1623,12 +1657,27 @@
           <w:sz w:val="22"/>
           <w:szCs w:val="22"/>
         </w:rPr>
-        <w:t xml:space="preserve">A ratio that compares two quantities with different units is a ___.</w:t>
-      </w:r>
-    </w:p>
-    <w:p>
-      <w:pPr>
-        <w:spacing w:after="120" w:before="80"/>
+        <w:t xml:space="preserve">A ratio that compares two quantities with different units is a </w:t>
+      </w:r>
+      <w:r>
+        <w:rPr>
+          <w:sz w:val="22"/>
+          <w:szCs w:val="22"/>
+        </w:rPr>
+        <w:t xml:space="preserve">________________</w:t>
+      </w:r>
+      <w:r>
+        <w:rPr>
+          <w:sz w:val="22"/>
+          <w:szCs w:val="22"/>
+        </w:rPr>
+        <w:t xml:space="preserve">.</w:t>
+      </w:r>
+    </w:p>
+    <w:p>
+      <w:pPr>
+        <w:keepLines/>
+        <w:spacing w:after="260" w:before="200"/>
       </w:pPr>
       <w:r>
         <w:rPr>
@@ -1645,12 +1694,27 @@
           <w:sz w:val="22"/>
           <w:szCs w:val="22"/>
         </w:rPr>
-        <w:t xml:space="preserve">A rate that tells the cost or amount for one unit is a ___.</w:t>
-      </w:r>
-    </w:p>
-    <w:p>
-      <w:pPr>
-        <w:spacing w:after="120" w:before="80"/>
+        <w:t xml:space="preserve">A rate that tells the cost or amount for one unit is a </w:t>
+      </w:r>
+      <w:r>
+        <w:rPr>
+          <w:sz w:val="22"/>
+          <w:szCs w:val="22"/>
+        </w:rPr>
+        <w:t xml:space="preserve">________________</w:t>
+      </w:r>
+      <w:r>
+        <w:rPr>
+          <w:sz w:val="22"/>
+          <w:szCs w:val="22"/>
+        </w:rPr>
+        <w:t xml:space="preserve">.</w:t>
+      </w:r>
+    </w:p>
+    <w:p>
+      <w:pPr>
+        <w:keepLines/>
+        <w:spacing w:after="260" w:before="200"/>
       </w:pPr>
       <w:r>
         <w:rPr>
@@ -1667,12 +1731,27 @@
           <w:sz w:val="22"/>
           <w:szCs w:val="22"/>
         </w:rPr>
-        <w:t xml:space="preserve">The word that means 'for each one' is ___.</w:t>
-      </w:r>
-    </w:p>
-    <w:p>
-      <w:pPr>
-        <w:spacing w:after="120" w:before="80"/>
+        <w:t xml:space="preserve">The word that means 'for each one' is </w:t>
+      </w:r>
+      <w:r>
+        <w:rPr>
+          <w:sz w:val="22"/>
+          <w:szCs w:val="22"/>
+        </w:rPr>
+        <w:t xml:space="preserve">________________</w:t>
+      </w:r>
+      <w:r>
+        <w:rPr>
+          <w:sz w:val="22"/>
+          <w:szCs w:val="22"/>
+        </w:rPr>
+        <w:t xml:space="preserve">.</w:t>
+      </w:r>
+    </w:p>
+    <w:p>
+      <w:pPr>
+        <w:keepLines/>
+        <w:spacing w:after="260" w:before="200"/>
       </w:pPr>
       <w:r>
         <w:rPr>
@@ -1689,12 +1768,27 @@
           <w:sz w:val="22"/>
           <w:szCs w:val="22"/>
         </w:rPr>
-        <w:t xml:space="preserve">A comparison of two quantities is a ___.</w:t>
-      </w:r>
-    </w:p>
-    <w:p>
-      <w:pPr>
-        <w:spacing w:after="120" w:before="80"/>
+        <w:t xml:space="preserve">A comparison of two quantities is a </w:t>
+      </w:r>
+      <w:r>
+        <w:rPr>
+          <w:sz w:val="22"/>
+          <w:szCs w:val="22"/>
+        </w:rPr>
+        <w:t xml:space="preserve">________________</w:t>
+      </w:r>
+      <w:r>
+        <w:rPr>
+          <w:sz w:val="22"/>
+          <w:szCs w:val="22"/>
+        </w:rPr>
+        <w:t xml:space="preserve">.</w:t>
+      </w:r>
+    </w:p>
+    <w:p>
+      <w:pPr>
+        <w:keepLines/>
+        <w:spacing w:after="260" w:before="200"/>
       </w:pPr>
       <w:r>
         <w:rPr>
@@ -1711,12 +1805,41 @@
           <w:sz w:val="22"/>
           <w:szCs w:val="22"/>
         </w:rPr>
-        <w:t xml:space="preserve">A unit rate that tells the cost of one item is the ___ ___.</w:t>
-      </w:r>
-    </w:p>
-    <w:p>
-      <w:pPr>
-        <w:spacing w:after="120" w:before="80"/>
+        <w:t xml:space="preserve">A unit rate that tells the cost of one item is the </w:t>
+      </w:r>
+      <w:r>
+        <w:rPr>
+          <w:sz w:val="22"/>
+          <w:szCs w:val="22"/>
+        </w:rPr>
+        <w:t xml:space="preserve">________________</w:t>
+      </w:r>
+      <w:r>
+        <w:rPr>
+          <w:sz w:val="22"/>
+          <w:szCs w:val="22"/>
+        </w:rPr>
+        <w:t xml:space="preserve"> </w:t>
+      </w:r>
+      <w:r>
+        <w:rPr>
+          <w:sz w:val="22"/>
+          <w:szCs w:val="22"/>
+        </w:rPr>
+        <w:t xml:space="preserve">________________</w:t>
+      </w:r>
+      <w:r>
+        <w:rPr>
+          <w:sz w:val="22"/>
+          <w:szCs w:val="22"/>
+        </w:rPr>
+        <w:t xml:space="preserve">.</w:t>
+      </w:r>
+    </w:p>
+    <w:p>
+      <w:pPr>
+        <w:keepLines/>
+        <w:spacing w:after="260" w:before="200"/>
       </w:pPr>
       <w:r>
         <w:rPr>
@@ -1733,12 +1856,27 @@
           <w:sz w:val="22"/>
           <w:szCs w:val="22"/>
         </w:rPr>
-        <w:t xml:space="preserve">The option with the lower unit rate, costing less per item, is the ___.</w:t>
-      </w:r>
-    </w:p>
-    <w:p>
-      <w:pPr>
-        <w:spacing w:after="120" w:before="80"/>
+        <w:t xml:space="preserve">The option with the lower unit rate, costing less per item, is the </w:t>
+      </w:r>
+      <w:r>
+        <w:rPr>
+          <w:sz w:val="22"/>
+          <w:szCs w:val="22"/>
+        </w:rPr>
+        <w:t xml:space="preserve">________________</w:t>
+      </w:r>
+      <w:r>
+        <w:rPr>
+          <w:sz w:val="22"/>
+          <w:szCs w:val="22"/>
+        </w:rPr>
+        <w:t xml:space="preserve">.</w:t>
+      </w:r>
+    </w:p>
+    <w:p>
+      <w:pPr>
+        <w:keepLines/>
+        <w:spacing w:after="260" w:before="200"/>
       </w:pPr>
       <w:r>
         <w:rPr>
@@ -1755,17 +1893,32 @@
           <w:sz w:val="22"/>
           <w:szCs w:val="22"/>
         </w:rPr>
-        <w:t xml:space="preserve">To find a unit rate, I ___ the price by the number of units.</w:t>
+        <w:t xml:space="preserve">To find a unit rate, I </w:t>
+      </w:r>
+      <w:r>
+        <w:rPr>
+          <w:sz w:val="22"/>
+          <w:szCs w:val="22"/>
+        </w:rPr>
+        <w:t xml:space="preserve">________________</w:t>
+      </w:r>
+      <w:r>
+        <w:rPr>
+          <w:sz w:val="22"/>
+          <w:szCs w:val="22"/>
+        </w:rPr>
+        <w:t xml:space="preserve"> the price by the number of units.</w:t>
       </w:r>
     </w:p>
     <w:p>
       <w:pPr>
         <w:pStyle w:val="Heading1"/>
-        <w:pageBreakBefore/>
+        <w:keepNext/>
+        <w:keepLines/>
         <w:pBdr>
           <w:bottom w:val="single" w:color="1FA6A2" w:sz="14" w:space="6"/>
         </w:pBdr>
-        <w:spacing w:after="140" w:before="0"/>
+        <w:spacing w:after="140" w:before="300"/>
       </w:pPr>
       <w:r>
         <w:rPr>
@@ -3046,11 +3199,12 @@
     <w:p>
       <w:pPr>
         <w:pStyle w:val="Heading1"/>
-        <w:pageBreakBefore/>
+        <w:keepNext/>
+        <w:keepLines/>
         <w:pBdr>
           <w:bottom w:val="single" w:color="1FA6A2" w:sz="14" w:space="6"/>
         </w:pBdr>
-        <w:spacing w:after="140" w:before="0"/>
+        <w:spacing w:after="140" w:before="300"/>
       </w:pPr>
       <w:r>
         <w:rPr>
@@ -3370,11 +3524,12 @@
     <w:p>
       <w:pPr>
         <w:pStyle w:val="Heading1"/>
-        <w:pageBreakBefore/>
+        <w:keepNext/>
+        <w:keepLines/>
         <w:pBdr>
           <w:bottom w:val="single" w:color="1FA6A2" w:sz="14" w:space="6"/>
         </w:pBdr>
-        <w:spacing w:after="140" w:before="0"/>
+        <w:spacing w:after="140" w:before="300"/>
       </w:pPr>
       <w:r>
         <w:rPr>
@@ -4095,11 +4250,12 @@
     <w:p>
       <w:pPr>
         <w:pStyle w:val="Heading1"/>
-        <w:pageBreakBefore/>
+        <w:keepNext/>
+        <w:keepLines/>
         <w:pBdr>
           <w:bottom w:val="single" w:color="1FA6A2" w:sz="14" w:space="6"/>
         </w:pBdr>
-        <w:spacing w:after="140" w:before="0"/>
+        <w:spacing w:after="140" w:before="300"/>
       </w:pPr>
       <w:r>
         <w:rPr>
@@ -4728,11 +4884,12 @@
     <w:p>
       <w:pPr>
         <w:pStyle w:val="Heading1"/>
-        <w:pageBreakBefore/>
+        <w:keepNext/>
+        <w:keepLines/>
         <w:pBdr>
           <w:bottom w:val="single" w:color="1FA6A2" w:sz="14" w:space="6"/>
         </w:pBdr>
-        <w:spacing w:after="140" w:before="0"/>
+        <w:spacing w:after="140" w:before="300"/>
       </w:pPr>
       <w:r>
         <w:rPr>

--- a/lessons/3-2/downloads/3-2-notes.docx
+++ b/lessons/3-2/downloads/3-2-notes.docx
@@ -1931,47 +1931,6 @@
         <w:t xml:space="preserve">Write About the Math</w:t>
       </w:r>
     </w:p>
-    <w:p>
-      <w:pPr>
-        <w:spacing w:after="100"/>
-      </w:pPr>
-      <w:r>
-        <w:rPr>
-          <w:i/>
-          <w:iCs/>
-          <w:color w:val="5F6F80"/>
-          <w:sz w:val="19"/>
-          <w:szCs w:val="19"/>
-        </w:rPr>
-        <w:t xml:space="preserve">Use the support level you need. Every level answers the same math question.</w:t>
-      </w:r>
-    </w:p>
-    <w:p>
-      <w:pPr>
-        <w:pStyle w:val="Heading2"/>
-        <w:spacing w:after="80" w:before="180"/>
-      </w:pPr>
-      <w:r>
-        <w:rPr>
-          <w:b/>
-          <w:bCs/>
-          <w:color w:val="12355B"/>
-          <w:sz w:val="24"/>
-          <w:szCs w:val="24"/>
-        </w:rPr>
-        <w:t xml:space="preserve">1. Understand the Question</w:t>
-      </w:r>
-      <w:r>
-        <w:rPr>
-          <w:i/>
-          <w:iCs/>
-          <w:color w:val="B97A12"/>
-          <w:sz w:val="19"/>
-          <w:szCs w:val="19"/>
-        </w:rPr>
-        <w:t xml:space="preserve">   explain</w:t>
-      </w:r>
-    </w:p>
     <w:tbl>
       <w:tblPr>
         <w:tblW w:type="pct" w:w="100%"/>
@@ -2010,38 +1969,16 @@
               </w:rPr>
               <w:t xml:space="preserve">Which size is the better deal, and how do you know?</w:t>
             </w:r>
-          </w:p>
-          <w:p>
-            <w:pPr>
-              <w:spacing w:after="0"/>
-            </w:pPr>
-            <w:r>
-              <w:rPr>
-                <w:b/>
-                <w:bCs/>
-                <w:color w:val="12355B"/>
-                <w:sz w:val="20"/>
-                <w:szCs w:val="20"/>
-              </w:rPr>
-              <w:t xml:space="preserve">Your job:  </w:t>
-            </w:r>
-            <w:r>
-              <w:rPr>
-                <w:sz w:val="20"/>
-                <w:szCs w:val="20"/>
-              </w:rPr>
-              <w:t xml:space="preserve">Answer the question. Use math evidence. Explain how the evidence proves your answer.</w:t>
-            </w:r>
             <w:r>
               <w:rPr>
                 <w:i/>
                 <w:iCs/>
                 <w:color w:val="5F6F80"/>
-                <w:sz w:val="18"/>
-                <w:szCs w:val="18"/>
+                <w:sz w:val="19"/>
+                <w:szCs w:val="19"/>
               </w:rPr>
               <w:br/>
-              <w:t xml:space="preserve">Responde la pregunta. Usa evidencia matemática. Explica cómo la evidencia demuestra tu respuesta.</w:t>
+              <w:t xml:space="preserve">¿Qué tamaño es la mejor oferta y cómo lo sabes?</w:t>
             </w:r>
           </w:p>
         </w:tc>
@@ -2049,33 +1986,22 @@
     </w:tbl>
     <w:p>
       <w:pPr>
-        <w:pStyle w:val="Heading2"/>
-        <w:spacing w:after="80" w:before="180"/>
-      </w:pPr>
-      <w:r>
-        <w:rPr>
-          <w:b/>
-          <w:bCs/>
-          <w:color w:val="12355B"/>
-          <w:sz w:val="24"/>
-          <w:szCs w:val="24"/>
-        </w:rPr>
-        <w:t xml:space="preserve">2. Plan Your Math Words</w:t>
-      </w:r>
+        <w:spacing w:after="100"/>
+      </w:pPr>
       <w:r>
         <w:rPr>
           <w:i/>
           <w:iCs/>
-          <w:color w:val="1FA6A2"/>
+          <w:color w:val="5F6F80"/>
           <w:sz w:val="19"/>
           <w:szCs w:val="19"/>
         </w:rPr>
-        <w:t xml:space="preserve">   check at least two</w:t>
-      </w:r>
-    </w:p>
-    <w:p>
-      <w:pPr>
-        <w:spacing w:after="60"/>
+        <w:t xml:space="preserve">Say your answer to a partner first. Then write it, using at least two of these words:</w:t>
+      </w:r>
+    </w:p>
+    <w:p>
+      <w:pPr>
+        <w:spacing w:after="40"/>
       </w:pPr>
       <w:r>
         <w:rPr>
@@ -2095,14 +2021,7 @@
           <w:sz w:val="20"/>
           <w:szCs w:val="20"/>
         </w:rPr>
-        <w:t xml:space="preserve">Rates and Unit Rates — </w:t>
-      </w:r>
-      <w:r>
-        <w:rPr>
-          <w:sz w:val="20"/>
-          <w:szCs w:val="20"/>
-        </w:rPr>
-        <w:t xml:space="preserve">A rate compares different units; a unit rate compares a quantity to 1 unit.</w:t>
+        <w:t xml:space="preserve">Rates and Unit Rates</w:t>
       </w:r>
       <w:r>
         <w:rPr>
@@ -2112,13 +2031,12 @@
           <w:sz w:val="18"/>
           <w:szCs w:val="18"/>
         </w:rPr>
-        <w:br/>
-        <w:t xml:space="preserve">Tasas y tasas unitarias — Una tasa compara unidades diferentes; una tasa unitaria compara una cantidad con 1 unidad.</w:t>
-      </w:r>
-    </w:p>
-    <w:p>
-      <w:pPr>
-        <w:spacing w:after="60"/>
+        <w:t xml:space="preserve">  ·  Tasas y tasas unitarias</w:t>
+      </w:r>
+    </w:p>
+    <w:p>
+      <w:pPr>
+        <w:spacing w:after="40"/>
       </w:pPr>
       <w:r>
         <w:rPr>
@@ -2138,14 +2056,7 @@
           <w:sz w:val="20"/>
           <w:szCs w:val="20"/>
         </w:rPr>
-        <w:t xml:space="preserve">Rate — </w:t>
-      </w:r>
-      <w:r>
-        <w:rPr>
-          <w:sz w:val="20"/>
-          <w:szCs w:val="20"/>
-        </w:rPr>
-        <w:t xml:space="preserve">A ratio comparing two amounts with different units, like miles per hour.</w:t>
+        <w:t xml:space="preserve">Rate</w:t>
       </w:r>
       <w:r>
         <w:rPr>
@@ -2155,13 +2066,12 @@
           <w:sz w:val="18"/>
           <w:szCs w:val="18"/>
         </w:rPr>
-        <w:br/>
-        <w:t xml:space="preserve">Tasa — Una razón que compara dos cantidades con unidades distintas, como millas por hora.</w:t>
-      </w:r>
-    </w:p>
-    <w:p>
-      <w:pPr>
-        <w:spacing w:after="60"/>
+        <w:t xml:space="preserve">  ·  Tasa</w:t>
+      </w:r>
+    </w:p>
+    <w:p>
+      <w:pPr>
+        <w:spacing w:after="40"/>
       </w:pPr>
       <w:r>
         <w:rPr>
@@ -2181,14 +2091,7 @@
           <w:sz w:val="20"/>
           <w:szCs w:val="20"/>
         </w:rPr>
-        <w:t xml:space="preserve">Unit Rate — </w:t>
-      </w:r>
-      <w:r>
-        <w:rPr>
-          <w:sz w:val="20"/>
-          <w:szCs w:val="20"/>
-        </w:rPr>
-        <w:t xml:space="preserve">A rate for just 1 of something, like cost for 1 item.</w:t>
+        <w:t xml:space="preserve">Unit Rate</w:t>
       </w:r>
       <w:r>
         <w:rPr>
@@ -2198,13 +2101,12 @@
           <w:sz w:val="18"/>
           <w:szCs w:val="18"/>
         </w:rPr>
-        <w:br/>
-        <w:t xml:space="preserve">Tasa unitaria — Una tasa para solo 1 de algo, como el precio de 1 artículo.</w:t>
-      </w:r>
-    </w:p>
-    <w:p>
-      <w:pPr>
-        <w:spacing w:after="60"/>
+        <w:t xml:space="preserve">  ·  Tasa unitaria</w:t>
+      </w:r>
+    </w:p>
+    <w:p>
+      <w:pPr>
+        <w:spacing w:after="40"/>
       </w:pPr>
       <w:r>
         <w:rPr>
@@ -2224,14 +2126,7 @@
           <w:sz w:val="20"/>
           <w:szCs w:val="20"/>
         </w:rPr>
-        <w:t xml:space="preserve">Per — </w:t>
-      </w:r>
-      <w:r>
-        <w:rPr>
-          <w:sz w:val="20"/>
-          <w:szCs w:val="20"/>
-        </w:rPr>
-        <w:t xml:space="preserve">For each one. Example: 5 dollars per book.</w:t>
+        <w:t xml:space="preserve">Per</w:t>
       </w:r>
       <w:r>
         <w:rPr>
@@ -2241,13 +2136,12 @@
           <w:sz w:val="18"/>
           <w:szCs w:val="18"/>
         </w:rPr>
-        <w:br/>
-        <w:t xml:space="preserve">Por — Por cada uno. Ejemplo: 5 dólares por libro.</w:t>
-      </w:r>
-    </w:p>
-    <w:p>
-      <w:pPr>
-        <w:spacing w:after="60"/>
+        <w:t xml:space="preserve">  ·  Por</w:t>
+      </w:r>
+    </w:p>
+    <w:p>
+      <w:pPr>
+        <w:spacing w:after="40"/>
       </w:pPr>
       <w:r>
         <w:rPr>
@@ -2267,14 +2161,7 @@
           <w:sz w:val="20"/>
           <w:szCs w:val="20"/>
         </w:rPr>
-        <w:t xml:space="preserve">Ratio — </w:t>
-      </w:r>
-      <w:r>
-        <w:rPr>
-          <w:sz w:val="20"/>
-          <w:szCs w:val="20"/>
-        </w:rPr>
-        <w:t xml:space="preserve">A way to compare two amounts, like 3 to 2.</w:t>
+        <w:t xml:space="preserve">Ratio</w:t>
       </w:r>
       <w:r>
         <w:rPr>
@@ -2284,109 +2171,7 @@
           <w:sz w:val="18"/>
           <w:szCs w:val="18"/>
         </w:rPr>
-        <w:br/>
-        <w:t xml:space="preserve">Razón — Una manera de comparar dos cantidades, como 3 a 2.</w:t>
-      </w:r>
-    </w:p>
-    <w:tbl>
-      <w:tblPr>
-        <w:tblW w:type="pct" w:w="100%"/>
-        <w:tblBorders>
-          <w:top w:val="single" w:color="1FA6A2" w:sz="8"/>
-          <w:left w:val="single" w:color="1FA6A2" w:sz="8"/>
-          <w:bottom w:val="single" w:color="1FA6A2" w:sz="8"/>
-          <w:right w:val="single" w:color="1FA6A2" w:sz="8"/>
-          <w:insideH w:val="single" w:color="auto" w:sz="4"/>
-          <w:insideV w:val="single" w:color="auto" w:sz="4"/>
-        </w:tblBorders>
-      </w:tblPr>
-      <w:tblGrid>
-        <w:gridCol w:w="100"/>
-      </w:tblGrid>
-      <w:tr>
-        <w:tc>
-          <w:tcPr>
-            <w:shd w:fill="F7FFFD" w:color="auto" w:val="clear"/>
-            <w:tcMar>
-              <w:top w:type="dxa" w:w="120"/>
-              <w:left w:type="dxa" w:w="180"/>
-              <w:bottom w:type="dxa" w:w="120"/>
-              <w:right w:type="dxa" w:w="180"/>
-            </w:tcMar>
-          </w:tcPr>
-          <w:p>
-            <w:pPr>
-              <w:spacing w:after="50"/>
-            </w:pPr>
-            <w:r>
-              <w:rPr>
-                <w:b/>
-                <w:bCs/>
-                <w:color w:val="1FA6A2"/>
-                <w:sz w:val="20"/>
-                <w:szCs w:val="20"/>
-              </w:rPr>
-              <w:t xml:space="preserve">Say it first:  </w:t>
-            </w:r>
-            <w:r>
-              <w:rPr>
-                <w:sz w:val="20"/>
-                <w:szCs w:val="20"/>
-              </w:rPr>
-              <w:t xml:space="preserve">Say your idea to a partner or quietly to yourself before you write.</w:t>
-            </w:r>
-          </w:p>
-          <w:p>
-            <w:pPr>
-              <w:spacing w:after="60"/>
-            </w:pPr>
-            <w:r>
-              <w:rPr>
-                <w:color w:val="1A2733"/>
-                <w:sz w:val="21"/>
-                <w:szCs w:val="21"/>
-              </w:rPr>
-              <w:t xml:space="preserve">The ___ bag is the better deal because its unit rate is $___ per cup, which is ___ than $___ per cup for the other size.</w:t>
-            </w:r>
-            <w:r>
-              <w:rPr>
-                <w:i/>
-                <w:iCs/>
-                <w:color w:val="5F6F80"/>
-                <w:sz w:val="19"/>
-                <w:szCs w:val="19"/>
-              </w:rPr>
-              <w:br/>
-              <w:t xml:space="preserve">Di tu respuesta primero: Mi respuesta es ___ porque ___.</w:t>
-            </w:r>
-          </w:p>
-        </w:tc>
-      </w:tr>
-    </w:tbl>
-    <w:p>
-      <w:pPr>
-        <w:pStyle w:val="Heading2"/>
-        <w:spacing w:after="80" w:before="180"/>
-      </w:pPr>
-      <w:r>
-        <w:rPr>
-          <w:b/>
-          <w:bCs/>
-          <w:color w:val="12355B"/>
-          <w:sz w:val="24"/>
-          <w:szCs w:val="24"/>
-        </w:rPr>
-        <w:t xml:space="preserve">3. Build Your Explanation</w:t>
-      </w:r>
-      <w:r>
-        <w:rPr>
-          <w:i/>
-          <w:iCs/>
-          <w:color w:val="B97A12"/>
-          <w:sz w:val="19"/>
-          <w:szCs w:val="19"/>
-        </w:rPr>
-        <w:t xml:space="preserve">   choose your support</w:t>
+        <w:t xml:space="preserve">  ·  Razón</w:t>
       </w:r>
     </w:p>
     <w:tbl>
@@ -2417,21 +2202,6 @@
           </w:tcPr>
           <w:p>
             <w:pPr>
-              <w:spacing w:after="50"/>
-            </w:pPr>
-            <w:r>
-              <w:rPr>
-                <w:i/>
-                <w:iCs/>
-                <w:color w:val="5F6F80"/>
-                <w:sz w:val="19"/>
-                <w:szCs w:val="19"/>
-              </w:rPr>
-              <w:t xml:space="preserve">This model shows the parts of an explanation. It does not answer your writing question.</w:t>
-            </w:r>
-          </w:p>
-          <w:p>
-            <w:pPr>
               <w:spacing w:after="80"/>
             </w:pPr>
             <w:r>
@@ -2442,58 +2212,14 @@
                 <w:sz w:val="19"/>
                 <w:szCs w:val="19"/>
               </w:rPr>
-              <w:t xml:space="preserve">Claim:  </w:t>
+              <w:t xml:space="preserve">Model:  </w:t>
             </w:r>
             <w:r>
               <w:rPr>
                 <w:sz w:val="19"/>
                 <w:szCs w:val="19"/>
               </w:rPr>
-              <w:t xml:space="preserve">It is hard to compare because the booths have different numbers of games.</w:t>
-            </w:r>
-          </w:p>
-          <w:p>
-            <w:pPr>
-              <w:spacing w:after="80"/>
-            </w:pPr>
-            <w:r>
-              <w:rPr>
-                <w:b/>
-                <w:bCs/>
-                <w:color w:val="12355B"/>
-                <w:sz w:val="19"/>
-                <w:szCs w:val="19"/>
-              </w:rPr>
-              <w:t xml:space="preserve">Evidence:  </w:t>
-            </w:r>
-            <w:r>
-              <w:rPr>
-                <w:sz w:val="19"/>
-                <w:szCs w:val="19"/>
-              </w:rPr>
-              <w:t xml:space="preserve">Students notice the prices cannot be compared directly because the number of games differs, so they need the cost for one game (the unit rate) to compare fairly.</w:t>
-            </w:r>
-          </w:p>
-          <w:p>
-            <w:pPr>
-              <w:spacing w:after="80"/>
-            </w:pPr>
-            <w:r>
-              <w:rPr>
-                <w:b/>
-                <w:bCs/>
-                <w:color w:val="12355B"/>
-                <w:sz w:val="19"/>
-                <w:szCs w:val="19"/>
-              </w:rPr>
-              <w:t xml:space="preserve">Reasoning:  </w:t>
-            </w:r>
-            <w:r>
-              <w:rPr>
-                <w:sz w:val="19"/>
-                <w:szCs w:val="19"/>
-              </w:rPr>
-              <w:t xml:space="preserve">This evidence connects the definition of rates and unit rates to the mathematical claim.</w:t>
+              <w:t xml:space="preserve">It is hard to compare because the booths have different numbers of games. — Students notice the prices cannot be compared directly because the number of games differs, so they need the cost for one game (the unit rate) to compare fairly.</w:t>
             </w:r>
           </w:p>
         </w:tc>
@@ -2572,7 +2298,7 @@
           <w:sz w:val="21"/>
           <w:szCs w:val="21"/>
         </w:rPr>
-        <w:t xml:space="preserve">My answer is ___.</w:t>
+        <w:t xml:space="preserve">My answer is ___ because ___.</w:t>
       </w:r>
       <w:r>
         <w:rPr>
@@ -2583,7 +2309,7 @@
           <w:szCs w:val="19"/>
         </w:rPr>
         <w:br/>
-        <w:t xml:space="preserve">Mi respuesta es ___.</w:t>
+        <w:t xml:space="preserve">Mi respuesta es ___ porque ___.</w:t>
       </w:r>
     </w:p>
     <w:tbl>
@@ -2723,7 +2449,7 @@
           <w:sz w:val="21"/>
           <w:szCs w:val="21"/>
         </w:rPr>
-        <w:t xml:space="preserve">I know because ___.</w:t>
+        <w:t xml:space="preserve">My evidence is ___, so ___.</w:t>
       </w:r>
       <w:r>
         <w:rPr>
@@ -2734,31 +2460,7 @@
           <w:szCs w:val="19"/>
         </w:rPr>
         <w:br/>
-        <w:t xml:space="preserve">Lo sé porque ___.</w:t>
-      </w:r>
-    </w:p>
-    <w:p>
-      <w:pPr>
-        <w:spacing w:after="60"/>
-      </w:pPr>
-      <w:r>
-        <w:rPr>
-          <w:color w:val="1A2733"/>
-          <w:sz w:val="21"/>
-          <w:szCs w:val="21"/>
-        </w:rPr>
-        <w:t xml:space="preserve">So ___.</w:t>
-      </w:r>
-      <w:r>
-        <w:rPr>
-          <w:i/>
-          <w:iCs/>
-          <w:color w:val="5F6F80"/>
-          <w:sz w:val="19"/>
-          <w:szCs w:val="19"/>
-        </w:rPr>
-        <w:br/>
-        <w:t xml:space="preserve">Entonces ___.</w:t>
+        <w:t xml:space="preserve">Mi evidencia es ___, entonces ___.</w:t>
       </w:r>
     </w:p>
     <w:tbl>
@@ -2864,78 +2566,6 @@
         <w:t xml:space="preserve">Escribe una afirmación, da evidencia matemática y explica tu razonamiento.</w:t>
       </w:r>
     </w:p>
-    <w:p>
-      <w:pPr>
-        <w:spacing w:after="60"/>
-      </w:pPr>
-      <w:r>
-        <w:rPr>
-          <w:color w:val="1A2733"/>
-          <w:sz w:val="21"/>
-          <w:szCs w:val="21"/>
-        </w:rPr>
-        <w:t xml:space="preserve">My claim is ___.</w:t>
-      </w:r>
-      <w:r>
-        <w:rPr>
-          <w:i/>
-          <w:iCs/>
-          <w:color w:val="5F6F80"/>
-          <w:sz w:val="19"/>
-          <w:szCs w:val="19"/>
-        </w:rPr>
-        <w:br/>
-        <w:t xml:space="preserve">Mi afirmación es ___.</w:t>
-      </w:r>
-    </w:p>
-    <w:p>
-      <w:pPr>
-        <w:spacing w:after="60"/>
-      </w:pPr>
-      <w:r>
-        <w:rPr>
-          <w:color w:val="1A2733"/>
-          <w:sz w:val="21"/>
-          <w:szCs w:val="21"/>
-        </w:rPr>
-        <w:t xml:space="preserve">My math evidence is ___.</w:t>
-      </w:r>
-      <w:r>
-        <w:rPr>
-          <w:i/>
-          <w:iCs/>
-          <w:color w:val="5F6F80"/>
-          <w:sz w:val="19"/>
-          <w:szCs w:val="19"/>
-        </w:rPr>
-        <w:br/>
-        <w:t xml:space="preserve">Mi evidencia matemática es ___.</w:t>
-      </w:r>
-    </w:p>
-    <w:p>
-      <w:pPr>
-        <w:spacing w:after="60"/>
-      </w:pPr>
-      <w:r>
-        <w:rPr>
-          <w:color w:val="1A2733"/>
-          <w:sz w:val="21"/>
-          <w:szCs w:val="21"/>
-        </w:rPr>
-        <w:t xml:space="preserve">This proves ___ because ___.</w:t>
-      </w:r>
-      <w:r>
-        <w:rPr>
-          <w:i/>
-          <w:iCs/>
-          <w:color w:val="5F6F80"/>
-          <w:sz w:val="19"/>
-          <w:szCs w:val="19"/>
-        </w:rPr>
-        <w:br/>
-        <w:t xml:space="preserve">Esto demuestra ___ porque ___.</w:t>
-      </w:r>
-    </w:p>
     <w:tbl>
       <w:tblPr>
         <w:tblW w:type="pct" w:w="100%"/>
@@ -3018,7 +2648,7 @@
           <w:sz w:val="24"/>
           <w:szCs w:val="24"/>
         </w:rPr>
-        <w:t xml:space="preserve">4. Check Your Explanation</w:t>
+        <w:t xml:space="preserve">Check Your Explanation</w:t>
       </w:r>
       <w:r>
         <w:rPr>
@@ -3028,7 +2658,7 @@
           <w:sz w:val="19"/>
           <w:szCs w:val="19"/>
         </w:rPr>
-        <w:t xml:space="preserve">   five quick checks</w:t>
+        <w:t xml:space="preserve">   three quick checks</w:t>
       </w:r>
     </w:p>
     <w:p>
@@ -3052,17 +2682,6 @@
         </w:rPr>
         <w:t xml:space="preserve">I answered the question.</w:t>
       </w:r>
-      <w:r>
-        <w:rPr>
-          <w:i/>
-          <w:iCs/>
-          <w:color w:val="5F6F80"/>
-          <w:sz w:val="18"/>
-          <w:szCs w:val="18"/>
-        </w:rPr>
-        <w:br/>
-        <w:t xml:space="preserve">Respondí la pregunta.</w:t>
-      </w:r>
     </w:p>
     <w:p>
       <w:pPr>
@@ -3083,18 +2702,7 @@
           <w:sz w:val="20"/>
           <w:szCs w:val="20"/>
         </w:rPr>
-        <w:t xml:space="preserve">I used math evidence: numbers, an equation, a model, or a comparison.</w:t>
-      </w:r>
-      <w:r>
-        <w:rPr>
-          <w:i/>
-          <w:iCs/>
-          <w:color w:val="5F6F80"/>
-          <w:sz w:val="18"/>
-          <w:szCs w:val="18"/>
-        </w:rPr>
-        <w:br/>
-        <w:t xml:space="preserve">Usé evidencia matemática: números, una ecuación, un modelo o una comparación.</w:t>
+        <w:t xml:space="preserve">I used math evidence: numbers, an equation, or a model.</w:t>
       </w:r>
     </w:p>
     <w:p>
@@ -3116,84 +2724,7 @@
           <w:sz w:val="20"/>
           <w:szCs w:val="20"/>
         </w:rPr>
-        <w:t xml:space="preserve">I explained how the evidence proves my answer.</w:t>
-      </w:r>
-      <w:r>
-        <w:rPr>
-          <w:i/>
-          <w:iCs/>
-          <w:color w:val="5F6F80"/>
-          <w:sz w:val="18"/>
-          <w:szCs w:val="18"/>
-        </w:rPr>
-        <w:br/>
-        <w:t xml:space="preserve">Expliqué cómo la evidencia demuestra mi respuesta.</w:t>
-      </w:r>
-    </w:p>
-    <w:p>
-      <w:pPr>
-        <w:spacing w:after="80"/>
-      </w:pPr>
-      <w:r>
-        <w:rPr>
-          <w:b/>
-          <w:bCs/>
-          <w:color w:val="1FA6A2"/>
-          <w:sz w:val="22"/>
-          <w:szCs w:val="22"/>
-        </w:rPr>
-        <w:t xml:space="preserve">☐  </w:t>
-      </w:r>
-      <w:r>
-        <w:rPr>
-          <w:sz w:val="20"/>
-          <w:szCs w:val="20"/>
-        </w:rPr>
         <w:t xml:space="preserve">I used at least two math words.</w:t>
-      </w:r>
-      <w:r>
-        <w:rPr>
-          <w:i/>
-          <w:iCs/>
-          <w:color w:val="5F6F80"/>
-          <w:sz w:val="18"/>
-          <w:szCs w:val="18"/>
-        </w:rPr>
-        <w:br/>
-        <w:t xml:space="preserve">Usé por lo menos dos palabras matemáticas.</w:t>
-      </w:r>
-    </w:p>
-    <w:p>
-      <w:pPr>
-        <w:spacing w:after="80"/>
-      </w:pPr>
-      <w:r>
-        <w:rPr>
-          <w:b/>
-          <w:bCs/>
-          <w:color w:val="1FA6A2"/>
-          <w:sz w:val="22"/>
-          <w:szCs w:val="22"/>
-        </w:rPr>
-        <w:t xml:space="preserve">☐  </w:t>
-      </w:r>
-      <w:r>
-        <w:rPr>
-          <w:sz w:val="20"/>
-          <w:szCs w:val="20"/>
-        </w:rPr>
-        <w:t xml:space="preserve">I reread complete sentences and punctuation.</w:t>
-      </w:r>
-      <w:r>
-        <w:rPr>
-          <w:i/>
-          <w:iCs/>
-          <w:color w:val="5F6F80"/>
-          <w:sz w:val="18"/>
-          <w:szCs w:val="18"/>
-        </w:rPr>
-        <w:br/>
-        <w:t xml:space="preserve">Volví a leer mis oraciones completas y la puntuación.</w:t>
       </w:r>
     </w:p>
     <w:p>
@@ -4643,7 +4174,7 @@
           <w:sz w:val="21"/>
           <w:szCs w:val="21"/>
         </w:rPr>
-        <w:t xml:space="preserve">Which token pack from the table above is the best deal?</w:t>
+        <w:t xml:space="preserve">Token packs: Pack A is 20 tokens for $5.00, Pack B is 35 tokens for $7.00, and Pack C is 50 tokens for $12.50. Which pack is the best deal per token?</w:t>
       </w:r>
     </w:p>
     <w:p>
